--- a/unicesumar/engenharia-software/matematica-aplicada-a-computacao/atividades/mapa/mapa.docx
+++ b/unicesumar/engenharia-software/matematica-aplicada-a-computacao/atividades/mapa/mapa.docx
@@ -100,7 +100,15 @@
                 <w:sz w:val="24"/>
                 <w:szCs w:val="24"/>
               </w:rPr>
-              <w:t xml:space="preserve"> José Luiz Bruiani Barco</w:t>
+              <w:t xml:space="preserve"> </w:t>
+            </w:r>
+            <w:r>
+              <w:rPr>
+                <w:bCs/>
+                <w:sz w:val="24"/>
+                <w:szCs w:val="24"/>
+              </w:rPr>
+              <w:t>José Luiz Bruiani Barco</w:t>
             </w:r>
           </w:p>
         </w:tc>
@@ -125,7 +133,7 @@
               <w:spacing w:line="360" w:lineRule="auto"/>
               <w:ind w:left="100" w:right="100"/>
               <w:rPr>
-                <w:b/>
+                <w:bCs/>
                 <w:sz w:val="24"/>
                 <w:szCs w:val="24"/>
               </w:rPr>
@@ -198,7 +206,7 @@
             </w:r>
             <w:r>
               <w:rPr>
-                <w:b/>
+                <w:bCs/>
                 <w:sz w:val="24"/>
                 <w:szCs w:val="24"/>
               </w:rPr>
@@ -256,7 +264,7 @@
             </w:r>
             <w:r>
               <w:rPr>
-                <w:b/>
+                <w:bCs/>
                 <w:sz w:val="24"/>
                 <w:szCs w:val="24"/>
               </w:rPr>
@@ -264,7 +272,7 @@
             </w:r>
             <w:r>
               <w:rPr>
-                <w:b/>
+                <w:bCs/>
                 <w:sz w:val="24"/>
                 <w:szCs w:val="24"/>
               </w:rPr>
@@ -272,7 +280,7 @@
             </w:r>
             <w:r>
               <w:rPr>
-                <w:b/>
+                <w:bCs/>
                 <w:sz w:val="24"/>
                 <w:szCs w:val="24"/>
               </w:rPr>
@@ -329,7 +337,7 @@
             </w:r>
             <w:r>
               <w:rPr>
-                <w:b/>
+                <w:bCs/>
                 <w:sz w:val="24"/>
                 <w:szCs w:val="24"/>
               </w:rPr>
@@ -382,7 +390,7 @@
             </w:r>
             <w:r>
               <w:rPr>
-                <w:b/>
+                <w:bCs/>
                 <w:sz w:val="24"/>
                 <w:szCs w:val="24"/>
               </w:rPr>
@@ -718,33 +726,960 @@
     </w:p>
     <w:p>
       <w:pPr>
-        <w:spacing w:line="360" w:lineRule="auto"/>
-        <w:jc w:val="center"/>
+        <w:pStyle w:val="PargrafodaLista"/>
+        <w:numPr>
+          <w:ilvl w:val="2"/>
+          <w:numId w:val="1"/>
+        </w:numPr>
+        <w:spacing w:line="360" w:lineRule="auto"/>
+        <w:jc w:val="both"/>
+        <w:rPr>
+          <w:sz w:val="24"/>
+          <w:szCs w:val="24"/>
+        </w:rPr>
+      </w:pPr>
+      <w:r>
+        <w:rPr>
+          <w:sz w:val="24"/>
+          <w:szCs w:val="24"/>
+        </w:rPr>
+        <w:lastRenderedPageBreak/>
+        <w:t>U</w:t>
+      </w:r>
+      <w:r>
+        <w:rPr>
+          <w:sz w:val="24"/>
+          <w:szCs w:val="24"/>
+        </w:rPr>
+        <w:t xml:space="preserve">sando as operações lógicas de conjunto, quantas pessoas reclamaram dos </w:t>
+      </w:r>
+      <w:r>
+        <w:rPr>
+          <w:sz w:val="24"/>
+          <w:szCs w:val="24"/>
+        </w:rPr>
+        <w:t>três serviços simultaneamente?</w:t>
+      </w:r>
+    </w:p>
+    <w:p>
+      <w:pPr>
+        <w:spacing w:line="360" w:lineRule="auto"/>
+        <w:jc w:val="both"/>
+        <w:rPr>
+          <w:sz w:val="24"/>
+          <w:szCs w:val="24"/>
+        </w:rPr>
+      </w:pPr>
+      <w:r>
+        <w:rPr>
+          <w:sz w:val="24"/>
+          <w:szCs w:val="24"/>
+        </w:rPr>
+        <w:t xml:space="preserve">Para encontrar o número de pessoas que reclamam dos três serviços </w:t>
+      </w:r>
+      <w:r>
+        <w:rPr>
+          <w:sz w:val="24"/>
+          <w:szCs w:val="24"/>
+        </w:rPr>
+        <w:t>simultaneamente (</w:t>
+      </w:r>
+      <m:oMath>
+        <m:r>
+          <w:rPr>
+            <w:rFonts w:ascii="Cambria Math" w:hAnsi="Cambria Math"/>
+            <w:sz w:val="24"/>
+            <w:szCs w:val="24"/>
+          </w:rPr>
+          <m:t>B∩T∩C</m:t>
+        </m:r>
+      </m:oMath>
+      <w:r>
+        <w:rPr>
+          <w:sz w:val="24"/>
+          <w:szCs w:val="24"/>
+        </w:rPr>
+        <w:t>), pode</w:t>
+      </w:r>
+      <w:r>
+        <w:rPr>
+          <w:sz w:val="24"/>
+          <w:szCs w:val="24"/>
+        </w:rPr>
+        <w:t>-se</w:t>
+      </w:r>
+      <w:r>
+        <w:rPr>
+          <w:sz w:val="24"/>
+          <w:szCs w:val="24"/>
+        </w:rPr>
+        <w:t xml:space="preserve"> utilizar o </w:t>
+      </w:r>
+      <w:r>
         <w:rPr>
           <w:b/>
-          <w:sz w:val="24"/>
-          <w:szCs w:val="24"/>
-        </w:rPr>
-      </w:pPr>
-    </w:p>
-    <w:p>
-      <w:pPr>
-        <w:spacing w:line="360" w:lineRule="auto"/>
+          <w:bCs/>
+          <w:sz w:val="24"/>
+          <w:szCs w:val="24"/>
+        </w:rPr>
+        <w:t>Princípio</w:t>
+      </w:r>
+      <w:r>
         <w:rPr>
           <w:b/>
-          <w:sz w:val="24"/>
-          <w:szCs w:val="24"/>
-        </w:rPr>
-      </w:pPr>
-    </w:p>
-    <w:p>
-      <w:pPr>
-        <w:spacing w:line="360" w:lineRule="auto"/>
-        <w:rPr>
-          <w:sz w:val="24"/>
-          <w:szCs w:val="24"/>
-        </w:rPr>
-      </w:pPr>
+          <w:bCs/>
+          <w:sz w:val="24"/>
+          <w:szCs w:val="24"/>
+        </w:rPr>
+        <w:t xml:space="preserve"> da Inclusão-Exclusão</w:t>
+      </w:r>
+      <w:r>
+        <w:rPr>
+          <w:sz w:val="24"/>
+          <w:szCs w:val="24"/>
+        </w:rPr>
+        <w:t xml:space="preserve"> da Teoria dos Conjuntos.</w:t>
+      </w:r>
+    </w:p>
+    <w:p>
+      <w:pPr>
+        <w:spacing w:line="360" w:lineRule="auto"/>
+        <w:jc w:val="both"/>
+        <w:rPr>
+          <w:sz w:val="24"/>
+          <w:szCs w:val="24"/>
+        </w:rPr>
+      </w:pPr>
+      <w:r>
+        <w:rPr>
+          <w:sz w:val="24"/>
+          <w:szCs w:val="24"/>
+        </w:rPr>
+        <w:t>A fórmula para a união de três conjuntos é dada por:</w:t>
+      </w:r>
+    </w:p>
+    <w:p>
+      <w:pPr>
+        <w:spacing w:line="360" w:lineRule="auto"/>
+        <w:jc w:val="both"/>
+        <w:rPr>
+          <w:sz w:val="24"/>
+          <w:szCs w:val="24"/>
+        </w:rPr>
+      </w:pPr>
+      <m:oMathPara>
+        <m:oMath>
+          <m:r>
+            <w:rPr>
+              <w:rFonts w:ascii="Cambria Math" w:hAnsi="Cambria Math"/>
+              <w:sz w:val="24"/>
+              <w:szCs w:val="24"/>
+            </w:rPr>
+            <m:t>n</m:t>
+          </m:r>
+          <m:d>
+            <m:dPr>
+              <m:ctrlPr>
+                <w:rPr>
+                  <w:rFonts w:ascii="Cambria Math" w:hAnsi="Cambria Math"/>
+                  <w:sz w:val="24"/>
+                  <w:szCs w:val="24"/>
+                </w:rPr>
+              </m:ctrlPr>
+            </m:dPr>
+            <m:e>
+              <m:r>
+                <w:rPr>
+                  <w:rFonts w:ascii="Cambria Math" w:hAnsi="Cambria Math"/>
+                  <w:sz w:val="24"/>
+                  <w:szCs w:val="24"/>
+                </w:rPr>
+                <m:t>B∪T∪C</m:t>
+              </m:r>
+            </m:e>
+          </m:d>
+          <m:r>
+            <w:rPr>
+              <w:rFonts w:ascii="Cambria Math" w:hAnsi="Cambria Math"/>
+              <w:sz w:val="24"/>
+              <w:szCs w:val="24"/>
+            </w:rPr>
+            <m:t>=n</m:t>
+          </m:r>
+          <m:d>
+            <m:dPr>
+              <m:ctrlPr>
+                <w:rPr>
+                  <w:rFonts w:ascii="Cambria Math" w:hAnsi="Cambria Math"/>
+                  <w:sz w:val="24"/>
+                  <w:szCs w:val="24"/>
+                </w:rPr>
+              </m:ctrlPr>
+            </m:dPr>
+            <m:e>
+              <m:r>
+                <w:rPr>
+                  <w:rFonts w:ascii="Cambria Math" w:hAnsi="Cambria Math"/>
+                  <w:sz w:val="24"/>
+                  <w:szCs w:val="24"/>
+                </w:rPr>
+                <m:t>B</m:t>
+              </m:r>
+            </m:e>
+          </m:d>
+          <m:r>
+            <w:rPr>
+              <w:rFonts w:ascii="Cambria Math" w:hAnsi="Cambria Math"/>
+              <w:sz w:val="24"/>
+              <w:szCs w:val="24"/>
+            </w:rPr>
+            <m:t>+n</m:t>
+          </m:r>
+          <m:d>
+            <m:dPr>
+              <m:ctrlPr>
+                <w:rPr>
+                  <w:rFonts w:ascii="Cambria Math" w:hAnsi="Cambria Math"/>
+                  <w:sz w:val="24"/>
+                  <w:szCs w:val="24"/>
+                </w:rPr>
+              </m:ctrlPr>
+            </m:dPr>
+            <m:e>
+              <m:r>
+                <w:rPr>
+                  <w:rFonts w:ascii="Cambria Math" w:hAnsi="Cambria Math"/>
+                  <w:sz w:val="24"/>
+                  <w:szCs w:val="24"/>
+                </w:rPr>
+                <m:t>T</m:t>
+              </m:r>
+            </m:e>
+          </m:d>
+          <m:r>
+            <w:rPr>
+              <w:rFonts w:ascii="Cambria Math" w:hAnsi="Cambria Math"/>
+              <w:sz w:val="24"/>
+              <w:szCs w:val="24"/>
+            </w:rPr>
+            <m:t>+n</m:t>
+          </m:r>
+          <m:d>
+            <m:dPr>
+              <m:ctrlPr>
+                <w:rPr>
+                  <w:rFonts w:ascii="Cambria Math" w:hAnsi="Cambria Math"/>
+                  <w:sz w:val="24"/>
+                  <w:szCs w:val="24"/>
+                </w:rPr>
+              </m:ctrlPr>
+            </m:dPr>
+            <m:e>
+              <m:r>
+                <w:rPr>
+                  <w:rFonts w:ascii="Cambria Math" w:hAnsi="Cambria Math"/>
+                  <w:sz w:val="24"/>
+                  <w:szCs w:val="24"/>
+                </w:rPr>
+                <m:t>C</m:t>
+              </m:r>
+            </m:e>
+          </m:d>
+          <m:r>
+            <w:rPr>
+              <w:rFonts w:ascii="Cambria Math" w:hAnsi="Cambria Math"/>
+              <w:sz w:val="24"/>
+              <w:szCs w:val="24"/>
+            </w:rPr>
+            <m:t>-n</m:t>
+          </m:r>
+          <m:d>
+            <m:dPr>
+              <m:ctrlPr>
+                <w:rPr>
+                  <w:rFonts w:ascii="Cambria Math" w:hAnsi="Cambria Math"/>
+                  <w:sz w:val="24"/>
+                  <w:szCs w:val="24"/>
+                </w:rPr>
+              </m:ctrlPr>
+            </m:dPr>
+            <m:e>
+              <m:r>
+                <w:rPr>
+                  <w:rFonts w:ascii="Cambria Math" w:hAnsi="Cambria Math"/>
+                  <w:sz w:val="24"/>
+                  <w:szCs w:val="24"/>
+                </w:rPr>
+                <m:t>B∩T</m:t>
+              </m:r>
+            </m:e>
+          </m:d>
+          <m:r>
+            <w:rPr>
+              <w:rFonts w:ascii="Cambria Math" w:hAnsi="Cambria Math"/>
+              <w:sz w:val="24"/>
+              <w:szCs w:val="24"/>
+            </w:rPr>
+            <m:t>-n</m:t>
+          </m:r>
+          <m:d>
+            <m:dPr>
+              <m:ctrlPr>
+                <w:rPr>
+                  <w:rFonts w:ascii="Cambria Math" w:hAnsi="Cambria Math"/>
+                  <w:sz w:val="24"/>
+                  <w:szCs w:val="24"/>
+                </w:rPr>
+              </m:ctrlPr>
+            </m:dPr>
+            <m:e>
+              <m:r>
+                <w:rPr>
+                  <w:rFonts w:ascii="Cambria Math" w:hAnsi="Cambria Math"/>
+                  <w:sz w:val="24"/>
+                  <w:szCs w:val="24"/>
+                </w:rPr>
+                <m:t>B∩C</m:t>
+              </m:r>
+            </m:e>
+          </m:d>
+          <m:r>
+            <w:rPr>
+              <w:rFonts w:ascii="Cambria Math" w:hAnsi="Cambria Math"/>
+              <w:sz w:val="24"/>
+              <w:szCs w:val="24"/>
+            </w:rPr>
+            <m:t>-n</m:t>
+          </m:r>
+          <m:d>
+            <m:dPr>
+              <m:ctrlPr>
+                <w:rPr>
+                  <w:rFonts w:ascii="Cambria Math" w:hAnsi="Cambria Math"/>
+                  <w:sz w:val="24"/>
+                  <w:szCs w:val="24"/>
+                </w:rPr>
+              </m:ctrlPr>
+            </m:dPr>
+            <m:e>
+              <m:r>
+                <w:rPr>
+                  <w:rFonts w:ascii="Cambria Math" w:hAnsi="Cambria Math"/>
+                  <w:sz w:val="24"/>
+                  <w:szCs w:val="24"/>
+                </w:rPr>
+                <m:t>T∩C</m:t>
+              </m:r>
+            </m:e>
+          </m:d>
+          <m:r>
+            <w:rPr>
+              <w:rFonts w:ascii="Cambria Math" w:hAnsi="Cambria Math"/>
+              <w:sz w:val="24"/>
+              <w:szCs w:val="24"/>
+            </w:rPr>
+            <m:t>+n</m:t>
+          </m:r>
+          <m:d>
+            <m:dPr>
+              <m:ctrlPr>
+                <w:rPr>
+                  <w:rFonts w:ascii="Cambria Math" w:hAnsi="Cambria Math"/>
+                  <w:sz w:val="24"/>
+                  <w:szCs w:val="24"/>
+                </w:rPr>
+              </m:ctrlPr>
+            </m:dPr>
+            <m:e>
+              <m:r>
+                <w:rPr>
+                  <w:rFonts w:ascii="Cambria Math" w:hAnsi="Cambria Math"/>
+                  <w:sz w:val="24"/>
+                  <w:szCs w:val="24"/>
+                </w:rPr>
+                <m:t>B∩T∩C</m:t>
+              </m:r>
+            </m:e>
+          </m:d>
+          <m:r>
+            <m:rPr>
+              <m:sty m:val="p"/>
+            </m:rPr>
+            <w:rPr>
+              <w:sz w:val="24"/>
+              <w:szCs w:val="24"/>
+            </w:rPr>
+            <w:br/>
+          </m:r>
+        </m:oMath>
+      </m:oMathPara>
+      <w:r>
+        <w:rPr>
+          <w:sz w:val="24"/>
+          <w:szCs w:val="24"/>
+        </w:rPr>
+        <w:t>Cons</w:t>
+      </w:r>
+      <w:r>
+        <w:rPr>
+          <w:sz w:val="24"/>
+          <w:szCs w:val="24"/>
+        </w:rPr>
+        <w:t>iderando que as 145 pessoas participaram e que cada uma delas fez pelo menos uma das reclamações</w:t>
+      </w:r>
+      <w:r>
+        <w:rPr>
+          <w:sz w:val="24"/>
+          <w:szCs w:val="24"/>
+        </w:rPr>
+        <w:t xml:space="preserve"> listadas, o total da união dos conjuntos é </w:t>
+      </w:r>
+      <m:oMath>
+        <m:r>
+          <w:rPr>
+            <w:rFonts w:ascii="Cambria Math" w:hAnsi="Cambria Math"/>
+            <w:sz w:val="24"/>
+            <w:szCs w:val="24"/>
+          </w:rPr>
+          <m:t>n</m:t>
+        </m:r>
+        <m:d>
+          <m:dPr>
+            <m:ctrlPr>
+              <w:rPr>
+                <w:rFonts w:ascii="Cambria Math" w:hAnsi="Cambria Math"/>
+                <w:sz w:val="24"/>
+                <w:szCs w:val="24"/>
+              </w:rPr>
+            </m:ctrlPr>
+          </m:dPr>
+          <m:e>
+            <m:r>
+              <w:rPr>
+                <w:rFonts w:ascii="Cambria Math" w:hAnsi="Cambria Math"/>
+                <w:sz w:val="24"/>
+                <w:szCs w:val="24"/>
+              </w:rPr>
+              <m:t>B∪T∪C</m:t>
+            </m:r>
+          </m:e>
+        </m:d>
+        <m:r>
+          <w:rPr>
+            <w:rFonts w:ascii="Cambria Math" w:hAnsi="Cambria Math"/>
+            <w:sz w:val="24"/>
+            <w:szCs w:val="24"/>
+          </w:rPr>
+          <m:t>=145</m:t>
+        </m:r>
+      </m:oMath>
+      <w:r>
+        <w:rPr>
+          <w:sz w:val="24"/>
+          <w:szCs w:val="24"/>
+        </w:rPr>
+        <w:t>.</w:t>
+      </w:r>
+    </w:p>
+    <w:p>
+      <w:pPr>
+        <w:spacing w:line="360" w:lineRule="auto"/>
+        <w:jc w:val="both"/>
+        <w:rPr>
+          <w:sz w:val="24"/>
+          <w:szCs w:val="24"/>
+        </w:rPr>
+      </w:pPr>
+      <w:r>
+        <w:rPr>
+          <w:sz w:val="24"/>
+          <w:szCs w:val="24"/>
+        </w:rPr>
+        <w:t>Substituindo os valores fornecidos no enunciado na fórmula:</w:t>
+      </w:r>
+    </w:p>
+    <w:p>
+      <w:pPr>
+        <w:pStyle w:val="PargrafodaLista"/>
+        <w:numPr>
+          <w:ilvl w:val="0"/>
+          <w:numId w:val="3"/>
+        </w:numPr>
+        <w:spacing w:line="360" w:lineRule="auto"/>
+        <w:jc w:val="both"/>
+        <w:rPr>
+          <w:sz w:val="24"/>
+          <w:szCs w:val="24"/>
+        </w:rPr>
+      </w:pPr>
+      <m:oMath>
+        <m:r>
+          <w:rPr>
+            <w:rFonts w:ascii="Cambria Math" w:hAnsi="Cambria Math"/>
+            <w:sz w:val="24"/>
+            <w:szCs w:val="24"/>
+          </w:rPr>
+          <m:t>n</m:t>
+        </m:r>
+        <m:d>
+          <m:dPr>
+            <m:ctrlPr>
+              <w:rPr>
+                <w:rFonts w:ascii="Cambria Math" w:hAnsi="Cambria Math"/>
+                <w:sz w:val="24"/>
+                <w:szCs w:val="24"/>
+              </w:rPr>
+            </m:ctrlPr>
+          </m:dPr>
+          <m:e>
+            <m:r>
+              <w:rPr>
+                <w:rFonts w:ascii="Cambria Math" w:hAnsi="Cambria Math"/>
+                <w:sz w:val="24"/>
+                <w:szCs w:val="24"/>
+              </w:rPr>
+              <m:t>B∪T∪C</m:t>
+            </m:r>
+          </m:e>
+        </m:d>
+        <m:r>
+          <w:rPr>
+            <w:rFonts w:ascii="Cambria Math" w:hAnsi="Cambria Math"/>
+            <w:sz w:val="24"/>
+            <w:szCs w:val="24"/>
+          </w:rPr>
+          <m:t>=145</m:t>
+        </m:r>
+      </m:oMath>
+    </w:p>
+    <w:p>
+      <w:pPr>
+        <w:pStyle w:val="PargrafodaLista"/>
+        <w:numPr>
+          <w:ilvl w:val="0"/>
+          <w:numId w:val="3"/>
+        </w:numPr>
+        <w:spacing w:line="360" w:lineRule="auto"/>
+        <w:jc w:val="both"/>
+        <w:rPr>
+          <w:sz w:val="24"/>
+          <w:szCs w:val="24"/>
+        </w:rPr>
+      </w:pPr>
+      <m:oMath>
+        <m:r>
+          <w:rPr>
+            <w:rFonts w:ascii="Cambria Math" w:hAnsi="Cambria Math"/>
+            <w:sz w:val="24"/>
+            <w:szCs w:val="24"/>
+          </w:rPr>
+          <m:t>n</m:t>
+        </m:r>
+        <m:d>
+          <m:dPr>
+            <m:ctrlPr>
+              <w:rPr>
+                <w:rFonts w:ascii="Cambria Math" w:hAnsi="Cambria Math"/>
+                <w:sz w:val="24"/>
+                <w:szCs w:val="24"/>
+              </w:rPr>
+            </m:ctrlPr>
+          </m:dPr>
+          <m:e>
+            <m:r>
+              <w:rPr>
+                <w:rFonts w:ascii="Cambria Math" w:hAnsi="Cambria Math"/>
+                <w:sz w:val="24"/>
+                <w:szCs w:val="24"/>
+              </w:rPr>
+              <m:t>B</m:t>
+            </m:r>
+          </m:e>
+        </m:d>
+        <m:r>
+          <w:rPr>
+            <w:rFonts w:ascii="Cambria Math" w:hAnsi="Cambria Math"/>
+            <w:sz w:val="24"/>
+            <w:szCs w:val="24"/>
+          </w:rPr>
+          <m:t>=65</m:t>
+        </m:r>
+      </m:oMath>
+    </w:p>
+    <w:p>
+      <w:pPr>
+        <w:pStyle w:val="PargrafodaLista"/>
+        <w:numPr>
+          <w:ilvl w:val="0"/>
+          <w:numId w:val="3"/>
+        </w:numPr>
+        <w:spacing w:line="360" w:lineRule="auto"/>
+        <w:jc w:val="both"/>
+        <w:rPr>
+          <w:sz w:val="24"/>
+          <w:szCs w:val="24"/>
+        </w:rPr>
+      </w:pPr>
+      <m:oMath>
+        <m:r>
+          <w:rPr>
+            <w:rFonts w:ascii="Cambria Math" w:hAnsi="Cambria Math"/>
+            <w:sz w:val="24"/>
+            <w:szCs w:val="24"/>
+          </w:rPr>
+          <m:t>n</m:t>
+        </m:r>
+        <m:d>
+          <m:dPr>
+            <m:ctrlPr>
+              <w:rPr>
+                <w:rFonts w:ascii="Cambria Math" w:hAnsi="Cambria Math"/>
+                <w:sz w:val="24"/>
+                <w:szCs w:val="24"/>
+              </w:rPr>
+            </m:ctrlPr>
+          </m:dPr>
+          <m:e>
+            <m:r>
+              <w:rPr>
+                <w:rFonts w:ascii="Cambria Math" w:hAnsi="Cambria Math"/>
+                <w:sz w:val="24"/>
+                <w:szCs w:val="24"/>
+              </w:rPr>
+              <m:t>T</m:t>
+            </m:r>
+          </m:e>
+        </m:d>
+        <m:r>
+          <w:rPr>
+            <w:rFonts w:ascii="Cambria Math" w:hAnsi="Cambria Math"/>
+            <w:sz w:val="24"/>
+            <w:szCs w:val="24"/>
+          </w:rPr>
+          <m:t>=70</m:t>
+        </m:r>
+      </m:oMath>
+    </w:p>
+    <w:p>
+      <w:pPr>
+        <w:pStyle w:val="PargrafodaLista"/>
+        <w:numPr>
+          <w:ilvl w:val="0"/>
+          <w:numId w:val="3"/>
+        </w:numPr>
+        <w:spacing w:line="360" w:lineRule="auto"/>
+        <w:jc w:val="both"/>
+        <w:rPr>
+          <w:sz w:val="24"/>
+          <w:szCs w:val="24"/>
+        </w:rPr>
+      </w:pPr>
+      <m:oMath>
+        <m:r>
+          <w:rPr>
+            <w:rFonts w:ascii="Cambria Math" w:hAnsi="Cambria Math"/>
+            <w:sz w:val="24"/>
+            <w:szCs w:val="24"/>
+          </w:rPr>
+          <m:t>n</m:t>
+        </m:r>
+        <m:d>
+          <m:dPr>
+            <m:ctrlPr>
+              <w:rPr>
+                <w:rFonts w:ascii="Cambria Math" w:hAnsi="Cambria Math"/>
+                <w:sz w:val="24"/>
+                <w:szCs w:val="24"/>
+              </w:rPr>
+            </m:ctrlPr>
+          </m:dPr>
+          <m:e>
+            <m:r>
+              <w:rPr>
+                <w:rFonts w:ascii="Cambria Math" w:hAnsi="Cambria Math"/>
+                <w:sz w:val="24"/>
+                <w:szCs w:val="24"/>
+              </w:rPr>
+              <m:t>C</m:t>
+            </m:r>
+          </m:e>
+        </m:d>
+        <m:r>
+          <w:rPr>
+            <w:rFonts w:ascii="Cambria Math" w:hAnsi="Cambria Math"/>
+            <w:sz w:val="24"/>
+            <w:szCs w:val="24"/>
+          </w:rPr>
+          <m:t>=55</m:t>
+        </m:r>
+      </m:oMath>
+    </w:p>
+    <w:p>
+      <w:pPr>
+        <w:pStyle w:val="PargrafodaLista"/>
+        <w:numPr>
+          <w:ilvl w:val="0"/>
+          <w:numId w:val="3"/>
+        </w:numPr>
+        <w:spacing w:line="360" w:lineRule="auto"/>
+        <w:jc w:val="both"/>
+        <w:rPr>
+          <w:sz w:val="24"/>
+          <w:szCs w:val="24"/>
+        </w:rPr>
+      </w:pPr>
+      <m:oMath>
+        <m:r>
+          <w:rPr>
+            <w:rFonts w:ascii="Cambria Math" w:hAnsi="Cambria Math"/>
+            <w:sz w:val="24"/>
+            <w:szCs w:val="24"/>
+          </w:rPr>
+          <m:t>n</m:t>
+        </m:r>
+        <m:d>
+          <m:dPr>
+            <m:ctrlPr>
+              <w:rPr>
+                <w:rFonts w:ascii="Cambria Math" w:hAnsi="Cambria Math"/>
+                <w:sz w:val="24"/>
+                <w:szCs w:val="24"/>
+              </w:rPr>
+            </m:ctrlPr>
+          </m:dPr>
+          <m:e>
+            <m:r>
+              <w:rPr>
+                <w:rFonts w:ascii="Cambria Math" w:hAnsi="Cambria Math"/>
+                <w:sz w:val="24"/>
+                <w:szCs w:val="24"/>
+              </w:rPr>
+              <m:t>B∩T</m:t>
+            </m:r>
+          </m:e>
+        </m:d>
+        <m:r>
+          <w:rPr>
+            <w:rFonts w:ascii="Cambria Math" w:hAnsi="Cambria Math"/>
+            <w:sz w:val="24"/>
+            <w:szCs w:val="24"/>
+          </w:rPr>
+          <m:t>=15</m:t>
+        </m:r>
+      </m:oMath>
+    </w:p>
+    <w:p>
+      <w:pPr>
+        <w:pStyle w:val="PargrafodaLista"/>
+        <w:numPr>
+          <w:ilvl w:val="0"/>
+          <w:numId w:val="3"/>
+        </w:numPr>
+        <w:spacing w:line="360" w:lineRule="auto"/>
+        <w:jc w:val="both"/>
+        <w:rPr>
+          <w:sz w:val="24"/>
+          <w:szCs w:val="24"/>
+        </w:rPr>
+      </w:pPr>
+      <m:oMath>
+        <m:r>
+          <w:rPr>
+            <w:rFonts w:ascii="Cambria Math" w:hAnsi="Cambria Math"/>
+            <w:sz w:val="24"/>
+            <w:szCs w:val="24"/>
+          </w:rPr>
+          <m:t>n</m:t>
+        </m:r>
+        <m:d>
+          <m:dPr>
+            <m:ctrlPr>
+              <w:rPr>
+                <w:rFonts w:ascii="Cambria Math" w:hAnsi="Cambria Math"/>
+                <w:sz w:val="24"/>
+                <w:szCs w:val="24"/>
+              </w:rPr>
+            </m:ctrlPr>
+          </m:dPr>
+          <m:e>
+            <m:r>
+              <w:rPr>
+                <w:rFonts w:ascii="Cambria Math" w:hAnsi="Cambria Math"/>
+                <w:sz w:val="24"/>
+                <w:szCs w:val="24"/>
+              </w:rPr>
+              <m:t>B∩C</m:t>
+            </m:r>
+          </m:e>
+        </m:d>
+        <m:r>
+          <w:rPr>
+            <w:rFonts w:ascii="Cambria Math" w:hAnsi="Cambria Math"/>
+            <w:sz w:val="24"/>
+            <w:szCs w:val="24"/>
+          </w:rPr>
+          <m:t>=20</m:t>
+        </m:r>
+      </m:oMath>
+    </w:p>
+    <w:p>
+      <w:pPr>
+        <w:pStyle w:val="PargrafodaLista"/>
+        <w:numPr>
+          <w:ilvl w:val="0"/>
+          <w:numId w:val="3"/>
+        </w:numPr>
+        <w:spacing w:line="360" w:lineRule="auto"/>
+        <w:jc w:val="both"/>
+        <w:rPr>
+          <w:sz w:val="24"/>
+          <w:szCs w:val="24"/>
+        </w:rPr>
+      </w:pPr>
+      <m:oMath>
+        <m:r>
+          <w:rPr>
+            <w:rFonts w:ascii="Cambria Math" w:hAnsi="Cambria Math"/>
+            <w:sz w:val="24"/>
+            <w:szCs w:val="24"/>
+          </w:rPr>
+          <m:t>n</m:t>
+        </m:r>
+        <m:d>
+          <m:dPr>
+            <m:ctrlPr>
+              <w:rPr>
+                <w:rFonts w:ascii="Cambria Math" w:hAnsi="Cambria Math"/>
+                <w:sz w:val="24"/>
+                <w:szCs w:val="24"/>
+              </w:rPr>
+            </m:ctrlPr>
+          </m:dPr>
+          <m:e>
+            <m:r>
+              <w:rPr>
+                <w:rFonts w:ascii="Cambria Math" w:hAnsi="Cambria Math"/>
+                <w:sz w:val="24"/>
+                <w:szCs w:val="24"/>
+              </w:rPr>
+              <m:t>T∩C</m:t>
+            </m:r>
+          </m:e>
+        </m:d>
+        <m:r>
+          <w:rPr>
+            <w:rFonts w:ascii="Cambria Math" w:hAnsi="Cambria Math"/>
+            <w:sz w:val="24"/>
+            <w:szCs w:val="24"/>
+          </w:rPr>
+          <m:t>=25</m:t>
+        </m:r>
+      </m:oMath>
+    </w:p>
+    <w:p>
+      <w:pPr>
+        <w:spacing w:line="360" w:lineRule="auto"/>
+        <w:jc w:val="both"/>
+        <w:rPr>
+          <w:sz w:val="24"/>
+          <w:szCs w:val="24"/>
+        </w:rPr>
+      </w:pPr>
+      <w:r>
+        <w:rPr>
+          <w:sz w:val="24"/>
+          <w:szCs w:val="24"/>
+        </w:rPr>
+        <w:t>A</w:t>
+      </w:r>
+      <w:r>
+        <w:rPr>
+          <w:sz w:val="24"/>
+          <w:szCs w:val="24"/>
+        </w:rPr>
+        <w:t>plica</w:t>
+      </w:r>
+      <w:r>
+        <w:rPr>
+          <w:sz w:val="24"/>
+          <w:szCs w:val="24"/>
+        </w:rPr>
+        <w:t>ndo</w:t>
+      </w:r>
+      <w:r>
+        <w:rPr>
+          <w:sz w:val="24"/>
+          <w:szCs w:val="24"/>
+        </w:rPr>
+        <w:t xml:space="preserve"> os valores</w:t>
+      </w:r>
+      <w:r>
+        <w:rPr>
+          <w:sz w:val="24"/>
+          <w:szCs w:val="24"/>
+        </w:rPr>
+        <w:t>:</w:t>
+      </w:r>
+    </w:p>
+    <w:p>
+      <w:pPr>
+        <w:spacing w:line="360" w:lineRule="auto"/>
+        <w:jc w:val="both"/>
+        <w:rPr>
+          <w:sz w:val="24"/>
+          <w:szCs w:val="24"/>
+        </w:rPr>
+      </w:pPr>
+      <m:oMathPara>
+        <m:oMath>
+          <m:r>
+            <w:rPr>
+              <w:rFonts w:ascii="Cambria Math" w:hAnsi="Cambria Math"/>
+              <w:sz w:val="24"/>
+              <w:szCs w:val="24"/>
+            </w:rPr>
+            <m:t>145=65+70+55-15-20-25+n</m:t>
+          </m:r>
+          <m:d>
+            <m:dPr>
+              <m:ctrlPr>
+                <w:rPr>
+                  <w:rFonts w:ascii="Cambria Math" w:hAnsi="Cambria Math"/>
+                  <w:sz w:val="24"/>
+                  <w:szCs w:val="24"/>
+                </w:rPr>
+              </m:ctrlPr>
+            </m:dPr>
+            <m:e>
+              <m:r>
+                <w:rPr>
+                  <w:rFonts w:ascii="Cambria Math" w:hAnsi="Cambria Math"/>
+                  <w:sz w:val="24"/>
+                  <w:szCs w:val="24"/>
+                </w:rPr>
+                <m:t>B∩T∩C</m:t>
+              </m:r>
+            </m:e>
+          </m:d>
+          <m:r>
+            <m:rPr>
+              <m:sty m:val="p"/>
+            </m:rPr>
+            <w:rPr>
+              <w:sz w:val="24"/>
+              <w:szCs w:val="24"/>
+            </w:rPr>
+            <w:br/>
+          </m:r>
+        </m:oMath>
+      </m:oMathPara>
+      <w:r>
+        <w:rPr>
+          <w:sz w:val="24"/>
+          <w:szCs w:val="24"/>
+        </w:rPr>
+        <w:t>Resolução passo a passo das operações:</w:t>
+      </w:r>
     </w:p>
     <w:p>
       <w:pPr>
@@ -753,50 +1688,886 @@
           <w:ilvl w:val="3"/>
           <w:numId w:val="1"/>
         </w:numPr>
-        <w:rPr>
-          <w:sz w:val="24"/>
-          <w:szCs w:val="24"/>
-        </w:rPr>
-      </w:pPr>
-    </w:p>
-    <w:p>
-      <w:pPr>
-        <w:rPr>
-          <w:sz w:val="24"/>
-          <w:szCs w:val="24"/>
-        </w:rPr>
-      </w:pPr>
-      <w:r>
-        <w:rPr>
-          <w:sz w:val="24"/>
-          <w:szCs w:val="24"/>
-        </w:rPr>
-        <w:br w:type="page"/>
-      </w:r>
-    </w:p>
-    <w:p>
-      <w:pPr>
-        <w:spacing w:line="360" w:lineRule="auto"/>
-        <w:jc w:val="center"/>
+        <w:spacing w:line="360" w:lineRule="auto"/>
+        <w:jc w:val="both"/>
+        <w:rPr>
+          <w:sz w:val="24"/>
+          <w:szCs w:val="24"/>
+        </w:rPr>
+      </w:pPr>
+      <w:r>
+        <w:rPr>
+          <w:sz w:val="24"/>
+          <w:szCs w:val="24"/>
+        </w:rPr>
+        <w:t xml:space="preserve">Somando os totais de cada conjunto: </w:t>
+      </w:r>
+      <m:oMath>
+        <m:r>
+          <w:rPr>
+            <w:rFonts w:ascii="Cambria Math" w:hAnsi="Cambria Math"/>
+            <w:sz w:val="24"/>
+            <w:szCs w:val="24"/>
+          </w:rPr>
+          <m:t>65+70+55=190</m:t>
+        </m:r>
+      </m:oMath>
+    </w:p>
+    <w:p>
+      <w:pPr>
+        <w:pStyle w:val="PargrafodaLista"/>
+        <w:numPr>
+          <w:ilvl w:val="3"/>
+          <w:numId w:val="1"/>
+        </w:numPr>
+        <w:spacing w:line="360" w:lineRule="auto"/>
+        <w:jc w:val="both"/>
+        <w:rPr>
+          <w:sz w:val="24"/>
+          <w:szCs w:val="24"/>
+        </w:rPr>
+      </w:pPr>
+      <w:r>
+        <w:rPr>
+          <w:sz w:val="24"/>
+          <w:szCs w:val="24"/>
+        </w:rPr>
+        <w:t xml:space="preserve">Subtraindo as interseções duplas: </w:t>
+      </w:r>
+      <m:oMath>
+        <m:r>
+          <w:rPr>
+            <w:rFonts w:ascii="Cambria Math" w:hAnsi="Cambria Math"/>
+            <w:sz w:val="24"/>
+            <w:szCs w:val="24"/>
+          </w:rPr>
+          <m:t>190-15-20-25=130</m:t>
+        </m:r>
+      </m:oMath>
+    </w:p>
+    <w:p>
+      <w:pPr>
+        <w:spacing w:line="360" w:lineRule="auto"/>
+        <w:jc w:val="both"/>
+        <w:rPr>
+          <w:sz w:val="24"/>
+          <w:szCs w:val="24"/>
+        </w:rPr>
+      </w:pPr>
+      <w:r>
+        <w:rPr>
+          <w:sz w:val="24"/>
+          <w:szCs w:val="24"/>
+        </w:rPr>
+        <w:t>A equação simplificada fica:</w:t>
+      </w:r>
+    </w:p>
+    <w:p>
+      <w:pPr>
+        <w:spacing w:line="360" w:lineRule="auto"/>
+        <w:jc w:val="both"/>
+        <w:rPr>
+          <w:sz w:val="24"/>
+          <w:szCs w:val="24"/>
+        </w:rPr>
+      </w:pPr>
+      <m:oMathPara>
+        <m:oMath>
+          <m:r>
+            <w:rPr>
+              <w:rFonts w:ascii="Cambria Math" w:hAnsi="Cambria Math"/>
+              <w:sz w:val="24"/>
+              <w:szCs w:val="24"/>
+            </w:rPr>
+            <m:t>145=130+n</m:t>
+          </m:r>
+          <m:d>
+            <m:dPr>
+              <m:ctrlPr>
+                <w:rPr>
+                  <w:rFonts w:ascii="Cambria Math" w:hAnsi="Cambria Math"/>
+                  <w:sz w:val="24"/>
+                  <w:szCs w:val="24"/>
+                </w:rPr>
+              </m:ctrlPr>
+            </m:dPr>
+            <m:e>
+              <m:r>
+                <w:rPr>
+                  <w:rFonts w:ascii="Cambria Math" w:hAnsi="Cambria Math"/>
+                  <w:sz w:val="24"/>
+                  <w:szCs w:val="24"/>
+                </w:rPr>
+                <m:t>B∩T∩C</m:t>
+              </m:r>
+            </m:e>
+          </m:d>
+        </m:oMath>
+      </m:oMathPara>
+    </w:p>
+    <w:p>
+      <w:pPr>
+        <w:spacing w:line="360" w:lineRule="auto"/>
+        <w:jc w:val="both"/>
+        <w:rPr>
+          <w:sz w:val="24"/>
+          <w:szCs w:val="24"/>
+        </w:rPr>
+      </w:pPr>
+      <w:r>
+        <w:rPr>
+          <w:sz w:val="24"/>
+          <w:szCs w:val="24"/>
+        </w:rPr>
+        <w:t>Isolando a interseção das três reclamações:</w:t>
+      </w:r>
+    </w:p>
+    <w:p>
+      <w:pPr>
+        <w:spacing w:line="360" w:lineRule="auto"/>
+        <w:jc w:val="both"/>
+        <w:rPr>
+          <w:sz w:val="24"/>
+          <w:szCs w:val="24"/>
+        </w:rPr>
+      </w:pPr>
+      <m:oMathPara>
+        <m:oMath>
+          <m:r>
+            <w:rPr>
+              <w:rFonts w:ascii="Cambria Math" w:hAnsi="Cambria Math"/>
+              <w:sz w:val="24"/>
+              <w:szCs w:val="24"/>
+            </w:rPr>
+            <m:t>n</m:t>
+          </m:r>
+          <m:d>
+            <m:dPr>
+              <m:ctrlPr>
+                <w:rPr>
+                  <w:rFonts w:ascii="Cambria Math" w:hAnsi="Cambria Math"/>
+                  <w:sz w:val="24"/>
+                  <w:szCs w:val="24"/>
+                </w:rPr>
+              </m:ctrlPr>
+            </m:dPr>
+            <m:e>
+              <m:r>
+                <w:rPr>
+                  <w:rFonts w:ascii="Cambria Math" w:hAnsi="Cambria Math"/>
+                  <w:sz w:val="24"/>
+                  <w:szCs w:val="24"/>
+                </w:rPr>
+                <m:t>B∩T∩C</m:t>
+              </m:r>
+            </m:e>
+          </m:d>
+          <m:r>
+            <w:rPr>
+              <w:rFonts w:ascii="Cambria Math" w:hAnsi="Cambria Math"/>
+              <w:sz w:val="24"/>
+              <w:szCs w:val="24"/>
+            </w:rPr>
+            <m:t>=145-130</m:t>
+          </m:r>
+        </m:oMath>
+      </m:oMathPara>
+    </w:p>
+    <w:p>
+      <w:pPr>
+        <w:spacing w:line="360" w:lineRule="auto"/>
+        <w:jc w:val="both"/>
+        <w:rPr>
+          <w:sz w:val="24"/>
+          <w:szCs w:val="24"/>
+        </w:rPr>
+      </w:pPr>
+      <m:oMathPara>
+        <m:oMath>
+          <m:r>
+            <w:rPr>
+              <w:rFonts w:ascii="Cambria Math" w:hAnsi="Cambria Math"/>
+              <w:sz w:val="24"/>
+              <w:szCs w:val="24"/>
+            </w:rPr>
+            <m:t>n</m:t>
+          </m:r>
+          <m:d>
+            <m:dPr>
+              <m:ctrlPr>
+                <w:rPr>
+                  <w:rFonts w:ascii="Cambria Math" w:hAnsi="Cambria Math"/>
+                  <w:sz w:val="24"/>
+                  <w:szCs w:val="24"/>
+                </w:rPr>
+              </m:ctrlPr>
+            </m:dPr>
+            <m:e>
+              <m:r>
+                <w:rPr>
+                  <w:rFonts w:ascii="Cambria Math" w:hAnsi="Cambria Math"/>
+                  <w:sz w:val="24"/>
+                  <w:szCs w:val="24"/>
+                </w:rPr>
+                <m:t>B∩T∩C</m:t>
+              </m:r>
+            </m:e>
+          </m:d>
+          <m:r>
+            <w:rPr>
+              <w:rFonts w:ascii="Cambria Math" w:hAnsi="Cambria Math"/>
+              <w:sz w:val="24"/>
+              <w:szCs w:val="24"/>
+            </w:rPr>
+            <m:t>=15</m:t>
+          </m:r>
+        </m:oMath>
+      </m:oMathPara>
+    </w:p>
+    <w:p>
+      <w:pPr>
+        <w:spacing w:line="360" w:lineRule="auto"/>
+        <w:jc w:val="both"/>
+        <w:rPr>
+          <w:sz w:val="24"/>
+          <w:szCs w:val="24"/>
+        </w:rPr>
+      </w:pPr>
+      <w:r>
         <w:rPr>
           <w:b/>
           <w:bCs/>
           <w:sz w:val="24"/>
           <w:szCs w:val="24"/>
         </w:rPr>
-      </w:pPr>
-    </w:p>
-    <w:p>
-      <w:pPr>
-        <w:spacing w:line="360" w:lineRule="auto"/>
-        <w:jc w:val="center"/>
+        <w:t>Resultado</w:t>
+      </w:r>
+      <w:r>
+        <w:rPr>
+          <w:sz w:val="24"/>
+          <w:szCs w:val="24"/>
+        </w:rPr>
+        <w:t>:</w:t>
+      </w:r>
+      <w:r>
+        <w:rPr>
+          <w:sz w:val="24"/>
+          <w:szCs w:val="24"/>
+        </w:rPr>
+        <w:br/>
+      </w:r>
+      <w:r>
+        <w:rPr>
+          <w:sz w:val="24"/>
+          <w:szCs w:val="24"/>
+        </w:rPr>
+        <w:t xml:space="preserve">Ao todo, </w:t>
+      </w:r>
+      <w:r>
         <w:rPr>
           <w:b/>
           <w:bCs/>
           <w:sz w:val="24"/>
           <w:szCs w:val="24"/>
         </w:rPr>
-      </w:pPr>
+        <w:t>15 pessoas</w:t>
+      </w:r>
+      <w:r>
+        <w:rPr>
+          <w:sz w:val="24"/>
+          <w:szCs w:val="24"/>
+        </w:rPr>
+        <w:t xml:space="preserve"> reclamaram dos três serviços simultaneamente.</w:t>
+      </w:r>
+    </w:p>
+    <w:p>
+      <w:pPr>
+        <w:pStyle w:val="PargrafodaLista"/>
+        <w:numPr>
+          <w:ilvl w:val="2"/>
+          <w:numId w:val="1"/>
+        </w:numPr>
+        <w:spacing w:line="360" w:lineRule="auto"/>
+        <w:jc w:val="both"/>
+        <w:rPr>
+          <w:sz w:val="24"/>
+          <w:szCs w:val="24"/>
+        </w:rPr>
+      </w:pPr>
+      <w:r>
+        <w:rPr>
+          <w:sz w:val="24"/>
+          <w:szCs w:val="24"/>
+        </w:rPr>
+        <w:t>O desenho do diagrama de Venn associado aos itens de reclamação</w:t>
+      </w:r>
+    </w:p>
+    <w:p>
+      <w:pPr>
+        <w:pStyle w:val="PargrafodaLista"/>
+        <w:numPr>
+          <w:ilvl w:val="2"/>
+          <w:numId w:val="1"/>
+        </w:numPr>
+        <w:spacing w:line="360" w:lineRule="auto"/>
+        <w:jc w:val="both"/>
+        <w:rPr>
+          <w:sz w:val="24"/>
+          <w:szCs w:val="24"/>
+        </w:rPr>
+      </w:pPr>
+      <w:r>
+        <w:rPr>
+          <w:sz w:val="24"/>
+          <w:szCs w:val="24"/>
+        </w:rPr>
+        <w:lastRenderedPageBreak/>
+        <w:t xml:space="preserve">Qual a coordenada do ponto máximo do vértice dessa parábola? Considere as equações: </w:t>
+      </w:r>
+      <m:oMath>
+        <m:sSub>
+          <m:sSubPr>
+            <m:ctrlPr>
+              <w:rPr>
+                <w:rFonts w:ascii="Cambria Math" w:hAnsi="Cambria Math"/>
+                <w:i/>
+                <w:sz w:val="24"/>
+                <w:szCs w:val="24"/>
+              </w:rPr>
+            </m:ctrlPr>
+          </m:sSubPr>
+          <m:e>
+            <m:r>
+              <w:rPr>
+                <w:rFonts w:ascii="Cambria Math" w:hAnsi="Cambria Math"/>
+                <w:sz w:val="24"/>
+                <w:szCs w:val="24"/>
+              </w:rPr>
+              <m:t>V</m:t>
+            </m:r>
+          </m:e>
+          <m:sub>
+            <m:r>
+              <w:rPr>
+                <w:rFonts w:ascii="Cambria Math" w:hAnsi="Cambria Math"/>
+                <w:sz w:val="24"/>
+                <w:szCs w:val="24"/>
+              </w:rPr>
+              <m:t>x</m:t>
+            </m:r>
+          </m:sub>
+        </m:sSub>
+        <m:r>
+          <w:rPr>
+            <w:rFonts w:ascii="Cambria Math" w:hAnsi="Cambria Math"/>
+            <w:sz w:val="24"/>
+            <w:szCs w:val="24"/>
+          </w:rPr>
+          <m:t xml:space="preserve">= </m:t>
+        </m:r>
+        <m:f>
+          <m:fPr>
+            <m:ctrlPr>
+              <w:rPr>
+                <w:rFonts w:ascii="Cambria Math" w:hAnsi="Cambria Math"/>
+                <w:i/>
+                <w:sz w:val="24"/>
+                <w:szCs w:val="24"/>
+              </w:rPr>
+            </m:ctrlPr>
+          </m:fPr>
+          <m:num>
+            <m:r>
+              <w:rPr>
+                <w:rFonts w:ascii="Cambria Math" w:hAnsi="Cambria Math"/>
+                <w:sz w:val="24"/>
+                <w:szCs w:val="24"/>
+              </w:rPr>
+              <m:t>- b</m:t>
+            </m:r>
+          </m:num>
+          <m:den>
+            <m:r>
+              <w:rPr>
+                <w:rFonts w:ascii="Cambria Math" w:hAnsi="Cambria Math"/>
+                <w:sz w:val="24"/>
+                <w:szCs w:val="24"/>
+              </w:rPr>
+              <m:t>2 . a</m:t>
+            </m:r>
+          </m:den>
+        </m:f>
+        <m:r>
+          <w:rPr>
+            <w:rFonts w:ascii="Cambria Math" w:hAnsi="Cambria Math"/>
+            <w:sz w:val="24"/>
+            <w:szCs w:val="24"/>
+          </w:rPr>
+          <m:t xml:space="preserve"> e </m:t>
+        </m:r>
+        <m:sSub>
+          <m:sSubPr>
+            <m:ctrlPr>
+              <w:rPr>
+                <w:rFonts w:ascii="Cambria Math" w:hAnsi="Cambria Math"/>
+                <w:i/>
+                <w:sz w:val="24"/>
+                <w:szCs w:val="24"/>
+              </w:rPr>
+            </m:ctrlPr>
+          </m:sSubPr>
+          <m:e>
+            <m:r>
+              <w:rPr>
+                <w:rFonts w:ascii="Cambria Math" w:hAnsi="Cambria Math"/>
+                <w:sz w:val="24"/>
+                <w:szCs w:val="24"/>
+              </w:rPr>
+              <m:t>V</m:t>
+            </m:r>
+          </m:e>
+          <m:sub>
+            <m:r>
+              <w:rPr>
+                <w:rFonts w:ascii="Cambria Math" w:hAnsi="Cambria Math"/>
+                <w:sz w:val="24"/>
+                <w:szCs w:val="24"/>
+              </w:rPr>
+              <m:t>y</m:t>
+            </m:r>
+          </m:sub>
+        </m:sSub>
+        <m:r>
+          <w:rPr>
+            <w:rFonts w:ascii="Cambria Math" w:hAnsi="Cambria Math"/>
+            <w:sz w:val="24"/>
+            <w:szCs w:val="24"/>
+          </w:rPr>
+          <m:t xml:space="preserve">= </m:t>
+        </m:r>
+        <m:f>
+          <m:fPr>
+            <m:ctrlPr>
+              <w:rPr>
+                <w:rFonts w:ascii="Cambria Math" w:hAnsi="Cambria Math"/>
+                <w:i/>
+                <w:sz w:val="24"/>
+                <w:szCs w:val="24"/>
+              </w:rPr>
+            </m:ctrlPr>
+          </m:fPr>
+          <m:num>
+            <m:r>
+              <w:rPr>
+                <w:rFonts w:ascii="Cambria Math" w:hAnsi="Cambria Math"/>
+                <w:sz w:val="24"/>
+                <w:szCs w:val="24"/>
+              </w:rPr>
+              <m:t>- ∆</m:t>
+            </m:r>
+          </m:num>
+          <m:den>
+            <m:r>
+              <w:rPr>
+                <w:rFonts w:ascii="Cambria Math" w:hAnsi="Cambria Math"/>
+                <w:sz w:val="24"/>
+                <w:szCs w:val="24"/>
+              </w:rPr>
+              <m:t>4 . a</m:t>
+            </m:r>
+          </m:den>
+        </m:f>
+      </m:oMath>
+    </w:p>
+    <w:p>
+      <w:pPr>
+        <w:spacing w:line="360" w:lineRule="auto"/>
+        <w:jc w:val="both"/>
+        <w:rPr>
+          <w:sz w:val="24"/>
+          <w:szCs w:val="24"/>
+        </w:rPr>
+      </w:pPr>
+      <w:r>
+        <w:rPr>
+          <w:sz w:val="24"/>
+          <w:szCs w:val="24"/>
+        </w:rPr>
+        <w:t>Dada a função quadrática que determina o formato da onda:</w:t>
+      </w:r>
+    </w:p>
+    <w:p>
+      <w:pPr>
+        <w:spacing w:line="360" w:lineRule="auto"/>
+        <w:jc w:val="both"/>
+        <w:rPr>
+          <w:sz w:val="24"/>
+          <w:szCs w:val="24"/>
+        </w:rPr>
+      </w:pPr>
+      <m:oMathPara>
+        <m:oMath>
+          <m:r>
+            <w:rPr>
+              <w:rFonts w:ascii="Cambria Math" w:hAnsi="Cambria Math"/>
+              <w:sz w:val="24"/>
+              <w:szCs w:val="24"/>
+            </w:rPr>
+            <m:t>f</m:t>
+          </m:r>
+          <m:d>
+            <m:dPr>
+              <m:ctrlPr>
+                <w:rPr>
+                  <w:rFonts w:ascii="Cambria Math" w:hAnsi="Cambria Math"/>
+                  <w:sz w:val="24"/>
+                  <w:szCs w:val="24"/>
+                </w:rPr>
+              </m:ctrlPr>
+            </m:dPr>
+            <m:e>
+              <m:r>
+                <w:rPr>
+                  <w:rFonts w:ascii="Cambria Math" w:hAnsi="Cambria Math"/>
+                  <w:sz w:val="24"/>
+                  <w:szCs w:val="24"/>
+                </w:rPr>
+                <m:t>x</m:t>
+              </m:r>
+            </m:e>
+          </m:d>
+          <m:r>
+            <w:rPr>
+              <w:rFonts w:ascii="Cambria Math" w:hAnsi="Cambria Math"/>
+              <w:sz w:val="24"/>
+              <w:szCs w:val="24"/>
+            </w:rPr>
+            <m:t>=-</m:t>
+          </m:r>
+          <m:sSup>
+            <m:sSupPr>
+              <m:ctrlPr>
+                <w:rPr>
+                  <w:rFonts w:ascii="Cambria Math" w:hAnsi="Cambria Math"/>
+                  <w:sz w:val="24"/>
+                  <w:szCs w:val="24"/>
+                </w:rPr>
+              </m:ctrlPr>
+            </m:sSupPr>
+            <m:e>
+              <m:r>
+                <w:rPr>
+                  <w:rFonts w:ascii="Cambria Math" w:hAnsi="Cambria Math"/>
+                  <w:sz w:val="24"/>
+                  <w:szCs w:val="24"/>
+                </w:rPr>
+                <m:t>x</m:t>
+              </m:r>
+            </m:e>
+            <m:sup>
+              <m:r>
+                <w:rPr>
+                  <w:rFonts w:ascii="Cambria Math" w:hAnsi="Cambria Math"/>
+                  <w:sz w:val="24"/>
+                  <w:szCs w:val="24"/>
+                </w:rPr>
+                <m:t>2</m:t>
+              </m:r>
+            </m:sup>
+          </m:sSup>
+          <m:r>
+            <w:rPr>
+              <w:rFonts w:ascii="Cambria Math" w:hAnsi="Cambria Math"/>
+              <w:sz w:val="24"/>
+              <w:szCs w:val="24"/>
+            </w:rPr>
+            <m:t>+</m:t>
+          </m:r>
+          <m:f>
+            <m:fPr>
+              <m:ctrlPr>
+                <w:rPr>
+                  <w:rFonts w:ascii="Cambria Math" w:hAnsi="Cambria Math"/>
+                  <w:sz w:val="24"/>
+                  <w:szCs w:val="24"/>
+                </w:rPr>
+              </m:ctrlPr>
+            </m:fPr>
+            <m:num>
+              <m:r>
+                <w:rPr>
+                  <w:rFonts w:ascii="Cambria Math" w:hAnsi="Cambria Math"/>
+                  <w:sz w:val="24"/>
+                  <w:szCs w:val="24"/>
+                </w:rPr>
+                <m:t>2</m:t>
+              </m:r>
+            </m:num>
+            <m:den>
+              <m:r>
+                <w:rPr>
+                  <w:rFonts w:ascii="Cambria Math" w:hAnsi="Cambria Math"/>
+                  <w:sz w:val="24"/>
+                  <w:szCs w:val="24"/>
+                </w:rPr>
+                <m:t>3</m:t>
+              </m:r>
+            </m:den>
+          </m:f>
+          <m:r>
+            <w:rPr>
+              <w:rFonts w:ascii="Cambria Math" w:hAnsi="Cambria Math"/>
+              <w:sz w:val="24"/>
+              <w:szCs w:val="24"/>
+            </w:rPr>
+            <m:t>x</m:t>
+          </m:r>
+          <m:r>
+            <m:rPr>
+              <m:sty m:val="p"/>
+            </m:rPr>
+            <w:rPr>
+              <w:sz w:val="24"/>
+              <w:szCs w:val="24"/>
+            </w:rPr>
+            <w:br/>
+          </m:r>
+        </m:oMath>
+      </m:oMathPara>
+      <w:r>
+        <w:rPr>
+          <w:sz w:val="24"/>
+          <w:szCs w:val="24"/>
+        </w:rPr>
+        <w:t>Identificamos os coeficientes da equação da parábola (</w:t>
+      </w:r>
+      <m:oMath>
+        <m:r>
+          <w:rPr>
+            <w:rFonts w:ascii="Cambria Math" w:hAnsi="Cambria Math"/>
+            <w:sz w:val="24"/>
+            <w:szCs w:val="24"/>
+          </w:rPr>
+          <m:t>a</m:t>
+        </m:r>
+        <m:sSup>
+          <m:sSupPr>
+            <m:ctrlPr>
+              <w:rPr>
+                <w:rFonts w:ascii="Cambria Math" w:hAnsi="Cambria Math"/>
+                <w:sz w:val="24"/>
+                <w:szCs w:val="24"/>
+              </w:rPr>
+            </m:ctrlPr>
+          </m:sSupPr>
+          <m:e>
+            <m:r>
+              <w:rPr>
+                <w:rFonts w:ascii="Cambria Math" w:hAnsi="Cambria Math"/>
+                <w:sz w:val="24"/>
+                <w:szCs w:val="24"/>
+              </w:rPr>
+              <m:t>x</m:t>
+            </m:r>
+          </m:e>
+          <m:sup>
+            <m:r>
+              <w:rPr>
+                <w:rFonts w:ascii="Cambria Math" w:hAnsi="Cambria Math"/>
+                <w:sz w:val="24"/>
+                <w:szCs w:val="24"/>
+              </w:rPr>
+              <m:t>2</m:t>
+            </m:r>
+          </m:sup>
+        </m:sSup>
+        <m:r>
+          <w:rPr>
+            <w:rFonts w:ascii="Cambria Math" w:hAnsi="Cambria Math"/>
+            <w:sz w:val="24"/>
+            <w:szCs w:val="24"/>
+          </w:rPr>
+          <m:t>+bx+c</m:t>
+        </m:r>
+      </m:oMath>
+      <w:r>
+        <w:rPr>
+          <w:sz w:val="24"/>
+          <w:szCs w:val="24"/>
+        </w:rPr>
+        <w:t>):</w:t>
+      </w:r>
+    </w:p>
+    <w:p>
+      <w:pPr>
+        <w:pStyle w:val="PargrafodaLista"/>
+        <w:numPr>
+          <w:ilvl w:val="0"/>
+          <w:numId w:val="3"/>
+        </w:numPr>
+        <w:spacing w:line="360" w:lineRule="auto"/>
+        <w:jc w:val="both"/>
+        <w:rPr>
+          <w:sz w:val="24"/>
+          <w:szCs w:val="24"/>
+        </w:rPr>
+      </w:pPr>
+      <m:oMath>
+        <m:r>
+          <w:rPr>
+            <w:rFonts w:ascii="Cambria Math" w:hAnsi="Cambria Math"/>
+            <w:sz w:val="24"/>
+            <w:szCs w:val="24"/>
+          </w:rPr>
+          <m:t>a=-1</m:t>
+        </m:r>
+      </m:oMath>
+    </w:p>
+    <w:p>
+      <w:pPr>
+        <w:pStyle w:val="PargrafodaLista"/>
+        <w:numPr>
+          <w:ilvl w:val="0"/>
+          <w:numId w:val="3"/>
+        </w:numPr>
+        <w:spacing w:line="360" w:lineRule="auto"/>
+        <w:jc w:val="both"/>
+        <w:rPr>
+          <w:sz w:val="24"/>
+          <w:szCs w:val="24"/>
+        </w:rPr>
+      </w:pPr>
+      <m:oMath>
+        <m:r>
+          <w:rPr>
+            <w:rFonts w:ascii="Cambria Math" w:hAnsi="Cambria Math"/>
+            <w:sz w:val="24"/>
+            <w:szCs w:val="24"/>
+          </w:rPr>
+          <m:t>b=</m:t>
+        </m:r>
+        <m:f>
+          <m:fPr>
+            <m:ctrlPr>
+              <w:rPr>
+                <w:rFonts w:ascii="Cambria Math" w:hAnsi="Cambria Math"/>
+                <w:sz w:val="24"/>
+                <w:szCs w:val="24"/>
+              </w:rPr>
+            </m:ctrlPr>
+          </m:fPr>
+          <m:num>
+            <m:r>
+              <w:rPr>
+                <w:rFonts w:ascii="Cambria Math" w:hAnsi="Cambria Math"/>
+                <w:sz w:val="24"/>
+                <w:szCs w:val="24"/>
+              </w:rPr>
+              <m:t>2</m:t>
+            </m:r>
+          </m:num>
+          <m:den>
+            <m:r>
+              <w:rPr>
+                <w:rFonts w:ascii="Cambria Math" w:hAnsi="Cambria Math"/>
+                <w:sz w:val="24"/>
+                <w:szCs w:val="24"/>
+              </w:rPr>
+              <m:t>3</m:t>
+            </m:r>
+          </m:den>
+        </m:f>
+      </m:oMath>
+    </w:p>
+    <w:p>
+      <w:pPr>
+        <w:pStyle w:val="PargrafodaLista"/>
+        <w:numPr>
+          <w:ilvl w:val="0"/>
+          <w:numId w:val="3"/>
+        </w:numPr>
+        <w:spacing w:line="360" w:lineRule="auto"/>
+        <w:jc w:val="both"/>
+        <w:rPr>
+          <w:sz w:val="24"/>
+          <w:szCs w:val="24"/>
+        </w:rPr>
+      </w:pPr>
+      <m:oMath>
+        <m:r>
+          <w:rPr>
+            <w:rFonts w:ascii="Cambria Math" w:hAnsi="Cambria Math"/>
+            <w:sz w:val="24"/>
+            <w:szCs w:val="24"/>
+          </w:rPr>
+          <m:t>c=0</m:t>
+        </m:r>
+      </m:oMath>
+    </w:p>
+    <w:p>
+      <w:pPr>
+        <w:spacing w:line="360" w:lineRule="auto"/>
+        <w:jc w:val="both"/>
+        <w:rPr>
+          <w:sz w:val="24"/>
+          <w:szCs w:val="24"/>
+        </w:rPr>
+      </w:pPr>
+      <w:r>
+        <w:rPr>
+          <w:sz w:val="24"/>
+          <w:szCs w:val="24"/>
+        </w:rPr>
+        <w:t xml:space="preserve">Como o coeficiente </w:t>
+      </w:r>
+      <m:oMath>
+        <m:r>
+          <w:rPr>
+            <w:rFonts w:ascii="Cambria Math" w:hAnsi="Cambria Math"/>
+            <w:sz w:val="24"/>
+            <w:szCs w:val="24"/>
+          </w:rPr>
+          <m:t>a</m:t>
+        </m:r>
+      </m:oMath>
+      <w:r>
+        <w:rPr>
+          <w:sz w:val="24"/>
+          <w:szCs w:val="24"/>
+        </w:rPr>
+        <w:t xml:space="preserve"> </w:t>
+      </w:r>
+      <w:r>
+        <w:rPr>
+          <w:sz w:val="24"/>
+          <w:szCs w:val="24"/>
+        </w:rPr>
+        <w:t>é negativo (</w:t>
+      </w:r>
+      <m:oMath>
+        <m:r>
+          <w:rPr>
+            <w:rFonts w:ascii="Cambria Math" w:hAnsi="Cambria Math"/>
+            <w:sz w:val="24"/>
+            <w:szCs w:val="24"/>
+          </w:rPr>
+          <m:t>a&lt;0</m:t>
+        </m:r>
+      </m:oMath>
+      <w:r>
+        <w:rPr>
+          <w:sz w:val="24"/>
+          <w:szCs w:val="24"/>
+        </w:rPr>
+        <w:t xml:space="preserve">), a parábola tem concavidade voltada para baixo, o que </w:t>
+      </w:r>
+      <w:r>
+        <w:rPr>
+          <w:sz w:val="24"/>
+          <w:szCs w:val="24"/>
+        </w:rPr>
+        <w:t xml:space="preserve">confirma que o vértice é um </w:t>
+      </w:r>
       <w:r>
         <w:rPr>
           <w:b/>
@@ -804,6 +2575,4773 @@
           <w:sz w:val="24"/>
           <w:szCs w:val="24"/>
         </w:rPr>
+        <w:t>ponto máximo</w:t>
+      </w:r>
+      <w:r>
+        <w:rPr>
+          <w:sz w:val="24"/>
+          <w:szCs w:val="24"/>
+        </w:rPr>
+        <w:t xml:space="preserve"> (equivalente ao pico da onda/amplitude</w:t>
+      </w:r>
+      <w:r>
+        <w:rPr>
+          <w:sz w:val="24"/>
+          <w:szCs w:val="24"/>
+        </w:rPr>
+        <w:t xml:space="preserve"> máxima).</w:t>
+      </w:r>
+    </w:p>
+    <w:p>
+      <w:pPr>
+        <w:spacing w:line="360" w:lineRule="auto"/>
+        <w:jc w:val="both"/>
+        <w:rPr>
+          <w:sz w:val="24"/>
+          <w:szCs w:val="24"/>
+        </w:rPr>
+      </w:pPr>
+      <w:r>
+        <w:rPr>
+          <w:sz w:val="24"/>
+          <w:szCs w:val="24"/>
+        </w:rPr>
+        <w:t xml:space="preserve">Calculando as coordenadas do vértice </w:t>
+      </w:r>
+      <m:oMath>
+        <m:d>
+          <m:dPr>
+            <m:ctrlPr>
+              <w:rPr>
+                <w:rFonts w:ascii="Cambria Math" w:hAnsi="Cambria Math"/>
+                <w:sz w:val="24"/>
+                <w:szCs w:val="24"/>
+              </w:rPr>
+            </m:ctrlPr>
+          </m:dPr>
+          <m:e>
+            <m:sSub>
+              <m:sSubPr>
+                <m:ctrlPr>
+                  <w:rPr>
+                    <w:rFonts w:ascii="Cambria Math" w:hAnsi="Cambria Math"/>
+                    <w:sz w:val="24"/>
+                    <w:szCs w:val="24"/>
+                  </w:rPr>
+                </m:ctrlPr>
+              </m:sSubPr>
+              <m:e>
+                <m:r>
+                  <w:rPr>
+                    <w:rFonts w:ascii="Cambria Math" w:hAnsi="Cambria Math"/>
+                    <w:sz w:val="24"/>
+                    <w:szCs w:val="24"/>
+                  </w:rPr>
+                  <m:t>V</m:t>
+                </m:r>
+              </m:e>
+              <m:sub>
+                <m:r>
+                  <w:rPr>
+                    <w:rFonts w:ascii="Cambria Math" w:hAnsi="Cambria Math"/>
+                    <w:sz w:val="24"/>
+                    <w:szCs w:val="24"/>
+                  </w:rPr>
+                  <m:t>x</m:t>
+                </m:r>
+              </m:sub>
+            </m:sSub>
+            <m:r>
+              <w:rPr>
+                <w:rFonts w:ascii="Cambria Math" w:hAnsi="Cambria Math"/>
+                <w:sz w:val="24"/>
+                <w:szCs w:val="24"/>
+              </w:rPr>
+              <m:t>,</m:t>
+            </m:r>
+            <m:sSub>
+              <m:sSubPr>
+                <m:ctrlPr>
+                  <w:rPr>
+                    <w:rFonts w:ascii="Cambria Math" w:hAnsi="Cambria Math"/>
+                    <w:sz w:val="24"/>
+                    <w:szCs w:val="24"/>
+                  </w:rPr>
+                </m:ctrlPr>
+              </m:sSubPr>
+              <m:e>
+                <m:r>
+                  <w:rPr>
+                    <w:rFonts w:ascii="Cambria Math" w:hAnsi="Cambria Math"/>
+                    <w:sz w:val="24"/>
+                    <w:szCs w:val="24"/>
+                  </w:rPr>
+                  <m:t>V</m:t>
+                </m:r>
+              </m:e>
+              <m:sub>
+                <m:r>
+                  <w:rPr>
+                    <w:rFonts w:ascii="Cambria Math" w:hAnsi="Cambria Math"/>
+                    <w:sz w:val="24"/>
+                    <w:szCs w:val="24"/>
+                  </w:rPr>
+                  <m:t>y</m:t>
+                </m:r>
+              </m:sub>
+            </m:sSub>
+          </m:e>
+        </m:d>
+      </m:oMath>
+      <w:r>
+        <w:rPr>
+          <w:sz w:val="24"/>
+          <w:szCs w:val="24"/>
+        </w:rPr>
+        <w:t>:</w:t>
+      </w:r>
+    </w:p>
+    <w:p>
+      <w:pPr>
+        <w:pStyle w:val="PargrafodaLista"/>
+        <w:numPr>
+          <w:ilvl w:val="3"/>
+          <w:numId w:val="1"/>
+        </w:numPr>
+        <w:spacing w:line="360" w:lineRule="auto"/>
+        <w:jc w:val="both"/>
+        <w:rPr>
+          <w:sz w:val="24"/>
+          <w:szCs w:val="24"/>
+        </w:rPr>
+      </w:pPr>
+      <w:r>
+        <w:rPr>
+          <w:sz w:val="24"/>
+          <w:szCs w:val="24"/>
+        </w:rPr>
+        <w:t xml:space="preserve">Calculando </w:t>
+      </w:r>
+      <m:oMath>
+        <m:sSub>
+          <m:sSubPr>
+            <m:ctrlPr>
+              <w:rPr>
+                <w:rFonts w:ascii="Cambria Math" w:hAnsi="Cambria Math"/>
+                <w:sz w:val="24"/>
+                <w:szCs w:val="24"/>
+              </w:rPr>
+            </m:ctrlPr>
+          </m:sSubPr>
+          <m:e>
+            <m:r>
+              <w:rPr>
+                <w:rFonts w:ascii="Cambria Math" w:hAnsi="Cambria Math"/>
+                <w:sz w:val="24"/>
+                <w:szCs w:val="24"/>
+              </w:rPr>
+              <m:t>V</m:t>
+            </m:r>
+          </m:e>
+          <m:sub>
+            <m:r>
+              <w:rPr>
+                <w:rFonts w:ascii="Cambria Math" w:hAnsi="Cambria Math"/>
+                <w:sz w:val="24"/>
+                <w:szCs w:val="24"/>
+              </w:rPr>
+              <m:t>x</m:t>
+            </m:r>
+          </m:sub>
+        </m:sSub>
+      </m:oMath>
+      <w:r>
+        <w:rPr>
+          <w:sz w:val="24"/>
+          <w:szCs w:val="24"/>
+        </w:rPr>
+        <w:t xml:space="preserve"> (posição horizontal do pico):</w:t>
+      </w:r>
+    </w:p>
+    <w:p>
+      <w:pPr>
+        <w:spacing w:line="360" w:lineRule="auto"/>
+        <w:ind w:left="2520"/>
+        <w:jc w:val="both"/>
+        <w:rPr>
+          <w:sz w:val="24"/>
+          <w:szCs w:val="24"/>
+        </w:rPr>
+      </w:pPr>
+      <m:oMathPara>
+        <m:oMath>
+          <m:sSub>
+            <m:sSubPr>
+              <m:ctrlPr>
+                <w:rPr>
+                  <w:rFonts w:ascii="Cambria Math" w:hAnsi="Cambria Math"/>
+                  <w:sz w:val="24"/>
+                  <w:szCs w:val="24"/>
+                </w:rPr>
+              </m:ctrlPr>
+            </m:sSubPr>
+            <m:e>
+              <m:r>
+                <w:rPr>
+                  <w:rFonts w:ascii="Cambria Math" w:hAnsi="Cambria Math"/>
+                  <w:sz w:val="24"/>
+                  <w:szCs w:val="24"/>
+                </w:rPr>
+                <m:t>V</m:t>
+              </m:r>
+            </m:e>
+            <m:sub>
+              <m:r>
+                <w:rPr>
+                  <w:rFonts w:ascii="Cambria Math" w:hAnsi="Cambria Math"/>
+                  <w:sz w:val="24"/>
+                  <w:szCs w:val="24"/>
+                </w:rPr>
+                <m:t>x</m:t>
+              </m:r>
+            </m:sub>
+          </m:sSub>
+          <m:r>
+            <w:rPr>
+              <w:rFonts w:ascii="Cambria Math" w:hAnsi="Cambria Math"/>
+              <w:sz w:val="24"/>
+              <w:szCs w:val="24"/>
+            </w:rPr>
+            <m:t>=</m:t>
+          </m:r>
+          <m:f>
+            <m:fPr>
+              <m:ctrlPr>
+                <w:rPr>
+                  <w:rFonts w:ascii="Cambria Math" w:hAnsi="Cambria Math"/>
+                  <w:sz w:val="24"/>
+                  <w:szCs w:val="24"/>
+                </w:rPr>
+              </m:ctrlPr>
+            </m:fPr>
+            <m:num>
+              <m:r>
+                <w:rPr>
+                  <w:rFonts w:ascii="Cambria Math" w:hAnsi="Cambria Math"/>
+                  <w:sz w:val="24"/>
+                  <w:szCs w:val="24"/>
+                </w:rPr>
+                <m:t>-b</m:t>
+              </m:r>
+            </m:num>
+            <m:den>
+              <m:r>
+                <w:rPr>
+                  <w:rFonts w:ascii="Cambria Math" w:hAnsi="Cambria Math"/>
+                  <w:sz w:val="24"/>
+                  <w:szCs w:val="24"/>
+                </w:rPr>
+                <m:t>2⋅a</m:t>
+              </m:r>
+            </m:den>
+          </m:f>
+        </m:oMath>
+      </m:oMathPara>
+    </w:p>
+    <w:p>
+      <w:pPr>
+        <w:spacing w:line="360" w:lineRule="auto"/>
+        <w:ind w:left="2520"/>
+        <w:jc w:val="both"/>
+        <w:rPr>
+          <w:sz w:val="24"/>
+          <w:szCs w:val="24"/>
+        </w:rPr>
+      </w:pPr>
+      <m:oMathPara>
+        <m:oMath>
+          <m:sSub>
+            <m:sSubPr>
+              <m:ctrlPr>
+                <w:rPr>
+                  <w:rFonts w:ascii="Cambria Math" w:hAnsi="Cambria Math"/>
+                  <w:sz w:val="24"/>
+                  <w:szCs w:val="24"/>
+                </w:rPr>
+              </m:ctrlPr>
+            </m:sSubPr>
+            <m:e>
+              <m:r>
+                <w:rPr>
+                  <w:rFonts w:ascii="Cambria Math" w:hAnsi="Cambria Math"/>
+                  <w:sz w:val="24"/>
+                  <w:szCs w:val="24"/>
+                </w:rPr>
+                <m:t>V</m:t>
+              </m:r>
+            </m:e>
+            <m:sub>
+              <m:r>
+                <w:rPr>
+                  <w:rFonts w:ascii="Cambria Math" w:hAnsi="Cambria Math"/>
+                  <w:sz w:val="24"/>
+                  <w:szCs w:val="24"/>
+                </w:rPr>
+                <m:t>x</m:t>
+              </m:r>
+            </m:sub>
+          </m:sSub>
+          <m:r>
+            <w:rPr>
+              <w:rFonts w:ascii="Cambria Math" w:hAnsi="Cambria Math"/>
+              <w:sz w:val="24"/>
+              <w:szCs w:val="24"/>
+            </w:rPr>
+            <m:t>=</m:t>
+          </m:r>
+          <m:f>
+            <m:fPr>
+              <m:ctrlPr>
+                <w:rPr>
+                  <w:rFonts w:ascii="Cambria Math" w:hAnsi="Cambria Math"/>
+                  <w:sz w:val="24"/>
+                  <w:szCs w:val="24"/>
+                </w:rPr>
+              </m:ctrlPr>
+            </m:fPr>
+            <m:num>
+              <m:r>
+                <w:rPr>
+                  <w:rFonts w:ascii="Cambria Math" w:hAnsi="Cambria Math"/>
+                  <w:sz w:val="24"/>
+                  <w:szCs w:val="24"/>
+                </w:rPr>
+                <m:t>-</m:t>
+              </m:r>
+              <m:f>
+                <m:fPr>
+                  <m:ctrlPr>
+                    <w:rPr>
+                      <w:rFonts w:ascii="Cambria Math" w:hAnsi="Cambria Math"/>
+                      <w:sz w:val="24"/>
+                      <w:szCs w:val="24"/>
+                    </w:rPr>
+                  </m:ctrlPr>
+                </m:fPr>
+                <m:num>
+                  <m:r>
+                    <w:rPr>
+                      <w:rFonts w:ascii="Cambria Math" w:hAnsi="Cambria Math"/>
+                      <w:sz w:val="24"/>
+                      <w:szCs w:val="24"/>
+                    </w:rPr>
+                    <m:t>2</m:t>
+                  </m:r>
+                </m:num>
+                <m:den>
+                  <m:r>
+                    <w:rPr>
+                      <w:rFonts w:ascii="Cambria Math" w:hAnsi="Cambria Math"/>
+                      <w:sz w:val="24"/>
+                      <w:szCs w:val="24"/>
+                    </w:rPr>
+                    <m:t>3</m:t>
+                  </m:r>
+                </m:den>
+              </m:f>
+            </m:num>
+            <m:den>
+              <m:r>
+                <w:rPr>
+                  <w:rFonts w:ascii="Cambria Math" w:hAnsi="Cambria Math"/>
+                  <w:sz w:val="24"/>
+                  <w:szCs w:val="24"/>
+                </w:rPr>
+                <m:t>2⋅</m:t>
+              </m:r>
+              <m:d>
+                <m:dPr>
+                  <m:ctrlPr>
+                    <w:rPr>
+                      <w:rFonts w:ascii="Cambria Math" w:hAnsi="Cambria Math"/>
+                      <w:sz w:val="24"/>
+                      <w:szCs w:val="24"/>
+                    </w:rPr>
+                  </m:ctrlPr>
+                </m:dPr>
+                <m:e>
+                  <m:r>
+                    <w:rPr>
+                      <w:rFonts w:ascii="Cambria Math" w:hAnsi="Cambria Math"/>
+                      <w:sz w:val="24"/>
+                      <w:szCs w:val="24"/>
+                    </w:rPr>
+                    <m:t>-1</m:t>
+                  </m:r>
+                </m:e>
+              </m:d>
+            </m:den>
+          </m:f>
+          <m:r>
+            <w:rPr>
+              <w:rFonts w:ascii="Cambria Math" w:hAnsi="Cambria Math"/>
+              <w:sz w:val="24"/>
+              <w:szCs w:val="24"/>
+            </w:rPr>
+            <m:t>=</m:t>
+          </m:r>
+          <m:f>
+            <m:fPr>
+              <m:ctrlPr>
+                <w:rPr>
+                  <w:rFonts w:ascii="Cambria Math" w:hAnsi="Cambria Math"/>
+                  <w:sz w:val="24"/>
+                  <w:szCs w:val="24"/>
+                </w:rPr>
+              </m:ctrlPr>
+            </m:fPr>
+            <m:num>
+              <m:r>
+                <w:rPr>
+                  <w:rFonts w:ascii="Cambria Math" w:hAnsi="Cambria Math"/>
+                  <w:sz w:val="24"/>
+                  <w:szCs w:val="24"/>
+                </w:rPr>
+                <m:t>-</m:t>
+              </m:r>
+              <m:f>
+                <m:fPr>
+                  <m:ctrlPr>
+                    <w:rPr>
+                      <w:rFonts w:ascii="Cambria Math" w:hAnsi="Cambria Math"/>
+                      <w:sz w:val="24"/>
+                      <w:szCs w:val="24"/>
+                    </w:rPr>
+                  </m:ctrlPr>
+                </m:fPr>
+                <m:num>
+                  <m:r>
+                    <w:rPr>
+                      <w:rFonts w:ascii="Cambria Math" w:hAnsi="Cambria Math"/>
+                      <w:sz w:val="24"/>
+                      <w:szCs w:val="24"/>
+                    </w:rPr>
+                    <m:t>2</m:t>
+                  </m:r>
+                </m:num>
+                <m:den>
+                  <m:r>
+                    <w:rPr>
+                      <w:rFonts w:ascii="Cambria Math" w:hAnsi="Cambria Math"/>
+                      <w:sz w:val="24"/>
+                      <w:szCs w:val="24"/>
+                    </w:rPr>
+                    <m:t>3</m:t>
+                  </m:r>
+                </m:den>
+              </m:f>
+            </m:num>
+            <m:den>
+              <m:r>
+                <w:rPr>
+                  <w:rFonts w:ascii="Cambria Math" w:hAnsi="Cambria Math"/>
+                  <w:sz w:val="24"/>
+                  <w:szCs w:val="24"/>
+                </w:rPr>
+                <m:t>-2</m:t>
+              </m:r>
+            </m:den>
+          </m:f>
+          <m:r>
+            <w:rPr>
+              <w:rFonts w:ascii="Cambria Math" w:hAnsi="Cambria Math"/>
+              <w:sz w:val="24"/>
+              <w:szCs w:val="24"/>
+            </w:rPr>
+            <m:t>=</m:t>
+          </m:r>
+          <m:f>
+            <m:fPr>
+              <m:ctrlPr>
+                <w:rPr>
+                  <w:rFonts w:ascii="Cambria Math" w:hAnsi="Cambria Math"/>
+                  <w:sz w:val="24"/>
+                  <w:szCs w:val="24"/>
+                </w:rPr>
+              </m:ctrlPr>
+            </m:fPr>
+            <m:num>
+              <m:r>
+                <w:rPr>
+                  <w:rFonts w:ascii="Cambria Math" w:hAnsi="Cambria Math"/>
+                  <w:sz w:val="24"/>
+                  <w:szCs w:val="24"/>
+                </w:rPr>
+                <m:t>2</m:t>
+              </m:r>
+            </m:num>
+            <m:den>
+              <m:r>
+                <w:rPr>
+                  <w:rFonts w:ascii="Cambria Math" w:hAnsi="Cambria Math"/>
+                  <w:sz w:val="24"/>
+                  <w:szCs w:val="24"/>
+                </w:rPr>
+                <m:t>3</m:t>
+              </m:r>
+            </m:den>
+          </m:f>
+          <m:r>
+            <w:rPr>
+              <w:rFonts w:ascii="Cambria Math" w:hAnsi="Cambria Math"/>
+              <w:sz w:val="24"/>
+              <w:szCs w:val="24"/>
+            </w:rPr>
+            <m:t>⋅</m:t>
+          </m:r>
+          <m:f>
+            <m:fPr>
+              <m:ctrlPr>
+                <w:rPr>
+                  <w:rFonts w:ascii="Cambria Math" w:hAnsi="Cambria Math"/>
+                  <w:sz w:val="24"/>
+                  <w:szCs w:val="24"/>
+                </w:rPr>
+              </m:ctrlPr>
+            </m:fPr>
+            <m:num>
+              <m:r>
+                <w:rPr>
+                  <w:rFonts w:ascii="Cambria Math" w:hAnsi="Cambria Math"/>
+                  <w:sz w:val="24"/>
+                  <w:szCs w:val="24"/>
+                </w:rPr>
+                <m:t>1</m:t>
+              </m:r>
+            </m:num>
+            <m:den>
+              <m:r>
+                <w:rPr>
+                  <w:rFonts w:ascii="Cambria Math" w:hAnsi="Cambria Math"/>
+                  <w:sz w:val="24"/>
+                  <w:szCs w:val="24"/>
+                </w:rPr>
+                <m:t>2</m:t>
+              </m:r>
+            </m:den>
+          </m:f>
+          <m:r>
+            <w:rPr>
+              <w:rFonts w:ascii="Cambria Math" w:hAnsi="Cambria Math"/>
+              <w:sz w:val="24"/>
+              <w:szCs w:val="24"/>
+            </w:rPr>
+            <m:t>=</m:t>
+          </m:r>
+          <m:f>
+            <m:fPr>
+              <m:ctrlPr>
+                <w:rPr>
+                  <w:rFonts w:ascii="Cambria Math" w:hAnsi="Cambria Math"/>
+                  <w:sz w:val="24"/>
+                  <w:szCs w:val="24"/>
+                </w:rPr>
+              </m:ctrlPr>
+            </m:fPr>
+            <m:num>
+              <m:r>
+                <w:rPr>
+                  <w:rFonts w:ascii="Cambria Math" w:hAnsi="Cambria Math"/>
+                  <w:sz w:val="24"/>
+                  <w:szCs w:val="24"/>
+                </w:rPr>
+                <m:t>2</m:t>
+              </m:r>
+            </m:num>
+            <m:den>
+              <m:r>
+                <w:rPr>
+                  <w:rFonts w:ascii="Cambria Math" w:hAnsi="Cambria Math"/>
+                  <w:sz w:val="24"/>
+                  <w:szCs w:val="24"/>
+                </w:rPr>
+                <m:t>6</m:t>
+              </m:r>
+            </m:den>
+          </m:f>
+          <m:r>
+            <w:rPr>
+              <w:rFonts w:ascii="Cambria Math" w:hAnsi="Cambria Math"/>
+              <w:sz w:val="24"/>
+              <w:szCs w:val="24"/>
+            </w:rPr>
+            <m:t>=</m:t>
+          </m:r>
+          <m:f>
+            <m:fPr>
+              <m:ctrlPr>
+                <w:rPr>
+                  <w:rFonts w:ascii="Cambria Math" w:hAnsi="Cambria Math"/>
+                  <w:sz w:val="24"/>
+                  <w:szCs w:val="24"/>
+                </w:rPr>
+              </m:ctrlPr>
+            </m:fPr>
+            <m:num>
+              <m:r>
+                <w:rPr>
+                  <w:rFonts w:ascii="Cambria Math" w:hAnsi="Cambria Math"/>
+                  <w:sz w:val="24"/>
+                  <w:szCs w:val="24"/>
+                </w:rPr>
+                <m:t>1</m:t>
+              </m:r>
+            </m:num>
+            <m:den>
+              <m:r>
+                <w:rPr>
+                  <w:rFonts w:ascii="Cambria Math" w:hAnsi="Cambria Math"/>
+                  <w:sz w:val="24"/>
+                  <w:szCs w:val="24"/>
+                </w:rPr>
+                <m:t>3</m:t>
+              </m:r>
+            </m:den>
+          </m:f>
+        </m:oMath>
+      </m:oMathPara>
+    </w:p>
+    <w:p>
+      <w:pPr>
+        <w:pStyle w:val="PargrafodaLista"/>
+        <w:numPr>
+          <w:ilvl w:val="3"/>
+          <w:numId w:val="1"/>
+        </w:numPr>
+        <w:spacing w:line="360" w:lineRule="auto"/>
+        <w:jc w:val="both"/>
+        <w:rPr>
+          <w:sz w:val="24"/>
+          <w:szCs w:val="24"/>
+        </w:rPr>
+      </w:pPr>
+      <w:r>
+        <w:rPr>
+          <w:sz w:val="24"/>
+          <w:szCs w:val="24"/>
+        </w:rPr>
+        <w:t xml:space="preserve">Calculando </w:t>
+      </w:r>
+      <m:oMath>
+        <m:sSub>
+          <m:sSubPr>
+            <m:ctrlPr>
+              <w:rPr>
+                <w:rFonts w:ascii="Cambria Math" w:hAnsi="Cambria Math"/>
+                <w:sz w:val="24"/>
+                <w:szCs w:val="24"/>
+              </w:rPr>
+            </m:ctrlPr>
+          </m:sSubPr>
+          <m:e>
+            <m:r>
+              <w:rPr>
+                <w:rFonts w:ascii="Cambria Math" w:hAnsi="Cambria Math"/>
+                <w:sz w:val="24"/>
+                <w:szCs w:val="24"/>
+              </w:rPr>
+              <m:t>V</m:t>
+            </m:r>
+          </m:e>
+          <m:sub>
+            <m:r>
+              <w:rPr>
+                <w:rFonts w:ascii="Cambria Math" w:hAnsi="Cambria Math"/>
+                <w:sz w:val="24"/>
+                <w:szCs w:val="24"/>
+              </w:rPr>
+              <m:t>y</m:t>
+            </m:r>
+          </m:sub>
+        </m:sSub>
+      </m:oMath>
+      <w:r>
+        <w:rPr>
+          <w:sz w:val="24"/>
+          <w:szCs w:val="24"/>
+        </w:rPr>
+        <w:t xml:space="preserve"> (altura máxima / amplitude):</w:t>
+      </w:r>
+    </w:p>
+    <w:p>
+      <w:pPr>
+        <w:pStyle w:val="PargrafodaLista"/>
+        <w:spacing w:line="360" w:lineRule="auto"/>
+        <w:ind w:left="2880"/>
+        <w:jc w:val="both"/>
+        <w:rPr>
+          <w:sz w:val="24"/>
+          <w:szCs w:val="24"/>
+        </w:rPr>
+      </w:pPr>
+      <w:r>
+        <w:rPr>
+          <w:sz w:val="24"/>
+          <w:szCs w:val="24"/>
+        </w:rPr>
+        <w:t>Pr</w:t>
+      </w:r>
+      <w:r>
+        <w:rPr>
+          <w:sz w:val="24"/>
+          <w:szCs w:val="24"/>
+        </w:rPr>
+        <w:t>imeiro, é calculado o valor de Delta (</w:t>
+      </w:r>
+      <m:oMath>
+        <m:r>
+          <w:rPr>
+            <w:rFonts w:ascii="Cambria Math" w:hAnsi="Cambria Math"/>
+            <w:sz w:val="24"/>
+            <w:szCs w:val="24"/>
+          </w:rPr>
+          <m:t>Δ=</m:t>
+        </m:r>
+        <m:sSup>
+          <m:sSupPr>
+            <m:ctrlPr>
+              <w:rPr>
+                <w:rFonts w:ascii="Cambria Math" w:hAnsi="Cambria Math"/>
+                <w:sz w:val="24"/>
+                <w:szCs w:val="24"/>
+              </w:rPr>
+            </m:ctrlPr>
+          </m:sSupPr>
+          <m:e>
+            <m:r>
+              <w:rPr>
+                <w:rFonts w:ascii="Cambria Math" w:hAnsi="Cambria Math"/>
+                <w:sz w:val="24"/>
+                <w:szCs w:val="24"/>
+              </w:rPr>
+              <m:t>b</m:t>
+            </m:r>
+          </m:e>
+          <m:sup>
+            <m:r>
+              <w:rPr>
+                <w:rFonts w:ascii="Cambria Math" w:hAnsi="Cambria Math"/>
+                <w:sz w:val="24"/>
+                <w:szCs w:val="24"/>
+              </w:rPr>
+              <m:t>2</m:t>
+            </m:r>
+          </m:sup>
+        </m:sSup>
+        <m:r>
+          <w:rPr>
+            <w:rFonts w:ascii="Cambria Math" w:hAnsi="Cambria Math"/>
+            <w:sz w:val="24"/>
+            <w:szCs w:val="24"/>
+          </w:rPr>
+          <m:t>-4⋅a⋅c</m:t>
+        </m:r>
+      </m:oMath>
+      <w:r>
+        <w:rPr>
+          <w:sz w:val="24"/>
+          <w:szCs w:val="24"/>
+        </w:rPr>
+        <w:t>):</w:t>
+      </w:r>
+    </w:p>
+    <w:p>
+      <w:pPr>
+        <w:pStyle w:val="PargrafodaLista"/>
+        <w:spacing w:line="360" w:lineRule="auto"/>
+        <w:ind w:left="2880"/>
+        <w:jc w:val="both"/>
+        <w:rPr>
+          <w:sz w:val="24"/>
+          <w:szCs w:val="24"/>
+        </w:rPr>
+      </w:pPr>
+      <m:oMathPara>
+        <m:oMath>
+          <m:r>
+            <w:rPr>
+              <w:rFonts w:ascii="Cambria Math" w:hAnsi="Cambria Math"/>
+              <w:sz w:val="24"/>
+              <w:szCs w:val="24"/>
+            </w:rPr>
+            <m:t>Δ=</m:t>
+          </m:r>
+          <m:sSup>
+            <m:sSupPr>
+              <m:ctrlPr>
+                <w:rPr>
+                  <w:rFonts w:ascii="Cambria Math" w:hAnsi="Cambria Math"/>
+                  <w:sz w:val="24"/>
+                  <w:szCs w:val="24"/>
+                </w:rPr>
+              </m:ctrlPr>
+            </m:sSupPr>
+            <m:e>
+              <m:d>
+                <m:dPr>
+                  <m:ctrlPr>
+                    <w:rPr>
+                      <w:rFonts w:ascii="Cambria Math" w:hAnsi="Cambria Math"/>
+                      <w:sz w:val="24"/>
+                      <w:szCs w:val="24"/>
+                    </w:rPr>
+                  </m:ctrlPr>
+                </m:dPr>
+                <m:e>
+                  <m:f>
+                    <m:fPr>
+                      <m:ctrlPr>
+                        <w:rPr>
+                          <w:rFonts w:ascii="Cambria Math" w:hAnsi="Cambria Math"/>
+                          <w:sz w:val="24"/>
+                          <w:szCs w:val="24"/>
+                        </w:rPr>
+                      </m:ctrlPr>
+                    </m:fPr>
+                    <m:num>
+                      <m:r>
+                        <w:rPr>
+                          <w:rFonts w:ascii="Cambria Math" w:hAnsi="Cambria Math"/>
+                          <w:sz w:val="24"/>
+                          <w:szCs w:val="24"/>
+                        </w:rPr>
+                        <m:t>2</m:t>
+                      </m:r>
+                    </m:num>
+                    <m:den>
+                      <m:r>
+                        <w:rPr>
+                          <w:rFonts w:ascii="Cambria Math" w:hAnsi="Cambria Math"/>
+                          <w:sz w:val="24"/>
+                          <w:szCs w:val="24"/>
+                        </w:rPr>
+                        <m:t>3</m:t>
+                      </m:r>
+                    </m:den>
+                  </m:f>
+                </m:e>
+              </m:d>
+            </m:e>
+            <m:sup>
+              <m:r>
+                <w:rPr>
+                  <w:rFonts w:ascii="Cambria Math" w:hAnsi="Cambria Math"/>
+                  <w:sz w:val="24"/>
+                  <w:szCs w:val="24"/>
+                </w:rPr>
+                <m:t>2</m:t>
+              </m:r>
+            </m:sup>
+          </m:sSup>
+          <m:r>
+            <w:rPr>
+              <w:rFonts w:ascii="Cambria Math" w:hAnsi="Cambria Math"/>
+              <w:sz w:val="24"/>
+              <w:szCs w:val="24"/>
+            </w:rPr>
+            <m:t>-4⋅</m:t>
+          </m:r>
+          <m:d>
+            <m:dPr>
+              <m:ctrlPr>
+                <w:rPr>
+                  <w:rFonts w:ascii="Cambria Math" w:hAnsi="Cambria Math"/>
+                  <w:sz w:val="24"/>
+                  <w:szCs w:val="24"/>
+                </w:rPr>
+              </m:ctrlPr>
+            </m:dPr>
+            <m:e>
+              <m:r>
+                <w:rPr>
+                  <w:rFonts w:ascii="Cambria Math" w:hAnsi="Cambria Math"/>
+                  <w:sz w:val="24"/>
+                  <w:szCs w:val="24"/>
+                </w:rPr>
+                <m:t>-1</m:t>
+              </m:r>
+            </m:e>
+          </m:d>
+          <m:r>
+            <w:rPr>
+              <w:rFonts w:ascii="Cambria Math" w:hAnsi="Cambria Math"/>
+              <w:sz w:val="24"/>
+              <w:szCs w:val="24"/>
+            </w:rPr>
+            <m:t>⋅0</m:t>
+          </m:r>
+          <m:r>
+            <m:rPr>
+              <m:sty m:val="p"/>
+            </m:rPr>
+            <w:rPr>
+              <w:sz w:val="24"/>
+              <w:szCs w:val="24"/>
+            </w:rPr>
+            <w:br/>
+          </m:r>
+        </m:oMath>
+        <m:oMath>
+          <m:r>
+            <w:rPr>
+              <w:rFonts w:ascii="Cambria Math" w:hAnsi="Cambria Math"/>
+              <w:sz w:val="24"/>
+              <w:szCs w:val="24"/>
+            </w:rPr>
+            <m:t>Δ=</m:t>
+          </m:r>
+          <m:f>
+            <m:fPr>
+              <m:ctrlPr>
+                <w:rPr>
+                  <w:rFonts w:ascii="Cambria Math" w:hAnsi="Cambria Math"/>
+                  <w:sz w:val="24"/>
+                  <w:szCs w:val="24"/>
+                </w:rPr>
+              </m:ctrlPr>
+            </m:fPr>
+            <m:num>
+              <m:r>
+                <w:rPr>
+                  <w:rFonts w:ascii="Cambria Math" w:hAnsi="Cambria Math"/>
+                  <w:sz w:val="24"/>
+                  <w:szCs w:val="24"/>
+                </w:rPr>
+                <m:t>4</m:t>
+              </m:r>
+            </m:num>
+            <m:den>
+              <m:r>
+                <w:rPr>
+                  <w:rFonts w:ascii="Cambria Math" w:hAnsi="Cambria Math"/>
+                  <w:sz w:val="24"/>
+                  <w:szCs w:val="24"/>
+                </w:rPr>
+                <m:t>9</m:t>
+              </m:r>
+            </m:den>
+          </m:f>
+          <m:r>
+            <w:rPr>
+              <w:rFonts w:ascii="Cambria Math" w:hAnsi="Cambria Math"/>
+              <w:sz w:val="24"/>
+              <w:szCs w:val="24"/>
+            </w:rPr>
+            <m:t>-0=</m:t>
+          </m:r>
+          <m:f>
+            <m:fPr>
+              <m:ctrlPr>
+                <w:rPr>
+                  <w:rFonts w:ascii="Cambria Math" w:hAnsi="Cambria Math"/>
+                  <w:sz w:val="24"/>
+                  <w:szCs w:val="24"/>
+                </w:rPr>
+              </m:ctrlPr>
+            </m:fPr>
+            <m:num>
+              <m:r>
+                <w:rPr>
+                  <w:rFonts w:ascii="Cambria Math" w:hAnsi="Cambria Math"/>
+                  <w:sz w:val="24"/>
+                  <w:szCs w:val="24"/>
+                </w:rPr>
+                <m:t>4</m:t>
+              </m:r>
+            </m:num>
+            <m:den>
+              <m:r>
+                <w:rPr>
+                  <w:rFonts w:ascii="Cambria Math" w:hAnsi="Cambria Math"/>
+                  <w:sz w:val="24"/>
+                  <w:szCs w:val="24"/>
+                </w:rPr>
+                <m:t>9</m:t>
+              </m:r>
+            </m:den>
+          </m:f>
+          <m:r>
+            <m:rPr>
+              <m:sty m:val="p"/>
+            </m:rPr>
+            <w:rPr>
+              <w:sz w:val="24"/>
+              <w:szCs w:val="24"/>
+            </w:rPr>
+            <w:br/>
+          </m:r>
+        </m:oMath>
+      </m:oMathPara>
+      <w:r>
+        <w:rPr>
+          <w:sz w:val="24"/>
+          <w:szCs w:val="24"/>
+        </w:rPr>
+        <w:t xml:space="preserve">Agora, aplicamos na fórmula de </w:t>
+      </w:r>
+      <m:oMath>
+        <m:sSub>
+          <m:sSubPr>
+            <m:ctrlPr>
+              <w:rPr>
+                <w:rFonts w:ascii="Cambria Math" w:hAnsi="Cambria Math"/>
+                <w:sz w:val="24"/>
+                <w:szCs w:val="24"/>
+              </w:rPr>
+            </m:ctrlPr>
+          </m:sSubPr>
+          <m:e>
+            <m:r>
+              <w:rPr>
+                <w:rFonts w:ascii="Cambria Math" w:hAnsi="Cambria Math"/>
+                <w:sz w:val="24"/>
+                <w:szCs w:val="24"/>
+              </w:rPr>
+              <m:t>V</m:t>
+            </m:r>
+          </m:e>
+          <m:sub>
+            <m:r>
+              <w:rPr>
+                <w:rFonts w:ascii="Cambria Math" w:hAnsi="Cambria Math"/>
+                <w:sz w:val="24"/>
+                <w:szCs w:val="24"/>
+              </w:rPr>
+              <m:t>y</m:t>
+            </m:r>
+          </m:sub>
+        </m:sSub>
+      </m:oMath>
+      <w:r>
+        <w:rPr>
+          <w:sz w:val="24"/>
+          <w:szCs w:val="24"/>
+        </w:rPr>
+        <w:t>:</w:t>
+      </w:r>
+    </w:p>
+    <w:p>
+      <w:pPr>
+        <w:pStyle w:val="PargrafodaLista"/>
+        <w:spacing w:line="360" w:lineRule="auto"/>
+        <w:ind w:left="2880"/>
+        <w:jc w:val="both"/>
+        <w:rPr>
+          <w:sz w:val="24"/>
+          <w:szCs w:val="24"/>
+        </w:rPr>
+      </w:pPr>
+      <m:oMathPara>
+        <m:oMath>
+          <m:sSub>
+            <m:sSubPr>
+              <m:ctrlPr>
+                <w:rPr>
+                  <w:rFonts w:ascii="Cambria Math" w:hAnsi="Cambria Math"/>
+                  <w:sz w:val="24"/>
+                  <w:szCs w:val="24"/>
+                </w:rPr>
+              </m:ctrlPr>
+            </m:sSubPr>
+            <m:e>
+              <m:r>
+                <w:rPr>
+                  <w:rFonts w:ascii="Cambria Math" w:hAnsi="Cambria Math"/>
+                  <w:sz w:val="24"/>
+                  <w:szCs w:val="24"/>
+                </w:rPr>
+                <m:t>V</m:t>
+              </m:r>
+            </m:e>
+            <m:sub>
+              <m:r>
+                <w:rPr>
+                  <w:rFonts w:ascii="Cambria Math" w:hAnsi="Cambria Math"/>
+                  <w:sz w:val="24"/>
+                  <w:szCs w:val="24"/>
+                </w:rPr>
+                <m:t>y</m:t>
+              </m:r>
+            </m:sub>
+          </m:sSub>
+          <m:r>
+            <w:rPr>
+              <w:rFonts w:ascii="Cambria Math" w:hAnsi="Cambria Math"/>
+              <w:sz w:val="24"/>
+              <w:szCs w:val="24"/>
+            </w:rPr>
+            <m:t>=</m:t>
+          </m:r>
+          <m:f>
+            <m:fPr>
+              <m:ctrlPr>
+                <w:rPr>
+                  <w:rFonts w:ascii="Cambria Math" w:hAnsi="Cambria Math"/>
+                  <w:sz w:val="24"/>
+                  <w:szCs w:val="24"/>
+                </w:rPr>
+              </m:ctrlPr>
+            </m:fPr>
+            <m:num>
+              <m:r>
+                <w:rPr>
+                  <w:rFonts w:ascii="Cambria Math" w:hAnsi="Cambria Math"/>
+                  <w:sz w:val="24"/>
+                  <w:szCs w:val="24"/>
+                </w:rPr>
+                <m:t>-Δ</m:t>
+              </m:r>
+            </m:num>
+            <m:den>
+              <m:r>
+                <w:rPr>
+                  <w:rFonts w:ascii="Cambria Math" w:hAnsi="Cambria Math"/>
+                  <w:sz w:val="24"/>
+                  <w:szCs w:val="24"/>
+                </w:rPr>
+                <m:t>4⋅a</m:t>
+              </m:r>
+            </m:den>
+          </m:f>
+          <m:r>
+            <m:rPr>
+              <m:sty m:val="p"/>
+            </m:rPr>
+            <w:rPr>
+              <w:sz w:val="24"/>
+              <w:szCs w:val="24"/>
+            </w:rPr>
+            <w:br/>
+          </m:r>
+        </m:oMath>
+        <m:oMath>
+          <m:sSub>
+            <m:sSubPr>
+              <m:ctrlPr>
+                <w:rPr>
+                  <w:rFonts w:ascii="Cambria Math" w:hAnsi="Cambria Math"/>
+                  <w:sz w:val="24"/>
+                  <w:szCs w:val="24"/>
+                </w:rPr>
+              </m:ctrlPr>
+            </m:sSubPr>
+            <m:e>
+              <m:r>
+                <w:rPr>
+                  <w:rFonts w:ascii="Cambria Math" w:hAnsi="Cambria Math"/>
+                  <w:sz w:val="24"/>
+                  <w:szCs w:val="24"/>
+                </w:rPr>
+                <m:t>V</m:t>
+              </m:r>
+            </m:e>
+            <m:sub>
+              <m:r>
+                <w:rPr>
+                  <w:rFonts w:ascii="Cambria Math" w:hAnsi="Cambria Math"/>
+                  <w:sz w:val="24"/>
+                  <w:szCs w:val="24"/>
+                </w:rPr>
+                <m:t>y</m:t>
+              </m:r>
+            </m:sub>
+          </m:sSub>
+          <m:r>
+            <w:rPr>
+              <w:rFonts w:ascii="Cambria Math" w:hAnsi="Cambria Math"/>
+              <w:sz w:val="24"/>
+              <w:szCs w:val="24"/>
+            </w:rPr>
+            <m:t>=</m:t>
+          </m:r>
+          <m:f>
+            <m:fPr>
+              <m:ctrlPr>
+                <w:rPr>
+                  <w:rFonts w:ascii="Cambria Math" w:hAnsi="Cambria Math"/>
+                  <w:sz w:val="24"/>
+                  <w:szCs w:val="24"/>
+                </w:rPr>
+              </m:ctrlPr>
+            </m:fPr>
+            <m:num>
+              <m:r>
+                <w:rPr>
+                  <w:rFonts w:ascii="Cambria Math" w:hAnsi="Cambria Math"/>
+                  <w:sz w:val="24"/>
+                  <w:szCs w:val="24"/>
+                </w:rPr>
+                <m:t>-</m:t>
+              </m:r>
+              <m:f>
+                <m:fPr>
+                  <m:ctrlPr>
+                    <w:rPr>
+                      <w:rFonts w:ascii="Cambria Math" w:hAnsi="Cambria Math"/>
+                      <w:sz w:val="24"/>
+                      <w:szCs w:val="24"/>
+                    </w:rPr>
+                  </m:ctrlPr>
+                </m:fPr>
+                <m:num>
+                  <m:r>
+                    <w:rPr>
+                      <w:rFonts w:ascii="Cambria Math" w:hAnsi="Cambria Math"/>
+                      <w:sz w:val="24"/>
+                      <w:szCs w:val="24"/>
+                    </w:rPr>
+                    <m:t>4</m:t>
+                  </m:r>
+                </m:num>
+                <m:den>
+                  <m:r>
+                    <w:rPr>
+                      <w:rFonts w:ascii="Cambria Math" w:hAnsi="Cambria Math"/>
+                      <w:sz w:val="24"/>
+                      <w:szCs w:val="24"/>
+                    </w:rPr>
+                    <m:t>9</m:t>
+                  </m:r>
+                </m:den>
+              </m:f>
+            </m:num>
+            <m:den>
+              <m:r>
+                <w:rPr>
+                  <w:rFonts w:ascii="Cambria Math" w:hAnsi="Cambria Math"/>
+                  <w:sz w:val="24"/>
+                  <w:szCs w:val="24"/>
+                </w:rPr>
+                <m:t>4⋅</m:t>
+              </m:r>
+              <m:d>
+                <m:dPr>
+                  <m:ctrlPr>
+                    <w:rPr>
+                      <w:rFonts w:ascii="Cambria Math" w:hAnsi="Cambria Math"/>
+                      <w:sz w:val="24"/>
+                      <w:szCs w:val="24"/>
+                    </w:rPr>
+                  </m:ctrlPr>
+                </m:dPr>
+                <m:e>
+                  <m:r>
+                    <w:rPr>
+                      <w:rFonts w:ascii="Cambria Math" w:hAnsi="Cambria Math"/>
+                      <w:sz w:val="24"/>
+                      <w:szCs w:val="24"/>
+                    </w:rPr>
+                    <m:t>-1</m:t>
+                  </m:r>
+                </m:e>
+              </m:d>
+            </m:den>
+          </m:f>
+          <m:r>
+            <w:rPr>
+              <w:rFonts w:ascii="Cambria Math" w:hAnsi="Cambria Math"/>
+              <w:sz w:val="24"/>
+              <w:szCs w:val="24"/>
+            </w:rPr>
+            <m:t>=</m:t>
+          </m:r>
+          <m:f>
+            <m:fPr>
+              <m:ctrlPr>
+                <w:rPr>
+                  <w:rFonts w:ascii="Cambria Math" w:hAnsi="Cambria Math"/>
+                  <w:sz w:val="24"/>
+                  <w:szCs w:val="24"/>
+                </w:rPr>
+              </m:ctrlPr>
+            </m:fPr>
+            <m:num>
+              <m:r>
+                <w:rPr>
+                  <w:rFonts w:ascii="Cambria Math" w:hAnsi="Cambria Math"/>
+                  <w:sz w:val="24"/>
+                  <w:szCs w:val="24"/>
+                </w:rPr>
+                <m:t>-</m:t>
+              </m:r>
+              <m:f>
+                <m:fPr>
+                  <m:ctrlPr>
+                    <w:rPr>
+                      <w:rFonts w:ascii="Cambria Math" w:hAnsi="Cambria Math"/>
+                      <w:sz w:val="24"/>
+                      <w:szCs w:val="24"/>
+                    </w:rPr>
+                  </m:ctrlPr>
+                </m:fPr>
+                <m:num>
+                  <m:r>
+                    <w:rPr>
+                      <w:rFonts w:ascii="Cambria Math" w:hAnsi="Cambria Math"/>
+                      <w:sz w:val="24"/>
+                      <w:szCs w:val="24"/>
+                    </w:rPr>
+                    <m:t>4</m:t>
+                  </m:r>
+                </m:num>
+                <m:den>
+                  <m:r>
+                    <w:rPr>
+                      <w:rFonts w:ascii="Cambria Math" w:hAnsi="Cambria Math"/>
+                      <w:sz w:val="24"/>
+                      <w:szCs w:val="24"/>
+                    </w:rPr>
+                    <m:t>9</m:t>
+                  </m:r>
+                </m:den>
+              </m:f>
+            </m:num>
+            <m:den>
+              <m:r>
+                <w:rPr>
+                  <w:rFonts w:ascii="Cambria Math" w:hAnsi="Cambria Math"/>
+                  <w:sz w:val="24"/>
+                  <w:szCs w:val="24"/>
+                </w:rPr>
+                <m:t>-4</m:t>
+              </m:r>
+            </m:den>
+          </m:f>
+          <m:r>
+            <w:rPr>
+              <w:rFonts w:ascii="Cambria Math" w:hAnsi="Cambria Math"/>
+              <w:sz w:val="24"/>
+              <w:szCs w:val="24"/>
+            </w:rPr>
+            <m:t>=</m:t>
+          </m:r>
+          <m:f>
+            <m:fPr>
+              <m:ctrlPr>
+                <w:rPr>
+                  <w:rFonts w:ascii="Cambria Math" w:hAnsi="Cambria Math"/>
+                  <w:sz w:val="24"/>
+                  <w:szCs w:val="24"/>
+                </w:rPr>
+              </m:ctrlPr>
+            </m:fPr>
+            <m:num>
+              <m:r>
+                <w:rPr>
+                  <w:rFonts w:ascii="Cambria Math" w:hAnsi="Cambria Math"/>
+                  <w:sz w:val="24"/>
+                  <w:szCs w:val="24"/>
+                </w:rPr>
+                <m:t>4</m:t>
+              </m:r>
+            </m:num>
+            <m:den>
+              <m:r>
+                <w:rPr>
+                  <w:rFonts w:ascii="Cambria Math" w:hAnsi="Cambria Math"/>
+                  <w:sz w:val="24"/>
+                  <w:szCs w:val="24"/>
+                </w:rPr>
+                <m:t>9</m:t>
+              </m:r>
+            </m:den>
+          </m:f>
+          <m:r>
+            <w:rPr>
+              <w:rFonts w:ascii="Cambria Math" w:hAnsi="Cambria Math"/>
+              <w:sz w:val="24"/>
+              <w:szCs w:val="24"/>
+            </w:rPr>
+            <m:t>⋅</m:t>
+          </m:r>
+          <m:f>
+            <m:fPr>
+              <m:ctrlPr>
+                <w:rPr>
+                  <w:rFonts w:ascii="Cambria Math" w:hAnsi="Cambria Math"/>
+                  <w:sz w:val="24"/>
+                  <w:szCs w:val="24"/>
+                </w:rPr>
+              </m:ctrlPr>
+            </m:fPr>
+            <m:num>
+              <m:r>
+                <w:rPr>
+                  <w:rFonts w:ascii="Cambria Math" w:hAnsi="Cambria Math"/>
+                  <w:sz w:val="24"/>
+                  <w:szCs w:val="24"/>
+                </w:rPr>
+                <m:t>1</m:t>
+              </m:r>
+            </m:num>
+            <m:den>
+              <m:r>
+                <w:rPr>
+                  <w:rFonts w:ascii="Cambria Math" w:hAnsi="Cambria Math"/>
+                  <w:sz w:val="24"/>
+                  <w:szCs w:val="24"/>
+                </w:rPr>
+                <m:t>4</m:t>
+              </m:r>
+            </m:den>
+          </m:f>
+          <m:r>
+            <w:rPr>
+              <w:rFonts w:ascii="Cambria Math" w:hAnsi="Cambria Math"/>
+              <w:sz w:val="24"/>
+              <w:szCs w:val="24"/>
+            </w:rPr>
+            <m:t>=</m:t>
+          </m:r>
+          <m:f>
+            <m:fPr>
+              <m:ctrlPr>
+                <w:rPr>
+                  <w:rFonts w:ascii="Cambria Math" w:hAnsi="Cambria Math"/>
+                  <w:sz w:val="24"/>
+                  <w:szCs w:val="24"/>
+                </w:rPr>
+              </m:ctrlPr>
+            </m:fPr>
+            <m:num>
+              <m:r>
+                <w:rPr>
+                  <w:rFonts w:ascii="Cambria Math" w:hAnsi="Cambria Math"/>
+                  <w:sz w:val="24"/>
+                  <w:szCs w:val="24"/>
+                </w:rPr>
+                <m:t>1</m:t>
+              </m:r>
+            </m:num>
+            <m:den>
+              <m:r>
+                <w:rPr>
+                  <w:rFonts w:ascii="Cambria Math" w:hAnsi="Cambria Math"/>
+                  <w:sz w:val="24"/>
+                  <w:szCs w:val="24"/>
+                </w:rPr>
+                <m:t>9</m:t>
+              </m:r>
+            </m:den>
+          </m:f>
+          <m:r>
+            <m:rPr>
+              <m:sty m:val="p"/>
+            </m:rPr>
+            <w:rPr>
+              <w:sz w:val="24"/>
+              <w:szCs w:val="24"/>
+            </w:rPr>
+            <w:br/>
+          </m:r>
+        </m:oMath>
+      </m:oMathPara>
+    </w:p>
+    <w:p>
+      <w:pPr>
+        <w:spacing w:line="360" w:lineRule="auto"/>
+        <w:jc w:val="both"/>
+        <w:rPr>
+          <w:sz w:val="24"/>
+          <w:szCs w:val="24"/>
+        </w:rPr>
+      </w:pPr>
+      <w:r>
+        <w:rPr>
+          <w:b/>
+          <w:bCs/>
+          <w:sz w:val="24"/>
+          <w:szCs w:val="24"/>
+        </w:rPr>
+        <w:t>Resposta</w:t>
+      </w:r>
+      <w:r>
+        <w:rPr>
+          <w:sz w:val="24"/>
+          <w:szCs w:val="24"/>
+        </w:rPr>
+        <w:t>:</w:t>
+      </w:r>
+    </w:p>
+    <w:p>
+      <w:pPr>
+        <w:spacing w:line="360" w:lineRule="auto"/>
+        <w:jc w:val="both"/>
+        <w:rPr>
+          <w:sz w:val="24"/>
+          <w:szCs w:val="24"/>
+        </w:rPr>
+      </w:pPr>
+      <w:r>
+        <w:rPr>
+          <w:sz w:val="24"/>
+          <w:szCs w:val="24"/>
+        </w:rPr>
+        <w:t xml:space="preserve">A coordenada do ponto máximo do vértice dessa parábola é </w:t>
+      </w:r>
+      <m:oMath>
+        <m:r>
+          <w:rPr>
+            <w:rFonts w:ascii="Cambria Math" w:hAnsi="Cambria Math"/>
+            <w:sz w:val="24"/>
+            <w:szCs w:val="24"/>
+          </w:rPr>
+          <m:t>V=</m:t>
+        </m:r>
+        <m:d>
+          <m:dPr>
+            <m:ctrlPr>
+              <w:rPr>
+                <w:rFonts w:ascii="Cambria Math" w:hAnsi="Cambria Math"/>
+                <w:sz w:val="24"/>
+                <w:szCs w:val="24"/>
+              </w:rPr>
+            </m:ctrlPr>
+          </m:dPr>
+          <m:e>
+            <m:f>
+              <m:fPr>
+                <m:ctrlPr>
+                  <w:rPr>
+                    <w:rFonts w:ascii="Cambria Math" w:hAnsi="Cambria Math"/>
+                    <w:sz w:val="24"/>
+                    <w:szCs w:val="24"/>
+                  </w:rPr>
+                </m:ctrlPr>
+              </m:fPr>
+              <m:num>
+                <m:r>
+                  <w:rPr>
+                    <w:rFonts w:ascii="Cambria Math" w:hAnsi="Cambria Math"/>
+                    <w:sz w:val="24"/>
+                    <w:szCs w:val="24"/>
+                  </w:rPr>
+                  <m:t>1</m:t>
+                </m:r>
+              </m:num>
+              <m:den>
+                <m:r>
+                  <w:rPr>
+                    <w:rFonts w:ascii="Cambria Math" w:hAnsi="Cambria Math"/>
+                    <w:sz w:val="24"/>
+                    <w:szCs w:val="24"/>
+                  </w:rPr>
+                  <m:t>3</m:t>
+                </m:r>
+              </m:den>
+            </m:f>
+            <m:r>
+              <w:rPr>
+                <w:rFonts w:ascii="Cambria Math" w:hAnsi="Cambria Math"/>
+                <w:sz w:val="24"/>
+                <w:szCs w:val="24"/>
+              </w:rPr>
+              <m:t>,</m:t>
+            </m:r>
+            <m:f>
+              <m:fPr>
+                <m:ctrlPr>
+                  <w:rPr>
+                    <w:rFonts w:ascii="Cambria Math" w:hAnsi="Cambria Math"/>
+                    <w:sz w:val="24"/>
+                    <w:szCs w:val="24"/>
+                  </w:rPr>
+                </m:ctrlPr>
+              </m:fPr>
+              <m:num>
+                <m:r>
+                  <w:rPr>
+                    <w:rFonts w:ascii="Cambria Math" w:hAnsi="Cambria Math"/>
+                    <w:sz w:val="24"/>
+                    <w:szCs w:val="24"/>
+                  </w:rPr>
+                  <m:t>1</m:t>
+                </m:r>
+              </m:num>
+              <m:den>
+                <m:r>
+                  <w:rPr>
+                    <w:rFonts w:ascii="Cambria Math" w:hAnsi="Cambria Math"/>
+                    <w:sz w:val="24"/>
+                    <w:szCs w:val="24"/>
+                  </w:rPr>
+                  <m:t>9</m:t>
+                </m:r>
+              </m:den>
+            </m:f>
+          </m:e>
+        </m:d>
+      </m:oMath>
+      <w:r>
+        <w:rPr>
+          <w:sz w:val="24"/>
+          <w:szCs w:val="24"/>
+        </w:rPr>
+        <w:t>.</w:t>
+      </w:r>
+    </w:p>
+    <w:p>
+      <w:pPr>
+        <w:pStyle w:val="PargrafodaLista"/>
+        <w:numPr>
+          <w:ilvl w:val="2"/>
+          <w:numId w:val="1"/>
+        </w:numPr>
+        <w:spacing w:line="360" w:lineRule="auto"/>
+        <w:jc w:val="both"/>
+        <w:rPr>
+          <w:sz w:val="24"/>
+          <w:szCs w:val="24"/>
+        </w:rPr>
+      </w:pPr>
+      <w:r>
+        <w:rPr>
+          <w:sz w:val="24"/>
+          <w:szCs w:val="24"/>
+        </w:rPr>
+        <w:lastRenderedPageBreak/>
+        <w:t>Qual é a medida do intervalo entre as raízes reais da função apresentada?</w:t>
+      </w:r>
+    </w:p>
+    <w:p>
+      <w:pPr>
+        <w:spacing w:line="360" w:lineRule="auto"/>
+        <w:jc w:val="both"/>
+        <w:rPr>
+          <w:sz w:val="24"/>
+          <w:szCs w:val="24"/>
+        </w:rPr>
+      </w:pPr>
+      <w:r>
+        <w:rPr>
+          <w:sz w:val="24"/>
+          <w:szCs w:val="24"/>
+        </w:rPr>
+        <w:t>O “intervalo entre as raízes” corresponde à distância horizontal</w:t>
+      </w:r>
+      <w:r>
+        <w:rPr>
+          <w:sz w:val="24"/>
+          <w:szCs w:val="24"/>
+        </w:rPr>
+        <w:t xml:space="preserve"> </w:t>
+      </w:r>
+      <w:r>
+        <w:rPr>
+          <w:sz w:val="24"/>
+          <w:szCs w:val="24"/>
+        </w:rPr>
+        <w:t>entre o ponto onde</w:t>
+      </w:r>
+      <w:r>
+        <w:rPr>
+          <w:sz w:val="24"/>
+          <w:szCs w:val="24"/>
+        </w:rPr>
+        <w:t xml:space="preserve"> a parábola começa e onde ela termina no eixo</w:t>
+      </w:r>
+      <w:r>
+        <w:rPr>
+          <w:sz w:val="24"/>
+          <w:szCs w:val="24"/>
+        </w:rPr>
+        <w:t xml:space="preserve"> </w:t>
+      </w:r>
+      <m:oMath>
+        <m:r>
+          <w:rPr>
+            <w:rFonts w:ascii="Cambria Math" w:hAnsi="Cambria Math"/>
+            <w:sz w:val="24"/>
+            <w:szCs w:val="24"/>
+          </w:rPr>
+          <m:t>x</m:t>
+        </m:r>
+      </m:oMath>
+      <w:r>
+        <w:rPr>
+          <w:sz w:val="24"/>
+          <w:szCs w:val="24"/>
+        </w:rPr>
+        <w:t xml:space="preserve"> (ou seja, a distância entre as suas duas raízes).</w:t>
+      </w:r>
+    </w:p>
+    <w:p>
+      <w:pPr>
+        <w:spacing w:line="360" w:lineRule="auto"/>
+        <w:jc w:val="both"/>
+        <w:rPr>
+          <w:sz w:val="24"/>
+          <w:szCs w:val="24"/>
+        </w:rPr>
+      </w:pPr>
+      <w:r>
+        <w:rPr>
+          <w:sz w:val="24"/>
+          <w:szCs w:val="24"/>
+        </w:rPr>
+        <w:t>A função dada é:</w:t>
+      </w:r>
+    </w:p>
+    <w:p>
+      <w:pPr>
+        <w:spacing w:line="360" w:lineRule="auto"/>
+        <w:jc w:val="both"/>
+        <w:rPr>
+          <w:sz w:val="24"/>
+          <w:szCs w:val="24"/>
+        </w:rPr>
+      </w:pPr>
+      <m:oMathPara>
+        <m:oMath>
+          <m:r>
+            <w:rPr>
+              <w:rFonts w:ascii="Cambria Math" w:hAnsi="Cambria Math"/>
+              <w:sz w:val="24"/>
+              <w:szCs w:val="24"/>
+            </w:rPr>
+            <m:t>f</m:t>
+          </m:r>
+          <m:d>
+            <m:dPr>
+              <m:ctrlPr>
+                <w:rPr>
+                  <w:rFonts w:ascii="Cambria Math" w:hAnsi="Cambria Math"/>
+                  <w:sz w:val="24"/>
+                  <w:szCs w:val="24"/>
+                </w:rPr>
+              </m:ctrlPr>
+            </m:dPr>
+            <m:e>
+              <m:r>
+                <w:rPr>
+                  <w:rFonts w:ascii="Cambria Math" w:hAnsi="Cambria Math"/>
+                  <w:sz w:val="24"/>
+                  <w:szCs w:val="24"/>
+                </w:rPr>
+                <m:t>x</m:t>
+              </m:r>
+            </m:e>
+          </m:d>
+          <m:r>
+            <w:rPr>
+              <w:rFonts w:ascii="Cambria Math" w:hAnsi="Cambria Math"/>
+              <w:sz w:val="24"/>
+              <w:szCs w:val="24"/>
+            </w:rPr>
+            <m:t>=-</m:t>
+          </m:r>
+          <m:sSup>
+            <m:sSupPr>
+              <m:ctrlPr>
+                <w:rPr>
+                  <w:rFonts w:ascii="Cambria Math" w:hAnsi="Cambria Math"/>
+                  <w:sz w:val="24"/>
+                  <w:szCs w:val="24"/>
+                </w:rPr>
+              </m:ctrlPr>
+            </m:sSupPr>
+            <m:e>
+              <m:r>
+                <w:rPr>
+                  <w:rFonts w:ascii="Cambria Math" w:hAnsi="Cambria Math"/>
+                  <w:sz w:val="24"/>
+                  <w:szCs w:val="24"/>
+                </w:rPr>
+                <m:t>x</m:t>
+              </m:r>
+            </m:e>
+            <m:sup>
+              <m:r>
+                <w:rPr>
+                  <w:rFonts w:ascii="Cambria Math" w:hAnsi="Cambria Math"/>
+                  <w:sz w:val="24"/>
+                  <w:szCs w:val="24"/>
+                </w:rPr>
+                <m:t>2</m:t>
+              </m:r>
+            </m:sup>
+          </m:sSup>
+          <m:r>
+            <w:rPr>
+              <w:rFonts w:ascii="Cambria Math" w:hAnsi="Cambria Math"/>
+              <w:sz w:val="24"/>
+              <w:szCs w:val="24"/>
+            </w:rPr>
+            <m:t>+</m:t>
+          </m:r>
+          <m:f>
+            <m:fPr>
+              <m:ctrlPr>
+                <w:rPr>
+                  <w:rFonts w:ascii="Cambria Math" w:hAnsi="Cambria Math"/>
+                  <w:sz w:val="24"/>
+                  <w:szCs w:val="24"/>
+                </w:rPr>
+              </m:ctrlPr>
+            </m:fPr>
+            <m:num>
+              <m:r>
+                <w:rPr>
+                  <w:rFonts w:ascii="Cambria Math" w:hAnsi="Cambria Math"/>
+                  <w:sz w:val="24"/>
+                  <w:szCs w:val="24"/>
+                </w:rPr>
+                <m:t>2</m:t>
+              </m:r>
+            </m:num>
+            <m:den>
+              <m:r>
+                <w:rPr>
+                  <w:rFonts w:ascii="Cambria Math" w:hAnsi="Cambria Math"/>
+                  <w:sz w:val="24"/>
+                  <w:szCs w:val="24"/>
+                </w:rPr>
+                <m:t>3</m:t>
+              </m:r>
+            </m:den>
+          </m:f>
+          <m:r>
+            <w:rPr>
+              <w:rFonts w:ascii="Cambria Math" w:hAnsi="Cambria Math"/>
+              <w:sz w:val="24"/>
+              <w:szCs w:val="24"/>
+            </w:rPr>
+            <m:t>x</m:t>
+          </m:r>
+        </m:oMath>
+      </m:oMathPara>
+    </w:p>
+    <w:p>
+      <w:pPr>
+        <w:spacing w:line="360" w:lineRule="auto"/>
+        <w:jc w:val="both"/>
+        <w:rPr>
+          <w:sz w:val="24"/>
+          <w:szCs w:val="24"/>
+        </w:rPr>
+      </w:pPr>
+      <w:r>
+        <w:rPr>
+          <w:sz w:val="24"/>
+          <w:szCs w:val="24"/>
+        </w:rPr>
+        <w:t xml:space="preserve">Para encontrar as raízes, definimos </w:t>
+      </w:r>
+      <m:oMath>
+        <m:r>
+          <w:rPr>
+            <w:rFonts w:ascii="Cambria Math" w:hAnsi="Cambria Math"/>
+            <w:sz w:val="24"/>
+            <w:szCs w:val="24"/>
+          </w:rPr>
+          <m:t>f</m:t>
+        </m:r>
+        <m:d>
+          <m:dPr>
+            <m:ctrlPr>
+              <w:rPr>
+                <w:rFonts w:ascii="Cambria Math" w:hAnsi="Cambria Math"/>
+                <w:sz w:val="24"/>
+                <w:szCs w:val="24"/>
+              </w:rPr>
+            </m:ctrlPr>
+          </m:dPr>
+          <m:e>
+            <m:r>
+              <w:rPr>
+                <w:rFonts w:ascii="Cambria Math" w:hAnsi="Cambria Math"/>
+                <w:sz w:val="24"/>
+                <w:szCs w:val="24"/>
+              </w:rPr>
+              <m:t>x</m:t>
+            </m:r>
+          </m:e>
+        </m:d>
+        <m:r>
+          <w:rPr>
+            <w:rFonts w:ascii="Cambria Math" w:hAnsi="Cambria Math"/>
+            <w:sz w:val="24"/>
+            <w:szCs w:val="24"/>
+          </w:rPr>
+          <m:t>=0</m:t>
+        </m:r>
+      </m:oMath>
+      <w:r>
+        <w:rPr>
+          <w:sz w:val="24"/>
+          <w:szCs w:val="24"/>
+        </w:rPr>
+        <w:t>:</w:t>
+      </w:r>
+    </w:p>
+    <w:p>
+      <w:pPr>
+        <w:spacing w:line="360" w:lineRule="auto"/>
+        <w:jc w:val="both"/>
+        <w:rPr>
+          <w:sz w:val="24"/>
+          <w:szCs w:val="24"/>
+        </w:rPr>
+      </w:pPr>
+      <m:oMathPara>
+        <m:oMath>
+          <m:r>
+            <w:rPr>
+              <w:rFonts w:ascii="Cambria Math" w:hAnsi="Cambria Math"/>
+              <w:sz w:val="24"/>
+              <w:szCs w:val="24"/>
+            </w:rPr>
+            <m:t>-</m:t>
+          </m:r>
+          <m:sSup>
+            <m:sSupPr>
+              <m:ctrlPr>
+                <w:rPr>
+                  <w:rFonts w:ascii="Cambria Math" w:hAnsi="Cambria Math"/>
+                  <w:sz w:val="24"/>
+                  <w:szCs w:val="24"/>
+                </w:rPr>
+              </m:ctrlPr>
+            </m:sSupPr>
+            <m:e>
+              <m:r>
+                <w:rPr>
+                  <w:rFonts w:ascii="Cambria Math" w:hAnsi="Cambria Math"/>
+                  <w:sz w:val="24"/>
+                  <w:szCs w:val="24"/>
+                </w:rPr>
+                <m:t>x</m:t>
+              </m:r>
+            </m:e>
+            <m:sup>
+              <m:r>
+                <w:rPr>
+                  <w:rFonts w:ascii="Cambria Math" w:hAnsi="Cambria Math"/>
+                  <w:sz w:val="24"/>
+                  <w:szCs w:val="24"/>
+                </w:rPr>
+                <m:t>2</m:t>
+              </m:r>
+            </m:sup>
+          </m:sSup>
+          <m:r>
+            <w:rPr>
+              <w:rFonts w:ascii="Cambria Math" w:hAnsi="Cambria Math"/>
+              <w:sz w:val="24"/>
+              <w:szCs w:val="24"/>
+            </w:rPr>
+            <m:t>+</m:t>
+          </m:r>
+          <m:f>
+            <m:fPr>
+              <m:ctrlPr>
+                <w:rPr>
+                  <w:rFonts w:ascii="Cambria Math" w:hAnsi="Cambria Math"/>
+                  <w:sz w:val="24"/>
+                  <w:szCs w:val="24"/>
+                </w:rPr>
+              </m:ctrlPr>
+            </m:fPr>
+            <m:num>
+              <m:r>
+                <w:rPr>
+                  <w:rFonts w:ascii="Cambria Math" w:hAnsi="Cambria Math"/>
+                  <w:sz w:val="24"/>
+                  <w:szCs w:val="24"/>
+                </w:rPr>
+                <m:t>2</m:t>
+              </m:r>
+            </m:num>
+            <m:den>
+              <m:r>
+                <w:rPr>
+                  <w:rFonts w:ascii="Cambria Math" w:hAnsi="Cambria Math"/>
+                  <w:sz w:val="24"/>
+                  <w:szCs w:val="24"/>
+                </w:rPr>
+                <m:t>3</m:t>
+              </m:r>
+            </m:den>
+          </m:f>
+          <m:r>
+            <w:rPr>
+              <w:rFonts w:ascii="Cambria Math" w:hAnsi="Cambria Math"/>
+              <w:sz w:val="24"/>
+              <w:szCs w:val="24"/>
+            </w:rPr>
+            <m:t>x=0</m:t>
+          </m:r>
+        </m:oMath>
+      </m:oMathPara>
+    </w:p>
+    <w:p>
+      <w:pPr>
+        <w:spacing w:line="360" w:lineRule="auto"/>
+        <w:jc w:val="both"/>
+        <w:rPr>
+          <w:sz w:val="24"/>
+          <w:szCs w:val="24"/>
+        </w:rPr>
+      </w:pPr>
+      <w:r>
+        <w:rPr>
+          <w:sz w:val="24"/>
+          <w:szCs w:val="24"/>
+        </w:rPr>
+        <w:t xml:space="preserve">Podemos resolver colocando </w:t>
+      </w:r>
+      <m:oMath>
+        <m:r>
+          <w:rPr>
+            <w:rFonts w:ascii="Cambria Math" w:hAnsi="Cambria Math"/>
+            <w:sz w:val="24"/>
+            <w:szCs w:val="24"/>
+          </w:rPr>
+          <m:t>x</m:t>
+        </m:r>
+      </m:oMath>
+      <w:r>
+        <w:rPr>
+          <w:sz w:val="24"/>
+          <w:szCs w:val="24"/>
+        </w:rPr>
+        <w:t xml:space="preserve"> em evidência:</w:t>
+      </w:r>
+    </w:p>
+    <w:p>
+      <w:pPr>
+        <w:spacing w:line="360" w:lineRule="auto"/>
+        <w:jc w:val="both"/>
+        <w:rPr>
+          <w:sz w:val="24"/>
+          <w:szCs w:val="24"/>
+        </w:rPr>
+      </w:pPr>
+      <m:oMathPara>
+        <m:oMath>
+          <m:r>
+            <w:rPr>
+              <w:rFonts w:ascii="Cambria Math" w:hAnsi="Cambria Math"/>
+              <w:sz w:val="24"/>
+              <w:szCs w:val="24"/>
+            </w:rPr>
+            <m:t>x⋅</m:t>
+          </m:r>
+          <m:d>
+            <m:dPr>
+              <m:ctrlPr>
+                <w:rPr>
+                  <w:rFonts w:ascii="Cambria Math" w:hAnsi="Cambria Math"/>
+                  <w:sz w:val="24"/>
+                  <w:szCs w:val="24"/>
+                </w:rPr>
+              </m:ctrlPr>
+            </m:dPr>
+            <m:e>
+              <m:r>
+                <w:rPr>
+                  <w:rFonts w:ascii="Cambria Math" w:hAnsi="Cambria Math"/>
+                  <w:sz w:val="24"/>
+                  <w:szCs w:val="24"/>
+                </w:rPr>
+                <m:t>-x+</m:t>
+              </m:r>
+              <m:f>
+                <m:fPr>
+                  <m:ctrlPr>
+                    <w:rPr>
+                      <w:rFonts w:ascii="Cambria Math" w:hAnsi="Cambria Math"/>
+                      <w:sz w:val="24"/>
+                      <w:szCs w:val="24"/>
+                    </w:rPr>
+                  </m:ctrlPr>
+                </m:fPr>
+                <m:num>
+                  <m:r>
+                    <w:rPr>
+                      <w:rFonts w:ascii="Cambria Math" w:hAnsi="Cambria Math"/>
+                      <w:sz w:val="24"/>
+                      <w:szCs w:val="24"/>
+                    </w:rPr>
+                    <m:t>2</m:t>
+                  </m:r>
+                </m:num>
+                <m:den>
+                  <m:r>
+                    <w:rPr>
+                      <w:rFonts w:ascii="Cambria Math" w:hAnsi="Cambria Math"/>
+                      <w:sz w:val="24"/>
+                      <w:szCs w:val="24"/>
+                    </w:rPr>
+                    <m:t>3</m:t>
+                  </m:r>
+                </m:den>
+              </m:f>
+            </m:e>
+          </m:d>
+          <m:r>
+            <w:rPr>
+              <w:rFonts w:ascii="Cambria Math" w:hAnsi="Cambria Math"/>
+              <w:sz w:val="24"/>
+              <w:szCs w:val="24"/>
+            </w:rPr>
+            <m:t>=0</m:t>
+          </m:r>
+        </m:oMath>
+      </m:oMathPara>
+    </w:p>
+    <w:p>
+      <w:pPr>
+        <w:spacing w:line="360" w:lineRule="auto"/>
+        <w:jc w:val="both"/>
+        <w:rPr>
+          <w:sz w:val="24"/>
+          <w:szCs w:val="24"/>
+        </w:rPr>
+      </w:pPr>
+      <w:r>
+        <w:rPr>
+          <w:sz w:val="24"/>
+          <w:szCs w:val="24"/>
+        </w:rPr>
+        <w:t>Isso nos dá duas soluções possíveis (raízes):</w:t>
+      </w:r>
+    </w:p>
+    <w:p>
+      <w:pPr>
+        <w:pStyle w:val="PargrafodaLista"/>
+        <w:numPr>
+          <w:ilvl w:val="3"/>
+          <w:numId w:val="1"/>
+        </w:numPr>
+        <w:spacing w:line="360" w:lineRule="auto"/>
+        <w:jc w:val="both"/>
+        <w:rPr>
+          <w:sz w:val="24"/>
+          <w:szCs w:val="24"/>
+        </w:rPr>
+      </w:pPr>
+      <w:r>
+        <w:rPr>
+          <w:b/>
+          <w:bCs/>
+          <w:sz w:val="24"/>
+          <w:szCs w:val="24"/>
+        </w:rPr>
+        <w:t>Primeira raiz (</w:t>
+      </w:r>
+      <m:oMath>
+        <m:sSub>
+          <m:sSubPr>
+            <m:ctrlPr>
+              <w:rPr>
+                <w:rFonts w:ascii="Cambria Math" w:hAnsi="Cambria Math"/>
+                <w:sz w:val="24"/>
+                <w:szCs w:val="24"/>
+              </w:rPr>
+            </m:ctrlPr>
+          </m:sSubPr>
+          <m:e>
+            <m:r>
+              <w:rPr>
+                <w:rFonts w:ascii="Cambria Math" w:hAnsi="Cambria Math"/>
+                <w:sz w:val="24"/>
+                <w:szCs w:val="24"/>
+              </w:rPr>
+              <m:t>x</m:t>
+            </m:r>
+          </m:e>
+          <m:sub>
+            <m:r>
+              <w:rPr>
+                <w:rFonts w:ascii="Cambria Math" w:hAnsi="Cambria Math"/>
+                <w:sz w:val="24"/>
+                <w:szCs w:val="24"/>
+              </w:rPr>
+              <m:t>1</m:t>
+            </m:r>
+          </m:sub>
+        </m:sSub>
+      </m:oMath>
+      <w:r>
+        <w:rPr>
+          <w:sz w:val="24"/>
+          <w:szCs w:val="24"/>
+        </w:rPr>
+        <w:t>):</w:t>
+      </w:r>
+    </w:p>
+    <w:p>
+      <w:pPr>
+        <w:pStyle w:val="PargrafodaLista"/>
+        <w:spacing w:line="360" w:lineRule="auto"/>
+        <w:ind w:left="2880"/>
+        <w:jc w:val="both"/>
+        <w:rPr>
+          <w:sz w:val="24"/>
+          <w:szCs w:val="24"/>
+        </w:rPr>
+      </w:pPr>
+      <m:oMathPara>
+        <m:oMath>
+          <m:sSub>
+            <m:sSubPr>
+              <m:ctrlPr>
+                <w:rPr>
+                  <w:rFonts w:ascii="Cambria Math" w:hAnsi="Cambria Math"/>
+                  <w:sz w:val="24"/>
+                  <w:szCs w:val="24"/>
+                </w:rPr>
+              </m:ctrlPr>
+            </m:sSubPr>
+            <m:e>
+              <m:r>
+                <w:rPr>
+                  <w:rFonts w:ascii="Cambria Math" w:hAnsi="Cambria Math"/>
+                  <w:sz w:val="24"/>
+                  <w:szCs w:val="24"/>
+                </w:rPr>
+                <m:t>x</m:t>
+              </m:r>
+            </m:e>
+            <m:sub>
+              <m:r>
+                <w:rPr>
+                  <w:rFonts w:ascii="Cambria Math" w:hAnsi="Cambria Math"/>
+                  <w:sz w:val="24"/>
+                  <w:szCs w:val="24"/>
+                </w:rPr>
+                <m:t>1</m:t>
+              </m:r>
+            </m:sub>
+          </m:sSub>
+          <m:r>
+            <w:rPr>
+              <w:rFonts w:ascii="Cambria Math" w:hAnsi="Cambria Math"/>
+              <w:sz w:val="24"/>
+              <w:szCs w:val="24"/>
+            </w:rPr>
+            <m:t>=0</m:t>
+          </m:r>
+        </m:oMath>
+      </m:oMathPara>
+    </w:p>
+    <w:p>
+      <w:pPr>
+        <w:pStyle w:val="PargrafodaLista"/>
+        <w:numPr>
+          <w:ilvl w:val="3"/>
+          <w:numId w:val="1"/>
+        </w:numPr>
+        <w:spacing w:line="360" w:lineRule="auto"/>
+        <w:jc w:val="both"/>
+        <w:rPr>
+          <w:sz w:val="24"/>
+          <w:szCs w:val="24"/>
+        </w:rPr>
+      </w:pPr>
+      <w:r>
+        <w:rPr>
+          <w:b/>
+          <w:bCs/>
+          <w:sz w:val="24"/>
+          <w:szCs w:val="24"/>
+        </w:rPr>
+        <w:t>Segunda raiz (</w:t>
+      </w:r>
+      <m:oMath>
+        <m:sSub>
+          <m:sSubPr>
+            <m:ctrlPr>
+              <w:rPr>
+                <w:rFonts w:ascii="Cambria Math" w:hAnsi="Cambria Math"/>
+                <w:sz w:val="24"/>
+                <w:szCs w:val="24"/>
+              </w:rPr>
+            </m:ctrlPr>
+          </m:sSubPr>
+          <m:e>
+            <m:r>
+              <w:rPr>
+                <w:rFonts w:ascii="Cambria Math" w:hAnsi="Cambria Math"/>
+                <w:sz w:val="24"/>
+                <w:szCs w:val="24"/>
+              </w:rPr>
+              <m:t>x</m:t>
+            </m:r>
+          </m:e>
+          <m:sub>
+            <m:r>
+              <w:rPr>
+                <w:rFonts w:ascii="Cambria Math" w:hAnsi="Cambria Math"/>
+                <w:sz w:val="24"/>
+                <w:szCs w:val="24"/>
+              </w:rPr>
+              <m:t>2</m:t>
+            </m:r>
+          </m:sub>
+        </m:sSub>
+      </m:oMath>
+      <w:r>
+        <w:rPr>
+          <w:sz w:val="24"/>
+          <w:szCs w:val="24"/>
+        </w:rPr>
+        <w:t>):</w:t>
+      </w:r>
+    </w:p>
+    <w:p>
+      <w:pPr>
+        <w:pStyle w:val="PargrafodaLista"/>
+        <w:spacing w:line="360" w:lineRule="auto"/>
+        <w:ind w:left="2880"/>
+        <w:jc w:val="both"/>
+        <w:rPr>
+          <w:sz w:val="24"/>
+          <w:szCs w:val="24"/>
+        </w:rPr>
+      </w:pPr>
+      <m:oMathPara>
+        <m:oMath>
+          <m:r>
+            <w:rPr>
+              <w:rFonts w:ascii="Cambria Math" w:hAnsi="Cambria Math"/>
+              <w:sz w:val="24"/>
+              <w:szCs w:val="24"/>
+            </w:rPr>
+            <m:t>-x+</m:t>
+          </m:r>
+          <m:f>
+            <m:fPr>
+              <m:ctrlPr>
+                <w:rPr>
+                  <w:rFonts w:ascii="Cambria Math" w:hAnsi="Cambria Math"/>
+                  <w:sz w:val="24"/>
+                  <w:szCs w:val="24"/>
+                </w:rPr>
+              </m:ctrlPr>
+            </m:fPr>
+            <m:num>
+              <m:r>
+                <w:rPr>
+                  <w:rFonts w:ascii="Cambria Math" w:hAnsi="Cambria Math"/>
+                  <w:sz w:val="24"/>
+                  <w:szCs w:val="24"/>
+                </w:rPr>
+                <m:t>2</m:t>
+              </m:r>
+            </m:num>
+            <m:den>
+              <m:r>
+                <w:rPr>
+                  <w:rFonts w:ascii="Cambria Math" w:hAnsi="Cambria Math"/>
+                  <w:sz w:val="24"/>
+                  <w:szCs w:val="24"/>
+                </w:rPr>
+                <m:t>3</m:t>
+              </m:r>
+            </m:den>
+          </m:f>
+          <m:r>
+            <w:rPr>
+              <w:rFonts w:ascii="Cambria Math" w:hAnsi="Cambria Math"/>
+              <w:sz w:val="24"/>
+              <w:szCs w:val="24"/>
+            </w:rPr>
+            <m:t>=0⟹</m:t>
+          </m:r>
+          <m:sSub>
+            <m:sSubPr>
+              <m:ctrlPr>
+                <w:rPr>
+                  <w:rFonts w:ascii="Cambria Math" w:hAnsi="Cambria Math"/>
+                  <w:sz w:val="24"/>
+                  <w:szCs w:val="24"/>
+                </w:rPr>
+              </m:ctrlPr>
+            </m:sSubPr>
+            <m:e>
+              <m:r>
+                <w:rPr>
+                  <w:rFonts w:ascii="Cambria Math" w:hAnsi="Cambria Math"/>
+                  <w:sz w:val="24"/>
+                  <w:szCs w:val="24"/>
+                </w:rPr>
+                <m:t>x</m:t>
+              </m:r>
+            </m:e>
+            <m:sub>
+              <m:r>
+                <w:rPr>
+                  <w:rFonts w:ascii="Cambria Math" w:hAnsi="Cambria Math"/>
+                  <w:sz w:val="24"/>
+                  <w:szCs w:val="24"/>
+                </w:rPr>
+                <m:t>2</m:t>
+              </m:r>
+            </m:sub>
+          </m:sSub>
+          <m:r>
+            <w:rPr>
+              <w:rFonts w:ascii="Cambria Math" w:hAnsi="Cambria Math"/>
+              <w:sz w:val="24"/>
+              <w:szCs w:val="24"/>
+            </w:rPr>
+            <m:t>=</m:t>
+          </m:r>
+          <m:f>
+            <m:fPr>
+              <m:ctrlPr>
+                <w:rPr>
+                  <w:rFonts w:ascii="Cambria Math" w:hAnsi="Cambria Math"/>
+                  <w:sz w:val="24"/>
+                  <w:szCs w:val="24"/>
+                </w:rPr>
+              </m:ctrlPr>
+            </m:fPr>
+            <m:num>
+              <m:r>
+                <w:rPr>
+                  <w:rFonts w:ascii="Cambria Math" w:hAnsi="Cambria Math"/>
+                  <w:sz w:val="24"/>
+                  <w:szCs w:val="24"/>
+                </w:rPr>
+                <m:t>2</m:t>
+              </m:r>
+            </m:num>
+            <m:den>
+              <m:r>
+                <w:rPr>
+                  <w:rFonts w:ascii="Cambria Math" w:hAnsi="Cambria Math"/>
+                  <w:sz w:val="24"/>
+                  <w:szCs w:val="24"/>
+                </w:rPr>
+                <m:t>3</m:t>
+              </m:r>
+            </m:den>
+          </m:f>
+        </m:oMath>
+      </m:oMathPara>
+    </w:p>
+    <w:p>
+      <w:pPr>
+        <w:spacing w:line="360" w:lineRule="auto"/>
+        <w:jc w:val="both"/>
+        <w:rPr>
+          <w:sz w:val="24"/>
+          <w:szCs w:val="24"/>
+        </w:rPr>
+      </w:pPr>
+      <w:r>
+        <w:rPr>
+          <w:sz w:val="24"/>
+          <w:szCs w:val="24"/>
+        </w:rPr>
+        <w:t xml:space="preserve">A medida do intervalo entre as raízes </w:t>
+      </w:r>
+      <w:r>
+        <w:rPr>
+          <w:sz w:val="24"/>
+          <w:szCs w:val="24"/>
+        </w:rPr>
+        <w:t>é a diferença (distância) entre elas:</w:t>
+      </w:r>
+    </w:p>
+    <w:p>
+      <w:pPr>
+        <w:spacing w:line="360" w:lineRule="auto"/>
+        <w:jc w:val="both"/>
+        <w:rPr>
+          <w:sz w:val="24"/>
+          <w:szCs w:val="24"/>
+        </w:rPr>
+      </w:pPr>
+      <m:oMathPara>
+        <m:oMath>
+          <m:r>
+            <m:rPr>
+              <m:nor/>
+            </m:rPr>
+            <w:rPr>
+              <w:sz w:val="24"/>
+              <w:szCs w:val="24"/>
+            </w:rPr>
+            <m:t>Intervalo</m:t>
+          </m:r>
+          <m:r>
+            <w:rPr>
+              <w:rFonts w:ascii="Cambria Math" w:hAnsi="Cambria Math"/>
+              <w:sz w:val="24"/>
+              <w:szCs w:val="24"/>
+            </w:rPr>
+            <m:t>=</m:t>
+          </m:r>
+          <m:sSub>
+            <m:sSubPr>
+              <m:ctrlPr>
+                <w:rPr>
+                  <w:rFonts w:ascii="Cambria Math" w:hAnsi="Cambria Math"/>
+                  <w:sz w:val="24"/>
+                  <w:szCs w:val="24"/>
+                </w:rPr>
+              </m:ctrlPr>
+            </m:sSubPr>
+            <m:e>
+              <m:r>
+                <w:rPr>
+                  <w:rFonts w:ascii="Cambria Math" w:hAnsi="Cambria Math"/>
+                  <w:sz w:val="24"/>
+                  <w:szCs w:val="24"/>
+                </w:rPr>
+                <m:t>x</m:t>
+              </m:r>
+            </m:e>
+            <m:sub>
+              <m:r>
+                <w:rPr>
+                  <w:rFonts w:ascii="Cambria Math" w:hAnsi="Cambria Math"/>
+                  <w:sz w:val="24"/>
+                  <w:szCs w:val="24"/>
+                </w:rPr>
+                <m:t>2</m:t>
+              </m:r>
+            </m:sub>
+          </m:sSub>
+          <m:r>
+            <w:rPr>
+              <w:rFonts w:ascii="Cambria Math" w:hAnsi="Cambria Math"/>
+              <w:sz w:val="24"/>
+              <w:szCs w:val="24"/>
+            </w:rPr>
+            <m:t>-</m:t>
+          </m:r>
+          <m:sSub>
+            <m:sSubPr>
+              <m:ctrlPr>
+                <w:rPr>
+                  <w:rFonts w:ascii="Cambria Math" w:hAnsi="Cambria Math"/>
+                  <w:sz w:val="24"/>
+                  <w:szCs w:val="24"/>
+                </w:rPr>
+              </m:ctrlPr>
+            </m:sSubPr>
+            <m:e>
+              <m:r>
+                <w:rPr>
+                  <w:rFonts w:ascii="Cambria Math" w:hAnsi="Cambria Math"/>
+                  <w:sz w:val="24"/>
+                  <w:szCs w:val="24"/>
+                </w:rPr>
+                <m:t>x</m:t>
+              </m:r>
+            </m:e>
+            <m:sub>
+              <m:r>
+                <w:rPr>
+                  <w:rFonts w:ascii="Cambria Math" w:hAnsi="Cambria Math"/>
+                  <w:sz w:val="24"/>
+                  <w:szCs w:val="24"/>
+                </w:rPr>
+                <m:t>1</m:t>
+              </m:r>
+            </m:sub>
+          </m:sSub>
+          <m:r>
+            <w:rPr>
+              <w:rFonts w:ascii="Cambria Math" w:hAnsi="Cambria Math"/>
+              <w:sz w:val="24"/>
+              <w:szCs w:val="24"/>
+            </w:rPr>
+            <m:t>=</m:t>
+          </m:r>
+          <m:f>
+            <m:fPr>
+              <m:ctrlPr>
+                <w:rPr>
+                  <w:rFonts w:ascii="Cambria Math" w:hAnsi="Cambria Math"/>
+                  <w:sz w:val="24"/>
+                  <w:szCs w:val="24"/>
+                </w:rPr>
+              </m:ctrlPr>
+            </m:fPr>
+            <m:num>
+              <m:r>
+                <w:rPr>
+                  <w:rFonts w:ascii="Cambria Math" w:hAnsi="Cambria Math"/>
+                  <w:sz w:val="24"/>
+                  <w:szCs w:val="24"/>
+                </w:rPr>
+                <m:t>2</m:t>
+              </m:r>
+            </m:num>
+            <m:den>
+              <m:r>
+                <w:rPr>
+                  <w:rFonts w:ascii="Cambria Math" w:hAnsi="Cambria Math"/>
+                  <w:sz w:val="24"/>
+                  <w:szCs w:val="24"/>
+                </w:rPr>
+                <m:t>3</m:t>
+              </m:r>
+            </m:den>
+          </m:f>
+          <m:r>
+            <w:rPr>
+              <w:rFonts w:ascii="Cambria Math" w:hAnsi="Cambria Math"/>
+              <w:sz w:val="24"/>
+              <w:szCs w:val="24"/>
+            </w:rPr>
+            <m:t>-0=</m:t>
+          </m:r>
+          <m:f>
+            <m:fPr>
+              <m:ctrlPr>
+                <w:rPr>
+                  <w:rFonts w:ascii="Cambria Math" w:hAnsi="Cambria Math"/>
+                  <w:sz w:val="24"/>
+                  <w:szCs w:val="24"/>
+                </w:rPr>
+              </m:ctrlPr>
+            </m:fPr>
+            <m:num>
+              <m:r>
+                <w:rPr>
+                  <w:rFonts w:ascii="Cambria Math" w:hAnsi="Cambria Math"/>
+                  <w:sz w:val="24"/>
+                  <w:szCs w:val="24"/>
+                </w:rPr>
+                <m:t>2</m:t>
+              </m:r>
+            </m:num>
+            <m:den>
+              <m:r>
+                <w:rPr>
+                  <w:rFonts w:ascii="Cambria Math" w:hAnsi="Cambria Math"/>
+                  <w:sz w:val="24"/>
+                  <w:szCs w:val="24"/>
+                </w:rPr>
+                <m:t>3</m:t>
+              </m:r>
+            </m:den>
+          </m:f>
+        </m:oMath>
+      </m:oMathPara>
+    </w:p>
+    <w:p>
+      <w:pPr>
+        <w:spacing w:line="360" w:lineRule="auto"/>
+        <w:jc w:val="both"/>
+        <w:rPr>
+          <w:sz w:val="24"/>
+          <w:szCs w:val="24"/>
+        </w:rPr>
+      </w:pPr>
+      <w:r>
+        <w:rPr>
+          <w:b/>
+          <w:bCs/>
+          <w:sz w:val="24"/>
+          <w:szCs w:val="24"/>
+        </w:rPr>
+        <w:t>Resposta</w:t>
+      </w:r>
+      <w:r>
+        <w:rPr>
+          <w:sz w:val="24"/>
+          <w:szCs w:val="24"/>
+        </w:rPr>
+        <w:t>:</w:t>
+      </w:r>
+    </w:p>
+    <w:p>
+      <w:pPr>
+        <w:spacing w:line="360" w:lineRule="auto"/>
+        <w:jc w:val="both"/>
+        <w:rPr>
+          <w:sz w:val="24"/>
+          <w:szCs w:val="24"/>
+        </w:rPr>
+      </w:pPr>
+      <w:r>
+        <w:rPr>
+          <w:sz w:val="24"/>
+          <w:szCs w:val="24"/>
+        </w:rPr>
+        <w:t xml:space="preserve">A medida do intervalo entre as raízes é </w:t>
+      </w:r>
+      <m:oMath>
+        <m:f>
+          <m:fPr>
+            <m:ctrlPr>
+              <w:rPr>
+                <w:rFonts w:ascii="Cambria Math" w:hAnsi="Cambria Math"/>
+                <w:sz w:val="24"/>
+                <w:szCs w:val="24"/>
+              </w:rPr>
+            </m:ctrlPr>
+          </m:fPr>
+          <m:num>
+            <m:r>
+              <w:rPr>
+                <w:rFonts w:ascii="Cambria Math" w:hAnsi="Cambria Math"/>
+                <w:sz w:val="24"/>
+                <w:szCs w:val="24"/>
+              </w:rPr>
+              <m:t>2</m:t>
+            </m:r>
+          </m:num>
+          <m:den>
+            <m:r>
+              <w:rPr>
+                <w:rFonts w:ascii="Cambria Math" w:hAnsi="Cambria Math"/>
+                <w:sz w:val="24"/>
+                <w:szCs w:val="24"/>
+              </w:rPr>
+              <m:t>3</m:t>
+            </m:r>
+          </m:den>
+        </m:f>
+      </m:oMath>
+      <w:r>
+        <w:rPr>
+          <w:sz w:val="24"/>
+          <w:szCs w:val="24"/>
+        </w:rPr>
+        <w:t xml:space="preserve"> (ou aproximadamente 0,67).</w:t>
+      </w:r>
+    </w:p>
+    <w:p>
+      <w:pPr>
+        <w:pStyle w:val="PargrafodaLista"/>
+        <w:numPr>
+          <w:ilvl w:val="2"/>
+          <w:numId w:val="1"/>
+        </w:numPr>
+        <w:spacing w:line="360" w:lineRule="auto"/>
+        <w:jc w:val="both"/>
+        <w:rPr>
+          <w:sz w:val="24"/>
+          <w:szCs w:val="24"/>
+        </w:rPr>
+      </w:pPr>
+      <w:r>
+        <w:rPr>
+          <w:sz w:val="24"/>
+          <w:szCs w:val="24"/>
+        </w:rPr>
+        <w:t>Qual foi a média da frequência Hz?</w:t>
+      </w:r>
+    </w:p>
+    <w:p>
+      <w:pPr>
+        <w:spacing w:line="360" w:lineRule="auto"/>
+        <w:jc w:val="both"/>
+        <w:rPr>
+          <w:sz w:val="24"/>
+          <w:szCs w:val="24"/>
+        </w:rPr>
+      </w:pPr>
+      <w:r>
+        <w:rPr>
+          <w:sz w:val="24"/>
+          <w:szCs w:val="24"/>
+        </w:rPr>
+        <w:t xml:space="preserve">Como os dados estão dispostos numa tabela de frequências (dados agrupados), devemos calcular a </w:t>
+      </w:r>
+      <w:r>
+        <w:rPr>
+          <w:b/>
+          <w:bCs/>
+          <w:sz w:val="24"/>
+          <w:szCs w:val="24"/>
+        </w:rPr>
+        <w:t>média aritmética ponderada</w:t>
+      </w:r>
+      <w:r>
+        <w:rPr>
+          <w:sz w:val="24"/>
+          <w:szCs w:val="24"/>
+        </w:rPr>
+        <w:t xml:space="preserve">, onde multiplicamos cada frequência </w:t>
+      </w:r>
+      <w:r>
+        <w:rPr>
+          <w:sz w:val="24"/>
+          <w:szCs w:val="24"/>
+        </w:rPr>
+        <w:t>em Hz pelo seu respetivo número de repetições (peso) e depois dividimos pelo total</w:t>
+      </w:r>
+      <w:r>
+        <w:rPr>
+          <w:sz w:val="24"/>
+          <w:szCs w:val="24"/>
+        </w:rPr>
+        <w:t xml:space="preserve"> de repetições (54).</w:t>
+      </w:r>
+    </w:p>
+    <w:p>
+      <w:pPr>
+        <w:spacing w:line="360" w:lineRule="auto"/>
+        <w:jc w:val="both"/>
+        <w:rPr>
+          <w:sz w:val="24"/>
+          <w:szCs w:val="24"/>
+        </w:rPr>
+      </w:pPr>
+      <w:r>
+        <w:rPr>
+          <w:sz w:val="24"/>
+          <w:szCs w:val="24"/>
+        </w:rPr>
+        <w:t>Cálculo da soma dos produtos:</w:t>
+      </w:r>
+    </w:p>
+    <w:p>
+      <w:pPr>
+        <w:pStyle w:val="PargrafodaLista"/>
+        <w:numPr>
+          <w:ilvl w:val="0"/>
+          <w:numId w:val="3"/>
+        </w:numPr>
+        <w:spacing w:line="360" w:lineRule="auto"/>
+        <w:jc w:val="both"/>
+        <w:rPr>
+          <w:sz w:val="24"/>
+          <w:szCs w:val="24"/>
+        </w:rPr>
+      </w:pPr>
+      <m:oMath>
+        <m:r>
+          <w:rPr>
+            <w:rFonts w:ascii="Cambria Math" w:hAnsi="Cambria Math"/>
+            <w:sz w:val="24"/>
+            <w:szCs w:val="24"/>
+          </w:rPr>
+          <m:t>2×10=20</m:t>
+        </m:r>
+      </m:oMath>
+    </w:p>
+    <w:p>
+      <w:pPr>
+        <w:pStyle w:val="PargrafodaLista"/>
+        <w:numPr>
+          <w:ilvl w:val="0"/>
+          <w:numId w:val="3"/>
+        </w:numPr>
+        <w:spacing w:line="360" w:lineRule="auto"/>
+        <w:jc w:val="both"/>
+        <w:rPr>
+          <w:sz w:val="24"/>
+          <w:szCs w:val="24"/>
+        </w:rPr>
+      </w:pPr>
+      <m:oMath>
+        <m:r>
+          <w:rPr>
+            <w:rFonts w:ascii="Cambria Math" w:hAnsi="Cambria Math"/>
+            <w:sz w:val="24"/>
+            <w:szCs w:val="24"/>
+          </w:rPr>
+          <m:t>2,3×5=11,5</m:t>
+        </m:r>
+      </m:oMath>
+    </w:p>
+    <w:p>
+      <w:pPr>
+        <w:pStyle w:val="PargrafodaLista"/>
+        <w:numPr>
+          <w:ilvl w:val="0"/>
+          <w:numId w:val="3"/>
+        </w:numPr>
+        <w:spacing w:line="360" w:lineRule="auto"/>
+        <w:jc w:val="both"/>
+        <w:rPr>
+          <w:sz w:val="24"/>
+          <w:szCs w:val="24"/>
+        </w:rPr>
+      </w:pPr>
+      <m:oMath>
+        <m:r>
+          <w:rPr>
+            <w:rFonts w:ascii="Cambria Math" w:hAnsi="Cambria Math"/>
+            <w:sz w:val="24"/>
+            <w:szCs w:val="24"/>
+          </w:rPr>
+          <w:lastRenderedPageBreak/>
+          <m:t>2,4×7=16,8</m:t>
+        </m:r>
+      </m:oMath>
+    </w:p>
+    <w:p>
+      <w:pPr>
+        <w:pStyle w:val="PargrafodaLista"/>
+        <w:numPr>
+          <w:ilvl w:val="0"/>
+          <w:numId w:val="3"/>
+        </w:numPr>
+        <w:spacing w:line="360" w:lineRule="auto"/>
+        <w:jc w:val="both"/>
+        <w:rPr>
+          <w:sz w:val="24"/>
+          <w:szCs w:val="24"/>
+        </w:rPr>
+      </w:pPr>
+      <m:oMath>
+        <m:r>
+          <w:rPr>
+            <w:rFonts w:ascii="Cambria Math" w:hAnsi="Cambria Math"/>
+            <w:sz w:val="24"/>
+            <w:szCs w:val="24"/>
+          </w:rPr>
+          <m:t>3×3=9</m:t>
+        </m:r>
+      </m:oMath>
+    </w:p>
+    <w:p>
+      <w:pPr>
+        <w:pStyle w:val="PargrafodaLista"/>
+        <w:numPr>
+          <w:ilvl w:val="0"/>
+          <w:numId w:val="3"/>
+        </w:numPr>
+        <w:spacing w:line="360" w:lineRule="auto"/>
+        <w:jc w:val="both"/>
+        <w:rPr>
+          <w:sz w:val="24"/>
+          <w:szCs w:val="24"/>
+        </w:rPr>
+      </w:pPr>
+      <m:oMath>
+        <m:r>
+          <w:rPr>
+            <w:rFonts w:ascii="Cambria Math" w:hAnsi="Cambria Math"/>
+            <w:sz w:val="24"/>
+            <w:szCs w:val="24"/>
+          </w:rPr>
+          <m:t>3,2×5=16</m:t>
+        </m:r>
+      </m:oMath>
+    </w:p>
+    <w:p>
+      <w:pPr>
+        <w:pStyle w:val="PargrafodaLista"/>
+        <w:numPr>
+          <w:ilvl w:val="0"/>
+          <w:numId w:val="3"/>
+        </w:numPr>
+        <w:spacing w:line="360" w:lineRule="auto"/>
+        <w:jc w:val="both"/>
+        <w:rPr>
+          <w:sz w:val="24"/>
+          <w:szCs w:val="24"/>
+        </w:rPr>
+      </w:pPr>
+      <m:oMath>
+        <m:r>
+          <w:rPr>
+            <w:rFonts w:ascii="Cambria Math" w:hAnsi="Cambria Math"/>
+            <w:sz w:val="24"/>
+            <w:szCs w:val="24"/>
+          </w:rPr>
+          <m:t>4×11=44</m:t>
+        </m:r>
+      </m:oMath>
+    </w:p>
+    <w:p>
+      <w:pPr>
+        <w:pStyle w:val="PargrafodaLista"/>
+        <w:numPr>
+          <w:ilvl w:val="0"/>
+          <w:numId w:val="3"/>
+        </w:numPr>
+        <w:spacing w:line="360" w:lineRule="auto"/>
+        <w:jc w:val="both"/>
+        <w:rPr>
+          <w:sz w:val="24"/>
+          <w:szCs w:val="24"/>
+        </w:rPr>
+      </w:pPr>
+      <m:oMath>
+        <m:r>
+          <w:rPr>
+            <w:rFonts w:ascii="Cambria Math" w:hAnsi="Cambria Math"/>
+            <w:sz w:val="24"/>
+            <w:szCs w:val="24"/>
+          </w:rPr>
+          <m:t>4,2×8=33,6</m:t>
+        </m:r>
+      </m:oMath>
+    </w:p>
+    <w:p>
+      <w:pPr>
+        <w:pStyle w:val="PargrafodaLista"/>
+        <w:numPr>
+          <w:ilvl w:val="0"/>
+          <w:numId w:val="3"/>
+        </w:numPr>
+        <w:spacing w:line="360" w:lineRule="auto"/>
+        <w:jc w:val="both"/>
+        <w:rPr>
+          <w:sz w:val="24"/>
+          <w:szCs w:val="24"/>
+        </w:rPr>
+      </w:pPr>
+      <m:oMath>
+        <m:r>
+          <w:rPr>
+            <w:rFonts w:ascii="Cambria Math" w:hAnsi="Cambria Math"/>
+            <w:sz w:val="24"/>
+            <w:szCs w:val="24"/>
+          </w:rPr>
+          <m:t>4,3×3=12,9</m:t>
+        </m:r>
+      </m:oMath>
+    </w:p>
+    <w:p>
+      <w:pPr>
+        <w:pStyle w:val="PargrafodaLista"/>
+        <w:numPr>
+          <w:ilvl w:val="0"/>
+          <w:numId w:val="3"/>
+        </w:numPr>
+        <w:spacing w:line="360" w:lineRule="auto"/>
+        <w:jc w:val="both"/>
+        <w:rPr>
+          <w:sz w:val="24"/>
+          <w:szCs w:val="24"/>
+        </w:rPr>
+      </w:pPr>
+      <m:oMath>
+        <m:r>
+          <w:rPr>
+            <w:rFonts w:ascii="Cambria Math" w:hAnsi="Cambria Math"/>
+            <w:sz w:val="24"/>
+            <w:szCs w:val="24"/>
+          </w:rPr>
+          <m:t>5×2=10</m:t>
+        </m:r>
+      </m:oMath>
+    </w:p>
+    <w:p>
+      <w:pPr>
+        <w:spacing w:line="360" w:lineRule="auto"/>
+        <w:jc w:val="both"/>
+        <w:rPr>
+          <w:b/>
+          <w:bCs/>
+          <w:sz w:val="24"/>
+          <w:szCs w:val="24"/>
+        </w:rPr>
+      </w:pPr>
+      <w:r>
+        <w:rPr>
+          <w:b/>
+          <w:bCs/>
+          <w:sz w:val="24"/>
+          <w:szCs w:val="24"/>
+        </w:rPr>
+        <w:t>Soma total dos valores:</w:t>
+      </w:r>
+    </w:p>
+    <w:p>
+      <w:pPr>
+        <w:spacing w:line="360" w:lineRule="auto"/>
+        <w:ind w:left="360"/>
+        <w:jc w:val="both"/>
+        <w:rPr>
+          <w:sz w:val="24"/>
+          <w:szCs w:val="24"/>
+        </w:rPr>
+      </w:pPr>
+      <m:oMathPara>
+        <m:oMath>
+          <m:r>
+            <w:rPr>
+              <w:rFonts w:ascii="Cambria Math" w:hAnsi="Cambria Math"/>
+              <w:sz w:val="24"/>
+              <w:szCs w:val="24"/>
+            </w:rPr>
+            <m:t>20+11,5+16,8+9+16+44+33,6+12,9+10=173,8</m:t>
+          </m:r>
+        </m:oMath>
+      </m:oMathPara>
+    </w:p>
+    <w:p>
+      <w:pPr>
+        <w:spacing w:line="360" w:lineRule="auto"/>
+        <w:jc w:val="both"/>
+        <w:rPr>
+          <w:sz w:val="24"/>
+          <w:szCs w:val="24"/>
+        </w:rPr>
+      </w:pPr>
+      <w:r>
+        <w:rPr>
+          <w:b/>
+          <w:bCs/>
+          <w:sz w:val="24"/>
+          <w:szCs w:val="24"/>
+        </w:rPr>
+        <w:t>Total de repetições</w:t>
+      </w:r>
+      <w:r>
+        <w:rPr>
+          <w:sz w:val="24"/>
+          <w:szCs w:val="24"/>
+        </w:rPr>
+        <w:t>: 54</w:t>
+      </w:r>
+    </w:p>
+    <w:p>
+      <w:pPr>
+        <w:spacing w:line="360" w:lineRule="auto"/>
+        <w:jc w:val="both"/>
+        <w:rPr>
+          <w:sz w:val="24"/>
+          <w:szCs w:val="24"/>
+        </w:rPr>
+      </w:pPr>
+      <w:r>
+        <w:rPr>
+          <w:b/>
+          <w:bCs/>
+          <w:sz w:val="24"/>
+          <w:szCs w:val="24"/>
+        </w:rPr>
+        <w:t>Cálculo da média</w:t>
+      </w:r>
+      <w:r>
+        <w:rPr>
+          <w:sz w:val="24"/>
+          <w:szCs w:val="24"/>
+        </w:rPr>
+        <w:t>:</w:t>
+      </w:r>
+      <w:r>
+        <w:rPr>
+          <w:sz w:val="24"/>
+          <w:szCs w:val="24"/>
+        </w:rPr>
+        <w:t xml:space="preserve"> </w:t>
+      </w:r>
+      <m:oMath>
+        <m:r>
+          <m:rPr>
+            <m:nor/>
+          </m:rPr>
+          <w:rPr>
+            <w:sz w:val="24"/>
+            <w:szCs w:val="24"/>
+          </w:rPr>
+          <m:t>Média</m:t>
+        </m:r>
+        <m:r>
+          <w:rPr>
+            <w:rFonts w:ascii="Cambria Math" w:hAnsi="Cambria Math"/>
+            <w:sz w:val="24"/>
+            <w:szCs w:val="24"/>
+          </w:rPr>
+          <m:t>=</m:t>
+        </m:r>
+        <m:f>
+          <m:fPr>
+            <m:ctrlPr>
+              <w:rPr>
+                <w:rFonts w:ascii="Cambria Math" w:hAnsi="Cambria Math"/>
+                <w:sz w:val="24"/>
+                <w:szCs w:val="24"/>
+              </w:rPr>
+            </m:ctrlPr>
+          </m:fPr>
+          <m:num>
+            <m:r>
+              <w:rPr>
+                <w:rFonts w:ascii="Cambria Math" w:hAnsi="Cambria Math"/>
+                <w:sz w:val="24"/>
+                <w:szCs w:val="24"/>
+              </w:rPr>
+              <m:t>173,8</m:t>
+            </m:r>
+          </m:num>
+          <m:den>
+            <m:r>
+              <w:rPr>
+                <w:rFonts w:ascii="Cambria Math" w:hAnsi="Cambria Math"/>
+                <w:sz w:val="24"/>
+                <w:szCs w:val="24"/>
+              </w:rPr>
+              <m:t>54</m:t>
+            </m:r>
+          </m:den>
+        </m:f>
+        <m:r>
+          <w:rPr>
+            <w:rFonts w:ascii="Cambria Math" w:hAnsi="Cambria Math"/>
+            <w:sz w:val="24"/>
+            <w:szCs w:val="24"/>
+          </w:rPr>
+          <m:t>≈3,2185</m:t>
+        </m:r>
+      </m:oMath>
+    </w:p>
+    <w:p>
+      <w:pPr>
+        <w:spacing w:line="360" w:lineRule="auto"/>
+        <w:jc w:val="both"/>
+        <w:rPr>
+          <w:b/>
+          <w:bCs/>
+          <w:sz w:val="24"/>
+          <w:szCs w:val="24"/>
+        </w:rPr>
+      </w:pPr>
+      <w:r>
+        <w:rPr>
+          <w:b/>
+          <w:bCs/>
+          <w:sz w:val="24"/>
+          <w:szCs w:val="24"/>
+        </w:rPr>
+        <w:t>Resposta:</w:t>
+      </w:r>
+    </w:p>
+    <w:p>
+      <w:pPr>
+        <w:spacing w:line="360" w:lineRule="auto"/>
+        <w:jc w:val="both"/>
+        <w:rPr>
+          <w:sz w:val="24"/>
+          <w:szCs w:val="24"/>
+        </w:rPr>
+      </w:pPr>
+      <w:r>
+        <w:rPr>
+          <w:sz w:val="24"/>
+          <w:szCs w:val="24"/>
+        </w:rPr>
+        <w:t>A média da frequência foi de aproximadamente 3,22 Hz</w:t>
+      </w:r>
+      <w:r>
+        <w:rPr>
+          <w:sz w:val="24"/>
+          <w:szCs w:val="24"/>
+        </w:rPr>
+        <w:t>.</w:t>
+      </w:r>
+    </w:p>
+    <w:p>
+      <w:pPr>
+        <w:pStyle w:val="PargrafodaLista"/>
+        <w:numPr>
+          <w:ilvl w:val="2"/>
+          <w:numId w:val="1"/>
+        </w:numPr>
+        <w:spacing w:line="360" w:lineRule="auto"/>
+        <w:jc w:val="both"/>
+        <w:rPr>
+          <w:sz w:val="24"/>
+          <w:szCs w:val="24"/>
+        </w:rPr>
+      </w:pPr>
+      <w:r>
+        <w:rPr>
+          <w:sz w:val="24"/>
+          <w:szCs w:val="24"/>
+        </w:rPr>
+        <w:t>Qual é o valor mediano para a frequência Hz nessa condição que foi disposta?</w:t>
+      </w:r>
+    </w:p>
+    <w:p>
+      <w:pPr>
+        <w:spacing w:line="360" w:lineRule="auto"/>
+        <w:jc w:val="both"/>
+        <w:rPr>
+          <w:sz w:val="24"/>
+          <w:szCs w:val="24"/>
+        </w:rPr>
+      </w:pPr>
+      <w:r>
+        <w:rPr>
+          <w:sz w:val="24"/>
+          <w:szCs w:val="24"/>
+        </w:rPr>
+        <w:t xml:space="preserve">A mediana é o valor que se </w:t>
+      </w:r>
+      <w:r>
+        <w:rPr>
+          <w:sz w:val="24"/>
+          <w:szCs w:val="24"/>
+        </w:rPr>
+        <w:t xml:space="preserve">encontra exatamente no centro do conjunto de dados organizados em ordem crescente. O número total de repetições é </w:t>
+      </w:r>
+      <m:oMath>
+        <m:r>
+          <w:rPr>
+            <w:rFonts w:ascii="Cambria Math" w:hAnsi="Cambria Math"/>
+            <w:sz w:val="24"/>
+            <w:szCs w:val="24"/>
+          </w:rPr>
+          <m:t>N=54</m:t>
+        </m:r>
+      </m:oMath>
+      <w:r>
+        <w:rPr>
+          <w:sz w:val="24"/>
+          <w:szCs w:val="24"/>
+        </w:rPr>
+        <w:t xml:space="preserve"> (um número par).</w:t>
+      </w:r>
+    </w:p>
+    <w:p>
+      <w:pPr>
+        <w:spacing w:line="360" w:lineRule="auto"/>
+        <w:jc w:val="both"/>
+        <w:rPr>
+          <w:sz w:val="24"/>
+          <w:szCs w:val="24"/>
+        </w:rPr>
+      </w:pPr>
+      <w:r>
+        <w:rPr>
+          <w:sz w:val="24"/>
+          <w:szCs w:val="24"/>
+        </w:rPr>
+        <w:t>Quando o número de elementos é par, as posições centrais são dadas por:</w:t>
+      </w:r>
+    </w:p>
+    <w:p>
+      <w:pPr>
+        <w:pStyle w:val="PargrafodaLista"/>
+        <w:numPr>
+          <w:ilvl w:val="0"/>
+          <w:numId w:val="3"/>
+        </w:numPr>
+        <w:spacing w:line="360" w:lineRule="auto"/>
+        <w:jc w:val="both"/>
+        <w:rPr>
+          <w:sz w:val="24"/>
+          <w:szCs w:val="24"/>
+        </w:rPr>
+      </w:pPr>
+      <w:r>
+        <w:rPr>
+          <w:b/>
+          <w:bCs/>
+          <w:sz w:val="24"/>
+          <w:szCs w:val="24"/>
+        </w:rPr>
+        <w:t>Posição 1</w:t>
+      </w:r>
+      <w:r>
+        <w:rPr>
+          <w:sz w:val="24"/>
+          <w:szCs w:val="24"/>
+        </w:rPr>
+        <w:t xml:space="preserve">: </w:t>
+      </w:r>
+      <m:oMath>
+        <m:f>
+          <m:fPr>
+            <m:ctrlPr>
+              <w:rPr>
+                <w:rFonts w:ascii="Cambria Math" w:hAnsi="Cambria Math"/>
+                <w:i/>
+                <w:sz w:val="24"/>
+                <w:szCs w:val="24"/>
+              </w:rPr>
+            </m:ctrlPr>
+          </m:fPr>
+          <m:num>
+            <m:r>
+              <w:rPr>
+                <w:rFonts w:ascii="Cambria Math" w:hAnsi="Cambria Math"/>
+                <w:sz w:val="24"/>
+                <w:szCs w:val="24"/>
+              </w:rPr>
+              <m:t>54</m:t>
+            </m:r>
+          </m:num>
+          <m:den>
+            <m:r>
+              <w:rPr>
+                <w:rFonts w:ascii="Cambria Math" w:hAnsi="Cambria Math"/>
+                <w:sz w:val="24"/>
+                <w:szCs w:val="24"/>
+              </w:rPr>
+              <m:t>2</m:t>
+            </m:r>
+          </m:den>
+        </m:f>
+        <m:r>
+          <w:rPr>
+            <w:rFonts w:ascii="Cambria Math" w:hAnsi="Cambria Math"/>
+            <w:sz w:val="24"/>
+            <w:szCs w:val="24"/>
+          </w:rPr>
+          <m:t xml:space="preserve">= </m:t>
+        </m:r>
+        <m:sSup>
+          <m:sSupPr>
+            <m:ctrlPr>
+              <w:rPr>
+                <w:rFonts w:ascii="Cambria Math" w:hAnsi="Cambria Math"/>
+                <w:i/>
+                <w:sz w:val="24"/>
+                <w:szCs w:val="24"/>
+              </w:rPr>
+            </m:ctrlPr>
+          </m:sSupPr>
+          <m:e>
+            <m:r>
+              <w:rPr>
+                <w:rFonts w:ascii="Cambria Math" w:hAnsi="Cambria Math"/>
+                <w:sz w:val="24"/>
+                <w:szCs w:val="24"/>
+              </w:rPr>
+              <m:t>27</m:t>
+            </m:r>
+          </m:e>
+          <m:sup>
+            <m:r>
+              <w:rPr>
+                <w:rFonts w:ascii="Cambria Math" w:hAnsi="Cambria Math"/>
+                <w:sz w:val="24"/>
+                <w:szCs w:val="24"/>
+              </w:rPr>
+              <m:t>a</m:t>
+            </m:r>
+          </m:sup>
+        </m:sSup>
+      </m:oMath>
+      <w:r>
+        <w:rPr>
+          <w:sz w:val="24"/>
+          <w:szCs w:val="24"/>
+        </w:rPr>
+        <w:t xml:space="preserve"> posição.</w:t>
+      </w:r>
+    </w:p>
+    <w:p>
+      <w:pPr>
+        <w:pStyle w:val="PargrafodaLista"/>
+        <w:numPr>
+          <w:ilvl w:val="0"/>
+          <w:numId w:val="3"/>
+        </w:numPr>
+        <w:spacing w:line="360" w:lineRule="auto"/>
+        <w:jc w:val="both"/>
+        <w:rPr>
+          <w:sz w:val="24"/>
+          <w:szCs w:val="24"/>
+        </w:rPr>
+      </w:pPr>
+      <w:r>
+        <w:rPr>
+          <w:b/>
+          <w:bCs/>
+          <w:sz w:val="24"/>
+          <w:szCs w:val="24"/>
+        </w:rPr>
+        <w:t>Posição 2</w:t>
+      </w:r>
+      <w:r>
+        <w:rPr>
+          <w:sz w:val="24"/>
+          <w:szCs w:val="24"/>
+        </w:rPr>
+        <w:t>:</w:t>
+      </w:r>
+      <w:r>
+        <w:rPr>
+          <w:sz w:val="24"/>
+          <w:szCs w:val="24"/>
+        </w:rPr>
+        <w:t xml:space="preserve"> </w:t>
+      </w:r>
+      <m:oMath>
+        <m:f>
+          <m:fPr>
+            <m:ctrlPr>
+              <w:rPr>
+                <w:rFonts w:ascii="Cambria Math" w:hAnsi="Cambria Math"/>
+                <w:i/>
+                <w:sz w:val="24"/>
+                <w:szCs w:val="24"/>
+              </w:rPr>
+            </m:ctrlPr>
+          </m:fPr>
+          <m:num>
+            <m:r>
+              <w:rPr>
+                <w:rFonts w:ascii="Cambria Math" w:hAnsi="Cambria Math"/>
+                <w:sz w:val="24"/>
+                <w:szCs w:val="24"/>
+              </w:rPr>
+              <m:t>54</m:t>
+            </m:r>
+          </m:num>
+          <m:den>
+            <m:r>
+              <w:rPr>
+                <w:rFonts w:ascii="Cambria Math" w:hAnsi="Cambria Math"/>
+                <w:sz w:val="24"/>
+                <w:szCs w:val="24"/>
+              </w:rPr>
+              <m:t>2</m:t>
+            </m:r>
+          </m:den>
+        </m:f>
+        <m:r>
+          <w:rPr>
+            <w:rFonts w:ascii="Cambria Math" w:hAnsi="Cambria Math"/>
+            <w:sz w:val="24"/>
+            <w:szCs w:val="24"/>
+          </w:rPr>
+          <m:t xml:space="preserve">+1= </m:t>
+        </m:r>
+        <m:sSup>
+          <m:sSupPr>
+            <m:ctrlPr>
+              <w:rPr>
+                <w:rFonts w:ascii="Cambria Math" w:hAnsi="Cambria Math"/>
+                <w:i/>
+                <w:sz w:val="24"/>
+                <w:szCs w:val="24"/>
+              </w:rPr>
+            </m:ctrlPr>
+          </m:sSupPr>
+          <m:e>
+            <m:r>
+              <w:rPr>
+                <w:rFonts w:ascii="Cambria Math" w:hAnsi="Cambria Math"/>
+                <w:sz w:val="24"/>
+                <w:szCs w:val="24"/>
+              </w:rPr>
+              <m:t>28</m:t>
+            </m:r>
+          </m:e>
+          <m:sup>
+            <m:r>
+              <w:rPr>
+                <w:rFonts w:ascii="Cambria Math" w:hAnsi="Cambria Math"/>
+                <w:sz w:val="24"/>
+                <w:szCs w:val="24"/>
+              </w:rPr>
+              <m:t>a</m:t>
+            </m:r>
+          </m:sup>
+        </m:sSup>
+      </m:oMath>
+      <w:r>
+        <w:rPr>
+          <w:sz w:val="24"/>
+          <w:szCs w:val="24"/>
+        </w:rPr>
+        <w:t xml:space="preserve"> posição.</w:t>
+      </w:r>
+    </w:p>
+    <w:p>
+      <w:pPr>
+        <w:spacing w:line="360" w:lineRule="auto"/>
+        <w:jc w:val="both"/>
+        <w:rPr>
+          <w:sz w:val="24"/>
+          <w:szCs w:val="24"/>
+        </w:rPr>
+      </w:pPr>
+      <w:r>
+        <w:rPr>
+          <w:sz w:val="24"/>
+          <w:szCs w:val="24"/>
+        </w:rPr>
+        <w:t xml:space="preserve">A mediana será a média entre os valores que ocupam a </w:t>
+      </w:r>
+      <m:oMath>
+        <m:sSup>
+          <m:sSupPr>
+            <m:ctrlPr>
+              <w:rPr>
+                <w:rFonts w:ascii="Cambria Math" w:hAnsi="Cambria Math"/>
+                <w:i/>
+                <w:sz w:val="24"/>
+                <w:szCs w:val="24"/>
+              </w:rPr>
+            </m:ctrlPr>
+          </m:sSupPr>
+          <m:e>
+            <m:r>
+              <w:rPr>
+                <w:rFonts w:ascii="Cambria Math" w:hAnsi="Cambria Math"/>
+                <w:sz w:val="24"/>
+                <w:szCs w:val="24"/>
+              </w:rPr>
+              <m:t>27</m:t>
+            </m:r>
+          </m:e>
+          <m:sup>
+            <m:r>
+              <w:rPr>
+                <w:rFonts w:ascii="Cambria Math" w:hAnsi="Cambria Math"/>
+                <w:sz w:val="24"/>
+                <w:szCs w:val="24"/>
+              </w:rPr>
+              <m:t>a</m:t>
+            </m:r>
+          </m:sup>
+        </m:sSup>
+      </m:oMath>
+      <w:r>
+        <w:rPr>
+          <w:sz w:val="24"/>
+          <w:szCs w:val="24"/>
+        </w:rPr>
+        <w:t xml:space="preserve"> e a </w:t>
+      </w:r>
+      <m:oMath>
+        <m:sSup>
+          <m:sSupPr>
+            <m:ctrlPr>
+              <w:rPr>
+                <w:rFonts w:ascii="Cambria Math" w:hAnsi="Cambria Math"/>
+                <w:i/>
+                <w:sz w:val="24"/>
+                <w:szCs w:val="24"/>
+              </w:rPr>
+            </m:ctrlPr>
+          </m:sSupPr>
+          <m:e>
+            <m:r>
+              <w:rPr>
+                <w:rFonts w:ascii="Cambria Math" w:hAnsi="Cambria Math"/>
+                <w:sz w:val="24"/>
+                <w:szCs w:val="24"/>
+              </w:rPr>
+              <m:t>28</m:t>
+            </m:r>
+          </m:e>
+          <m:sup>
+            <m:r>
+              <w:rPr>
+                <w:rFonts w:ascii="Cambria Math" w:hAnsi="Cambria Math"/>
+                <w:sz w:val="24"/>
+                <w:szCs w:val="24"/>
+              </w:rPr>
+              <m:t>a</m:t>
+            </m:r>
+          </m:sup>
+        </m:sSup>
+      </m:oMath>
+      <w:r>
+        <w:rPr>
+          <w:sz w:val="24"/>
+          <w:szCs w:val="24"/>
+        </w:rPr>
+        <w:t xml:space="preserve"> posições. Para localizá-los, calculamos a frequência acumulada das repetições:</w:t>
+      </w:r>
+    </w:p>
+    <w:tbl>
+      <w:tblPr>
+        <w:tblStyle w:val="Tabelacomgrade"/>
+        <w:tblW w:w="0" w:type="auto"/>
+        <w:tblLook w:val="04A0" w:firstRow="1" w:lastRow="0" w:firstColumn="1" w:lastColumn="0" w:noHBand="0" w:noVBand="1"/>
+      </w:tblPr>
+      <w:tblGrid>
+        <w:gridCol w:w="3006"/>
+        <w:gridCol w:w="3006"/>
+        <w:gridCol w:w="3007"/>
+      </w:tblGrid>
+      <w:tr>
+        <w:tc>
+          <w:tcPr>
+            <w:tcW w:w="3006" w:type="dxa"/>
+          </w:tcPr>
+          <w:p>
+            <w:pPr>
+              <w:spacing w:line="360" w:lineRule="auto"/>
+              <w:jc w:val="both"/>
+              <w:rPr>
+                <w:sz w:val="24"/>
+                <w:szCs w:val="24"/>
+              </w:rPr>
+            </w:pPr>
+            <w:r>
+              <w:rPr>
+                <w:sz w:val="24"/>
+                <w:szCs w:val="24"/>
+              </w:rPr>
+              <w:t>Frequência Hz</w:t>
+            </w:r>
+          </w:p>
+        </w:tc>
+        <w:tc>
+          <w:tcPr>
+            <w:tcW w:w="3006" w:type="dxa"/>
+          </w:tcPr>
+          <w:p>
+            <w:pPr>
+              <w:spacing w:line="360" w:lineRule="auto"/>
+              <w:jc w:val="both"/>
+              <w:rPr>
+                <w:sz w:val="24"/>
+                <w:szCs w:val="24"/>
+              </w:rPr>
+            </w:pPr>
+            <w:r>
+              <w:rPr>
+                <w:sz w:val="24"/>
+                <w:szCs w:val="24"/>
+              </w:rPr>
+              <w:t>Repetições</w:t>
+            </w:r>
+          </w:p>
+        </w:tc>
+        <w:tc>
+          <w:tcPr>
+            <w:tcW w:w="3007" w:type="dxa"/>
+          </w:tcPr>
+          <w:p>
+            <w:pPr>
+              <w:spacing w:line="360" w:lineRule="auto"/>
+              <w:jc w:val="both"/>
+              <w:rPr>
+                <w:sz w:val="24"/>
+                <w:szCs w:val="24"/>
+              </w:rPr>
+            </w:pPr>
+            <w:r>
+              <w:rPr>
+                <w:sz w:val="24"/>
+                <w:szCs w:val="24"/>
+              </w:rPr>
+              <w:t>Frequência Acumulada</w:t>
+            </w:r>
+          </w:p>
+        </w:tc>
+      </w:tr>
+      <w:tr>
+        <w:tc>
+          <w:tcPr>
+            <w:tcW w:w="3006" w:type="dxa"/>
+          </w:tcPr>
+          <w:p>
+            <w:pPr>
+              <w:spacing w:line="360" w:lineRule="auto"/>
+              <w:jc w:val="both"/>
+              <w:rPr>
+                <w:sz w:val="24"/>
+                <w:szCs w:val="24"/>
+              </w:rPr>
+            </w:pPr>
+            <w:r>
+              <w:rPr>
+                <w:sz w:val="24"/>
+                <w:szCs w:val="24"/>
+              </w:rPr>
+              <w:t>2</w:t>
+            </w:r>
+          </w:p>
+        </w:tc>
+        <w:tc>
+          <w:tcPr>
+            <w:tcW w:w="3006" w:type="dxa"/>
+          </w:tcPr>
+          <w:p>
+            <w:pPr>
+              <w:spacing w:line="360" w:lineRule="auto"/>
+              <w:jc w:val="both"/>
+              <w:rPr>
+                <w:sz w:val="24"/>
+                <w:szCs w:val="24"/>
+              </w:rPr>
+            </w:pPr>
+            <w:r>
+              <w:rPr>
+                <w:sz w:val="24"/>
+                <w:szCs w:val="24"/>
+              </w:rPr>
+              <w:t>10</w:t>
+            </w:r>
+          </w:p>
+        </w:tc>
+        <w:tc>
+          <w:tcPr>
+            <w:tcW w:w="3007" w:type="dxa"/>
+          </w:tcPr>
+          <w:p>
+            <w:pPr>
+              <w:spacing w:line="360" w:lineRule="auto"/>
+              <w:jc w:val="both"/>
+              <w:rPr>
+                <w:sz w:val="24"/>
+                <w:szCs w:val="24"/>
+              </w:rPr>
+            </w:pPr>
+            <w:r>
+              <w:rPr>
+                <w:sz w:val="24"/>
+                <w:szCs w:val="24"/>
+              </w:rPr>
+              <w:t>10 (posições 1 a 10)</w:t>
+            </w:r>
+          </w:p>
+        </w:tc>
+      </w:tr>
+      <w:tr>
+        <w:tc>
+          <w:tcPr>
+            <w:tcW w:w="3006" w:type="dxa"/>
+          </w:tcPr>
+          <w:p>
+            <w:pPr>
+              <w:spacing w:line="360" w:lineRule="auto"/>
+              <w:jc w:val="both"/>
+              <w:rPr>
+                <w:sz w:val="24"/>
+                <w:szCs w:val="24"/>
+              </w:rPr>
+            </w:pPr>
+            <w:r>
+              <w:rPr>
+                <w:sz w:val="24"/>
+                <w:szCs w:val="24"/>
+              </w:rPr>
+              <w:t>2,3</w:t>
+            </w:r>
+          </w:p>
+        </w:tc>
+        <w:tc>
+          <w:tcPr>
+            <w:tcW w:w="3006" w:type="dxa"/>
+          </w:tcPr>
+          <w:p>
+            <w:pPr>
+              <w:spacing w:line="360" w:lineRule="auto"/>
+              <w:jc w:val="both"/>
+              <w:rPr>
+                <w:sz w:val="24"/>
+                <w:szCs w:val="24"/>
+              </w:rPr>
+            </w:pPr>
+            <w:r>
+              <w:rPr>
+                <w:sz w:val="24"/>
+                <w:szCs w:val="24"/>
+              </w:rPr>
+              <w:t>5</w:t>
+            </w:r>
+          </w:p>
+        </w:tc>
+        <w:tc>
+          <w:tcPr>
+            <w:tcW w:w="3007" w:type="dxa"/>
+          </w:tcPr>
+          <w:p>
+            <w:pPr>
+              <w:spacing w:line="360" w:lineRule="auto"/>
+              <w:jc w:val="both"/>
+              <w:rPr>
+                <w:sz w:val="24"/>
+                <w:szCs w:val="24"/>
+              </w:rPr>
+            </w:pPr>
+            <m:oMath>
+              <m:r>
+                <w:rPr>
+                  <w:rFonts w:ascii="Cambria Math" w:hAnsi="Cambria Math"/>
+                  <w:sz w:val="24"/>
+                  <w:szCs w:val="24"/>
+                </w:rPr>
+                <m:t>10+5=15</m:t>
+              </m:r>
+            </m:oMath>
+            <w:r>
+              <w:rPr>
+                <w:sz w:val="24"/>
+                <w:szCs w:val="24"/>
+              </w:rPr>
+              <w:t xml:space="preserve"> (posições 11 a 15)</w:t>
+            </w:r>
+          </w:p>
+        </w:tc>
+      </w:tr>
+      <w:tr>
+        <w:tc>
+          <w:tcPr>
+            <w:tcW w:w="3006" w:type="dxa"/>
+          </w:tcPr>
+          <w:p>
+            <w:pPr>
+              <w:spacing w:line="360" w:lineRule="auto"/>
+              <w:jc w:val="both"/>
+              <w:rPr>
+                <w:sz w:val="24"/>
+                <w:szCs w:val="24"/>
+              </w:rPr>
+            </w:pPr>
+            <w:r>
+              <w:rPr>
+                <w:sz w:val="24"/>
+                <w:szCs w:val="24"/>
+              </w:rPr>
+              <w:t>2,4</w:t>
+            </w:r>
+          </w:p>
+        </w:tc>
+        <w:tc>
+          <w:tcPr>
+            <w:tcW w:w="3006" w:type="dxa"/>
+          </w:tcPr>
+          <w:p>
+            <w:pPr>
+              <w:spacing w:line="360" w:lineRule="auto"/>
+              <w:jc w:val="both"/>
+              <w:rPr>
+                <w:sz w:val="24"/>
+                <w:szCs w:val="24"/>
+              </w:rPr>
+            </w:pPr>
+            <w:r>
+              <w:rPr>
+                <w:sz w:val="24"/>
+                <w:szCs w:val="24"/>
+              </w:rPr>
+              <w:t>7</w:t>
+            </w:r>
+          </w:p>
+        </w:tc>
+        <w:tc>
+          <w:tcPr>
+            <w:tcW w:w="3007" w:type="dxa"/>
+          </w:tcPr>
+          <w:p>
+            <w:pPr>
+              <w:spacing w:line="360" w:lineRule="auto"/>
+              <w:jc w:val="both"/>
+              <w:rPr>
+                <w:sz w:val="24"/>
+                <w:szCs w:val="24"/>
+              </w:rPr>
+            </w:pPr>
+            <m:oMath>
+              <m:r>
+                <w:rPr>
+                  <w:rFonts w:ascii="Cambria Math" w:hAnsi="Cambria Math"/>
+                  <w:sz w:val="24"/>
+                  <w:szCs w:val="24"/>
+                </w:rPr>
+                <m:t>15+7=22</m:t>
+              </m:r>
+            </m:oMath>
+            <w:r>
+              <w:rPr>
+                <w:sz w:val="24"/>
+                <w:szCs w:val="24"/>
+              </w:rPr>
+              <w:t xml:space="preserve"> (posições 16 a 22)</w:t>
+            </w:r>
+          </w:p>
+        </w:tc>
+      </w:tr>
+      <w:tr>
+        <w:tc>
+          <w:tcPr>
+            <w:tcW w:w="3006" w:type="dxa"/>
+          </w:tcPr>
+          <w:p>
+            <w:pPr>
+              <w:spacing w:line="360" w:lineRule="auto"/>
+              <w:jc w:val="both"/>
+              <w:rPr>
+                <w:sz w:val="24"/>
+                <w:szCs w:val="24"/>
+              </w:rPr>
+            </w:pPr>
+            <w:r>
+              <w:rPr>
+                <w:sz w:val="24"/>
+                <w:szCs w:val="24"/>
+              </w:rPr>
+              <w:lastRenderedPageBreak/>
+              <w:t>3</w:t>
+            </w:r>
+          </w:p>
+        </w:tc>
+        <w:tc>
+          <w:tcPr>
+            <w:tcW w:w="3006" w:type="dxa"/>
+          </w:tcPr>
+          <w:p>
+            <w:pPr>
+              <w:spacing w:line="360" w:lineRule="auto"/>
+              <w:jc w:val="both"/>
+              <w:rPr>
+                <w:sz w:val="24"/>
+                <w:szCs w:val="24"/>
+              </w:rPr>
+            </w:pPr>
+            <w:r>
+              <w:rPr>
+                <w:sz w:val="24"/>
+                <w:szCs w:val="24"/>
+              </w:rPr>
+              <w:t>3</w:t>
+            </w:r>
+          </w:p>
+          <w:p>
+            <w:pPr>
+              <w:spacing w:line="360" w:lineRule="auto"/>
+              <w:jc w:val="both"/>
+              <w:rPr>
+                <w:sz w:val="24"/>
+                <w:szCs w:val="24"/>
+              </w:rPr>
+            </w:pPr>
+          </w:p>
+        </w:tc>
+        <w:tc>
+          <w:tcPr>
+            <w:tcW w:w="3007" w:type="dxa"/>
+          </w:tcPr>
+          <w:p>
+            <w:pPr>
+              <w:spacing w:line="360" w:lineRule="auto"/>
+              <w:jc w:val="both"/>
+              <w:rPr>
+                <w:sz w:val="24"/>
+                <w:szCs w:val="24"/>
+              </w:rPr>
+            </w:pPr>
+            <m:oMath>
+              <m:r>
+                <w:rPr>
+                  <w:rFonts w:ascii="Cambria Math" w:hAnsi="Cambria Math"/>
+                  <w:sz w:val="24"/>
+                  <w:szCs w:val="24"/>
+                </w:rPr>
+                <m:t>22+3=25</m:t>
+              </m:r>
+            </m:oMath>
+            <w:r>
+              <w:rPr>
+                <w:sz w:val="24"/>
+                <w:szCs w:val="24"/>
+              </w:rPr>
+              <w:t xml:space="preserve"> (posições 23 a 25)</w:t>
+            </w:r>
+          </w:p>
+        </w:tc>
+      </w:tr>
+      <w:tr>
+        <w:tc>
+          <w:tcPr>
+            <w:tcW w:w="3006" w:type="dxa"/>
+          </w:tcPr>
+          <w:p>
+            <w:pPr>
+              <w:spacing w:line="360" w:lineRule="auto"/>
+              <w:jc w:val="both"/>
+              <w:rPr>
+                <w:sz w:val="24"/>
+                <w:szCs w:val="24"/>
+              </w:rPr>
+            </w:pPr>
+            <w:r>
+              <w:rPr>
+                <w:sz w:val="24"/>
+                <w:szCs w:val="24"/>
+              </w:rPr>
+              <w:t>3,2</w:t>
+            </w:r>
+          </w:p>
+        </w:tc>
+        <w:tc>
+          <w:tcPr>
+            <w:tcW w:w="3006" w:type="dxa"/>
+          </w:tcPr>
+          <w:p>
+            <w:pPr>
+              <w:spacing w:line="360" w:lineRule="auto"/>
+              <w:jc w:val="both"/>
+              <w:rPr>
+                <w:sz w:val="24"/>
+                <w:szCs w:val="24"/>
+              </w:rPr>
+            </w:pPr>
+            <w:r>
+              <w:rPr>
+                <w:sz w:val="24"/>
+                <w:szCs w:val="24"/>
+              </w:rPr>
+              <w:t>5</w:t>
+            </w:r>
+          </w:p>
+        </w:tc>
+        <w:tc>
+          <w:tcPr>
+            <w:tcW w:w="3007" w:type="dxa"/>
+          </w:tcPr>
+          <w:p>
+            <w:pPr>
+              <w:spacing w:line="360" w:lineRule="auto"/>
+              <w:jc w:val="both"/>
+              <w:rPr>
+                <w:sz w:val="24"/>
+                <w:szCs w:val="24"/>
+              </w:rPr>
+            </w:pPr>
+            <m:oMath>
+              <m:r>
+                <w:rPr>
+                  <w:rFonts w:ascii="Cambria Math" w:hAnsi="Cambria Math"/>
+                  <w:sz w:val="24"/>
+                  <w:szCs w:val="24"/>
+                </w:rPr>
+                <m:t>25+5=30</m:t>
+              </m:r>
+            </m:oMath>
+            <w:r>
+              <w:rPr>
+                <w:sz w:val="24"/>
+                <w:szCs w:val="24"/>
+              </w:rPr>
+              <w:t xml:space="preserve"> (posições 26 a 30)</w:t>
+            </w:r>
+          </w:p>
+        </w:tc>
+      </w:tr>
+      <w:tr>
+        <w:tc>
+          <w:tcPr>
+            <w:tcW w:w="3006" w:type="dxa"/>
+          </w:tcPr>
+          <w:p>
+            <w:pPr>
+              <w:spacing w:line="360" w:lineRule="auto"/>
+              <w:jc w:val="both"/>
+              <w:rPr>
+                <w:sz w:val="24"/>
+                <w:szCs w:val="24"/>
+              </w:rPr>
+            </w:pPr>
+            <w:r>
+              <w:rPr>
+                <w:sz w:val="24"/>
+                <w:szCs w:val="24"/>
+              </w:rPr>
+              <w:t>4</w:t>
+            </w:r>
+          </w:p>
+        </w:tc>
+        <w:tc>
+          <w:tcPr>
+            <w:tcW w:w="3006" w:type="dxa"/>
+          </w:tcPr>
+          <w:p>
+            <w:pPr>
+              <w:spacing w:line="360" w:lineRule="auto"/>
+              <w:jc w:val="both"/>
+              <w:rPr>
+                <w:sz w:val="24"/>
+                <w:szCs w:val="24"/>
+              </w:rPr>
+            </w:pPr>
+            <w:r>
+              <w:rPr>
+                <w:sz w:val="24"/>
+                <w:szCs w:val="24"/>
+              </w:rPr>
+              <w:t>11</w:t>
+            </w:r>
+          </w:p>
+        </w:tc>
+        <w:tc>
+          <w:tcPr>
+            <w:tcW w:w="3007" w:type="dxa"/>
+          </w:tcPr>
+          <w:p>
+            <w:pPr>
+              <w:spacing w:line="360" w:lineRule="auto"/>
+              <w:jc w:val="both"/>
+              <w:rPr>
+                <w:sz w:val="24"/>
+                <w:szCs w:val="24"/>
+              </w:rPr>
+            </w:pPr>
+            <m:oMath>
+              <m:r>
+                <w:rPr>
+                  <w:rFonts w:ascii="Cambria Math" w:hAnsi="Cambria Math"/>
+                  <w:sz w:val="24"/>
+                  <w:szCs w:val="24"/>
+                </w:rPr>
+                <m:t>30+11=41</m:t>
+              </m:r>
+            </m:oMath>
+            <w:r>
+              <w:rPr>
+                <w:sz w:val="24"/>
+                <w:szCs w:val="24"/>
+              </w:rPr>
+              <w:t xml:space="preserve"> </w:t>
+            </w:r>
+          </w:p>
+        </w:tc>
+      </w:tr>
+      <w:tr>
+        <w:tc>
+          <w:tcPr>
+            <w:tcW w:w="3006" w:type="dxa"/>
+          </w:tcPr>
+          <w:p>
+            <w:pPr>
+              <w:spacing w:line="360" w:lineRule="auto"/>
+              <w:jc w:val="both"/>
+              <w:rPr>
+                <w:sz w:val="24"/>
+                <w:szCs w:val="24"/>
+              </w:rPr>
+            </w:pPr>
+            <w:r>
+              <w:rPr>
+                <w:sz w:val="24"/>
+                <w:szCs w:val="24"/>
+              </w:rPr>
+              <w:t>4,2</w:t>
+            </w:r>
+          </w:p>
+        </w:tc>
+        <w:tc>
+          <w:tcPr>
+            <w:tcW w:w="3006" w:type="dxa"/>
+          </w:tcPr>
+          <w:p>
+            <w:pPr>
+              <w:spacing w:line="360" w:lineRule="auto"/>
+              <w:jc w:val="both"/>
+              <w:rPr>
+                <w:sz w:val="24"/>
+                <w:szCs w:val="24"/>
+              </w:rPr>
+            </w:pPr>
+            <w:r>
+              <w:rPr>
+                <w:sz w:val="24"/>
+                <w:szCs w:val="24"/>
+              </w:rPr>
+              <w:t>8</w:t>
+            </w:r>
+          </w:p>
+        </w:tc>
+        <w:tc>
+          <w:tcPr>
+            <w:tcW w:w="3007" w:type="dxa"/>
+          </w:tcPr>
+          <w:p>
+            <w:pPr>
+              <w:spacing w:line="360" w:lineRule="auto"/>
+              <w:jc w:val="both"/>
+              <w:rPr>
+                <w:sz w:val="24"/>
+                <w:szCs w:val="24"/>
+              </w:rPr>
+            </w:pPr>
+            <m:oMath>
+              <m:r>
+                <w:rPr>
+                  <w:rFonts w:ascii="Cambria Math" w:hAnsi="Cambria Math"/>
+                  <w:sz w:val="24"/>
+                  <w:szCs w:val="24"/>
+                </w:rPr>
+                <m:t>41+8=49</m:t>
+              </m:r>
+            </m:oMath>
+            <w:r>
+              <w:rPr>
+                <w:sz w:val="24"/>
+                <w:szCs w:val="24"/>
+              </w:rPr>
+              <w:t xml:space="preserve"> </w:t>
+            </w:r>
+          </w:p>
+        </w:tc>
+      </w:tr>
+      <w:tr>
+        <w:tc>
+          <w:tcPr>
+            <w:tcW w:w="3006" w:type="dxa"/>
+          </w:tcPr>
+          <w:p>
+            <w:pPr>
+              <w:spacing w:line="360" w:lineRule="auto"/>
+              <w:jc w:val="both"/>
+              <w:rPr>
+                <w:sz w:val="24"/>
+                <w:szCs w:val="24"/>
+              </w:rPr>
+            </w:pPr>
+            <w:r>
+              <w:rPr>
+                <w:sz w:val="24"/>
+                <w:szCs w:val="24"/>
+              </w:rPr>
+              <w:t>4,3</w:t>
+            </w:r>
+          </w:p>
+        </w:tc>
+        <w:tc>
+          <w:tcPr>
+            <w:tcW w:w="3006" w:type="dxa"/>
+          </w:tcPr>
+          <w:p>
+            <w:pPr>
+              <w:spacing w:line="360" w:lineRule="auto"/>
+              <w:jc w:val="both"/>
+              <w:rPr>
+                <w:sz w:val="24"/>
+                <w:szCs w:val="24"/>
+              </w:rPr>
+            </w:pPr>
+            <w:r>
+              <w:rPr>
+                <w:sz w:val="24"/>
+                <w:szCs w:val="24"/>
+              </w:rPr>
+              <w:t>3</w:t>
+            </w:r>
+          </w:p>
+        </w:tc>
+        <w:tc>
+          <w:tcPr>
+            <w:tcW w:w="3007" w:type="dxa"/>
+          </w:tcPr>
+          <w:p>
+            <w:pPr>
+              <w:spacing w:line="360" w:lineRule="auto"/>
+              <w:jc w:val="both"/>
+              <w:rPr>
+                <w:sz w:val="24"/>
+                <w:szCs w:val="24"/>
+              </w:rPr>
+            </w:pPr>
+            <m:oMath>
+              <m:r>
+                <w:rPr>
+                  <w:rFonts w:ascii="Cambria Math" w:hAnsi="Cambria Math"/>
+                  <w:sz w:val="24"/>
+                  <w:szCs w:val="24"/>
+                </w:rPr>
+                <m:t>49+3=52</m:t>
+              </m:r>
+            </m:oMath>
+            <w:r>
+              <w:rPr>
+                <w:sz w:val="24"/>
+                <w:szCs w:val="24"/>
+              </w:rPr>
+              <w:t xml:space="preserve"> </w:t>
+            </w:r>
+          </w:p>
+        </w:tc>
+      </w:tr>
+      <w:tr>
+        <w:tc>
+          <w:tcPr>
+            <w:tcW w:w="3006" w:type="dxa"/>
+          </w:tcPr>
+          <w:p>
+            <w:pPr>
+              <w:spacing w:line="360" w:lineRule="auto"/>
+              <w:jc w:val="both"/>
+              <w:rPr>
+                <w:sz w:val="24"/>
+                <w:szCs w:val="24"/>
+              </w:rPr>
+            </w:pPr>
+            <w:r>
+              <w:rPr>
+                <w:sz w:val="24"/>
+                <w:szCs w:val="24"/>
+              </w:rPr>
+              <w:t>5</w:t>
+            </w:r>
+          </w:p>
+        </w:tc>
+        <w:tc>
+          <w:tcPr>
+            <w:tcW w:w="3006" w:type="dxa"/>
+          </w:tcPr>
+          <w:p>
+            <w:pPr>
+              <w:spacing w:line="360" w:lineRule="auto"/>
+              <w:jc w:val="both"/>
+              <w:rPr>
+                <w:sz w:val="24"/>
+                <w:szCs w:val="24"/>
+              </w:rPr>
+            </w:pPr>
+            <w:r>
+              <w:rPr>
+                <w:sz w:val="24"/>
+                <w:szCs w:val="24"/>
+              </w:rPr>
+              <w:t>2</w:t>
+            </w:r>
+          </w:p>
+        </w:tc>
+        <w:tc>
+          <w:tcPr>
+            <w:tcW w:w="3007" w:type="dxa"/>
+          </w:tcPr>
+          <w:p>
+            <w:pPr>
+              <w:spacing w:line="360" w:lineRule="auto"/>
+              <w:jc w:val="both"/>
+              <w:rPr>
+                <w:sz w:val="24"/>
+                <w:szCs w:val="24"/>
+              </w:rPr>
+            </w:pPr>
+            <m:oMath>
+              <m:r>
+                <w:rPr>
+                  <w:rFonts w:ascii="Cambria Math" w:hAnsi="Cambria Math"/>
+                  <w:sz w:val="24"/>
+                  <w:szCs w:val="24"/>
+                </w:rPr>
+                <m:t>52+2=54</m:t>
+              </m:r>
+            </m:oMath>
+            <w:r>
+              <w:rPr>
+                <w:sz w:val="24"/>
+                <w:szCs w:val="24"/>
+              </w:rPr>
+              <w:t xml:space="preserve"> </w:t>
+            </w:r>
+          </w:p>
+        </w:tc>
+      </w:tr>
+    </w:tbl>
+    <w:p>
+      <w:pPr>
+        <w:spacing w:line="360" w:lineRule="auto"/>
+        <w:jc w:val="both"/>
+        <w:rPr>
+          <w:sz w:val="24"/>
+          <w:szCs w:val="24"/>
+        </w:rPr>
+      </w:pPr>
+    </w:p>
+    <w:p>
+      <w:pPr>
+        <w:spacing w:line="360" w:lineRule="auto"/>
+        <w:jc w:val="both"/>
+        <w:rPr>
+          <w:sz w:val="24"/>
+          <w:szCs w:val="24"/>
+        </w:rPr>
+      </w:pPr>
+      <w:r>
+        <w:rPr>
+          <w:sz w:val="24"/>
+          <w:szCs w:val="24"/>
+        </w:rPr>
+        <w:t>Análise das posições:</w:t>
+      </w:r>
+    </w:p>
+    <w:p>
+      <w:pPr>
+        <w:pStyle w:val="PargrafodaLista"/>
+        <w:numPr>
+          <w:ilvl w:val="0"/>
+          <w:numId w:val="3"/>
+        </w:numPr>
+        <w:spacing w:line="360" w:lineRule="auto"/>
+        <w:jc w:val="both"/>
+        <w:rPr>
+          <w:sz w:val="24"/>
+          <w:szCs w:val="24"/>
+        </w:rPr>
+      </w:pPr>
+      <w:r>
+        <w:rPr>
+          <w:sz w:val="24"/>
+          <w:szCs w:val="24"/>
+        </w:rPr>
+        <w:t xml:space="preserve">O intervalo da frequência </w:t>
+      </w:r>
+      <w:r>
+        <w:rPr>
+          <w:sz w:val="24"/>
+          <w:szCs w:val="24"/>
+        </w:rPr>
+        <w:t>3,2 Hz cobre as posições de 26 a 30.</w:t>
+      </w:r>
+    </w:p>
+    <w:p>
+      <w:pPr>
+        <w:pStyle w:val="PargrafodaLista"/>
+        <w:numPr>
+          <w:ilvl w:val="0"/>
+          <w:numId w:val="3"/>
+        </w:numPr>
+        <w:spacing w:line="360" w:lineRule="auto"/>
+        <w:jc w:val="both"/>
+        <w:rPr>
+          <w:sz w:val="24"/>
+          <w:szCs w:val="24"/>
+        </w:rPr>
+      </w:pPr>
+      <w:r>
+        <w:rPr>
+          <w:sz w:val="24"/>
+          <w:szCs w:val="24"/>
+        </w:rPr>
+        <w:t xml:space="preserve">Portanto, tanto o valor da </w:t>
+      </w:r>
+      <m:oMath>
+        <m:sSup>
+          <m:sSupPr>
+            <m:ctrlPr>
+              <w:rPr>
+                <w:rFonts w:ascii="Cambria Math" w:hAnsi="Cambria Math"/>
+                <w:i/>
+                <w:sz w:val="24"/>
+                <w:szCs w:val="24"/>
+              </w:rPr>
+            </m:ctrlPr>
+          </m:sSupPr>
+          <m:e>
+            <m:r>
+              <w:rPr>
+                <w:rFonts w:ascii="Cambria Math" w:hAnsi="Cambria Math"/>
+                <w:sz w:val="24"/>
+                <w:szCs w:val="24"/>
+              </w:rPr>
+              <m:t>27</m:t>
+            </m:r>
+          </m:e>
+          <m:sup>
+            <m:r>
+              <w:rPr>
+                <w:rFonts w:ascii="Cambria Math" w:hAnsi="Cambria Math"/>
+                <w:sz w:val="24"/>
+                <w:szCs w:val="24"/>
+              </w:rPr>
+              <m:t>a</m:t>
+            </m:r>
+          </m:sup>
+        </m:sSup>
+      </m:oMath>
+      <w:r>
+        <w:rPr>
+          <w:sz w:val="24"/>
+          <w:szCs w:val="24"/>
+        </w:rPr>
+        <w:t xml:space="preserve"> posição quanto o da </w:t>
+      </w:r>
+      <m:oMath>
+        <m:sSup>
+          <m:sSupPr>
+            <m:ctrlPr>
+              <w:rPr>
+                <w:rFonts w:ascii="Cambria Math" w:hAnsi="Cambria Math"/>
+                <w:i/>
+                <w:sz w:val="24"/>
+                <w:szCs w:val="24"/>
+              </w:rPr>
+            </m:ctrlPr>
+          </m:sSupPr>
+          <m:e>
+            <m:r>
+              <w:rPr>
+                <w:rFonts w:ascii="Cambria Math" w:hAnsi="Cambria Math"/>
+                <w:sz w:val="24"/>
+                <w:szCs w:val="24"/>
+              </w:rPr>
+              <m:t>28</m:t>
+            </m:r>
+          </m:e>
+          <m:sup>
+            <m:r>
+              <w:rPr>
+                <w:rFonts w:ascii="Cambria Math" w:hAnsi="Cambria Math"/>
+                <w:sz w:val="24"/>
+                <w:szCs w:val="24"/>
+              </w:rPr>
+              <m:t>a</m:t>
+            </m:r>
+          </m:sup>
+        </m:sSup>
+      </m:oMath>
+      <w:r>
+        <w:rPr>
+          <w:sz w:val="24"/>
+          <w:szCs w:val="24"/>
+        </w:rPr>
+        <w:t xml:space="preserve"> posição correspondem a 3,2 Hz.</w:t>
+      </w:r>
+    </w:p>
+    <w:p>
+      <w:pPr>
+        <w:spacing w:line="360" w:lineRule="auto"/>
+        <w:jc w:val="both"/>
+        <w:rPr>
+          <w:sz w:val="24"/>
+          <w:szCs w:val="24"/>
+        </w:rPr>
+      </w:pPr>
+      <m:oMathPara>
+        <m:oMath>
+          <m:r>
+            <m:rPr>
+              <m:nor/>
+            </m:rPr>
+            <w:rPr>
+              <w:sz w:val="24"/>
+              <w:szCs w:val="24"/>
+            </w:rPr>
+            <m:t>Mediana</m:t>
+          </m:r>
+          <m:r>
+            <w:rPr>
+              <w:rFonts w:ascii="Cambria Math" w:hAnsi="Cambria Math"/>
+              <w:sz w:val="24"/>
+              <w:szCs w:val="24"/>
+            </w:rPr>
+            <m:t>=</m:t>
+          </m:r>
+          <m:f>
+            <m:fPr>
+              <m:ctrlPr>
+                <w:rPr>
+                  <w:rFonts w:ascii="Cambria Math" w:hAnsi="Cambria Math"/>
+                  <w:sz w:val="24"/>
+                  <w:szCs w:val="24"/>
+                </w:rPr>
+              </m:ctrlPr>
+            </m:fPr>
+            <m:num>
+              <m:r>
+                <w:rPr>
+                  <w:rFonts w:ascii="Cambria Math" w:hAnsi="Cambria Math"/>
+                  <w:sz w:val="24"/>
+                  <w:szCs w:val="24"/>
+                </w:rPr>
+                <m:t>3,2+3,2</m:t>
+              </m:r>
+            </m:num>
+            <m:den>
+              <m:r>
+                <w:rPr>
+                  <w:rFonts w:ascii="Cambria Math" w:hAnsi="Cambria Math"/>
+                  <w:sz w:val="24"/>
+                  <w:szCs w:val="24"/>
+                </w:rPr>
+                <m:t>2</m:t>
+              </m:r>
+            </m:den>
+          </m:f>
+          <m:r>
+            <w:rPr>
+              <w:rFonts w:ascii="Cambria Math" w:hAnsi="Cambria Math"/>
+              <w:sz w:val="24"/>
+              <w:szCs w:val="24"/>
+            </w:rPr>
+            <m:t>=3,2</m:t>
+          </m:r>
+        </m:oMath>
+      </m:oMathPara>
+    </w:p>
+    <w:p>
+      <w:pPr>
+        <w:spacing w:line="360" w:lineRule="auto"/>
+        <w:jc w:val="both"/>
+        <w:rPr>
+          <w:sz w:val="24"/>
+          <w:szCs w:val="24"/>
+        </w:rPr>
+      </w:pPr>
+      <w:r>
+        <w:rPr>
+          <w:b/>
+          <w:bCs/>
+          <w:sz w:val="24"/>
+          <w:szCs w:val="24"/>
+        </w:rPr>
+        <w:t>Resposta</w:t>
+      </w:r>
+      <w:r>
+        <w:rPr>
+          <w:sz w:val="24"/>
+          <w:szCs w:val="24"/>
+        </w:rPr>
+        <w:t>:</w:t>
+      </w:r>
+    </w:p>
+    <w:p>
+      <w:pPr>
+        <w:spacing w:line="360" w:lineRule="auto"/>
+        <w:jc w:val="both"/>
+        <w:rPr>
+          <w:sz w:val="24"/>
+          <w:szCs w:val="24"/>
+        </w:rPr>
+      </w:pPr>
+      <w:r>
+        <w:rPr>
+          <w:sz w:val="24"/>
+          <w:szCs w:val="24"/>
+        </w:rPr>
+        <w:t>O valor mediano para a frequência é 3,2 Hz.</w:t>
+      </w:r>
+    </w:p>
+    <w:p>
+      <w:pPr>
+        <w:spacing w:line="360" w:lineRule="auto"/>
+        <w:jc w:val="both"/>
+        <w:rPr>
+          <w:sz w:val="24"/>
+          <w:szCs w:val="24"/>
+        </w:rPr>
+      </w:pPr>
+      <w:r>
+        <w:rPr>
+          <w:sz w:val="24"/>
+          <w:szCs w:val="24"/>
+        </w:rPr>
+        <w:br w:type="page"/>
+      </w:r>
+    </w:p>
+    <w:p>
+      <w:pPr>
+        <w:spacing w:line="360" w:lineRule="auto"/>
+        <w:jc w:val="center"/>
+        <w:rPr>
+          <w:b/>
+          <w:bCs/>
+          <w:sz w:val="24"/>
+          <w:szCs w:val="24"/>
+        </w:rPr>
+      </w:pPr>
+      <w:r>
+        <w:rPr>
+          <w:b/>
+          <w:bCs/>
+          <w:sz w:val="24"/>
+          <w:szCs w:val="24"/>
+        </w:rPr>
+        <w:lastRenderedPageBreak/>
         <w:t>REFERÊNCIAS</w:t>
       </w:r>
     </w:p>
@@ -821,9 +7359,23 @@
           <w:szCs w:val="24"/>
         </w:rPr>
       </w:pPr>
+      <w:r>
+        <w:rPr>
+          <w:sz w:val="24"/>
+          <w:szCs w:val="24"/>
+        </w:rPr>
+        <w:t>UniCesumar</w:t>
+      </w:r>
+      <w:r>
+        <w:rPr>
+          <w:sz w:val="24"/>
+          <w:szCs w:val="24"/>
+        </w:rPr>
+        <w:t>. Matemática Aplicada à Computação. Maringá - PR, 2026.</w:t>
+      </w:r>
     </w:p>
     <w:sectPr>
-      <w:headerReference w:type="default" r:id="rId7"/>
+      <w:headerReference w:type="default" r:id="rId8"/>
       <w:pgSz w:w="11909" w:h="16834"/>
       <w:pgMar w:top="1440" w:right="1440" w:bottom="1440" w:left="1440" w:header="720" w:footer="720" w:gutter="0"/>
       <w:pgNumType w:start="1"/>
@@ -1050,11 +7602,11 @@
     </w:lvl>
   </w:abstractNum>
   <w:abstractNum w:abstractNumId="1" w15:restartNumberingAfterBreak="0">
-    <w:nsid w:val="45B3192F"/>
+    <w:nsid w:val="15BE3C8A"/>
     <w:multiLevelType w:val="hybridMultilevel"/>
-    <w:tmpl w:val="7E3A05E8"/>
-    <w:lvl w:ilvl="0" w:tplc="4842672C">
-      <w:start w:val="1"/>
+    <w:tmpl w:val="D21AB63E"/>
+    <w:lvl w:ilvl="0" w:tplc="1CE4B3EC">
+      <w:start w:val="3"/>
       <w:numFmt w:val="bullet"/>
       <w:lvlText w:val=""/>
       <w:lvlJc w:val="left"/>
@@ -1162,10 +7714,126 @@
       </w:rPr>
     </w:lvl>
   </w:abstractNum>
+  <w:abstractNum w:abstractNumId="2" w15:restartNumberingAfterBreak="0">
+    <w:nsid w:val="45B3192F"/>
+    <w:multiLevelType w:val="hybridMultilevel"/>
+    <w:tmpl w:val="7E3A05E8"/>
+    <w:lvl w:ilvl="0" w:tplc="4842672C">
+      <w:start w:val="1"/>
+      <w:numFmt w:val="bullet"/>
+      <w:lvlText w:val=""/>
+      <w:lvlJc w:val="left"/>
+      <w:pPr>
+        <w:ind w:left="720" w:hanging="360"/>
+      </w:pPr>
+      <w:rPr>
+        <w:rFonts w:ascii="Symbol" w:eastAsia="Arial" w:hAnsi="Symbol" w:cs="Arial" w:hint="default"/>
+      </w:rPr>
+    </w:lvl>
+    <w:lvl w:ilvl="1" w:tplc="04160003" w:tentative="1">
+      <w:start w:val="1"/>
+      <w:numFmt w:val="bullet"/>
+      <w:lvlText w:val="o"/>
+      <w:lvlJc w:val="left"/>
+      <w:pPr>
+        <w:ind w:left="1440" w:hanging="360"/>
+      </w:pPr>
+      <w:rPr>
+        <w:rFonts w:ascii="Courier New" w:hAnsi="Courier New" w:cs="Courier New" w:hint="default"/>
+      </w:rPr>
+    </w:lvl>
+    <w:lvl w:ilvl="2" w:tplc="04160005" w:tentative="1">
+      <w:start w:val="1"/>
+      <w:numFmt w:val="bullet"/>
+      <w:lvlText w:val=""/>
+      <w:lvlJc w:val="left"/>
+      <w:pPr>
+        <w:ind w:left="2160" w:hanging="360"/>
+      </w:pPr>
+      <w:rPr>
+        <w:rFonts w:ascii="Wingdings" w:hAnsi="Wingdings" w:hint="default"/>
+      </w:rPr>
+    </w:lvl>
+    <w:lvl w:ilvl="3" w:tplc="04160001" w:tentative="1">
+      <w:start w:val="1"/>
+      <w:numFmt w:val="bullet"/>
+      <w:lvlText w:val=""/>
+      <w:lvlJc w:val="left"/>
+      <w:pPr>
+        <w:ind w:left="2880" w:hanging="360"/>
+      </w:pPr>
+      <w:rPr>
+        <w:rFonts w:ascii="Symbol" w:hAnsi="Symbol" w:hint="default"/>
+      </w:rPr>
+    </w:lvl>
+    <w:lvl w:ilvl="4" w:tplc="04160003" w:tentative="1">
+      <w:start w:val="1"/>
+      <w:numFmt w:val="bullet"/>
+      <w:lvlText w:val="o"/>
+      <w:lvlJc w:val="left"/>
+      <w:pPr>
+        <w:ind w:left="3600" w:hanging="360"/>
+      </w:pPr>
+      <w:rPr>
+        <w:rFonts w:ascii="Courier New" w:hAnsi="Courier New" w:cs="Courier New" w:hint="default"/>
+      </w:rPr>
+    </w:lvl>
+    <w:lvl w:ilvl="5" w:tplc="04160005" w:tentative="1">
+      <w:start w:val="1"/>
+      <w:numFmt w:val="bullet"/>
+      <w:lvlText w:val=""/>
+      <w:lvlJc w:val="left"/>
+      <w:pPr>
+        <w:ind w:left="4320" w:hanging="360"/>
+      </w:pPr>
+      <w:rPr>
+        <w:rFonts w:ascii="Wingdings" w:hAnsi="Wingdings" w:hint="default"/>
+      </w:rPr>
+    </w:lvl>
+    <w:lvl w:ilvl="6" w:tplc="04160001" w:tentative="1">
+      <w:start w:val="1"/>
+      <w:numFmt w:val="bullet"/>
+      <w:lvlText w:val=""/>
+      <w:lvlJc w:val="left"/>
+      <w:pPr>
+        <w:ind w:left="5040" w:hanging="360"/>
+      </w:pPr>
+      <w:rPr>
+        <w:rFonts w:ascii="Symbol" w:hAnsi="Symbol" w:hint="default"/>
+      </w:rPr>
+    </w:lvl>
+    <w:lvl w:ilvl="7" w:tplc="04160003" w:tentative="1">
+      <w:start w:val="1"/>
+      <w:numFmt w:val="bullet"/>
+      <w:lvlText w:val="o"/>
+      <w:lvlJc w:val="left"/>
+      <w:pPr>
+        <w:ind w:left="5760" w:hanging="360"/>
+      </w:pPr>
+      <w:rPr>
+        <w:rFonts w:ascii="Courier New" w:hAnsi="Courier New" w:cs="Courier New" w:hint="default"/>
+      </w:rPr>
+    </w:lvl>
+    <w:lvl w:ilvl="8" w:tplc="04160005" w:tentative="1">
+      <w:start w:val="1"/>
+      <w:numFmt w:val="bullet"/>
+      <w:lvlText w:val=""/>
+      <w:lvlJc w:val="left"/>
+      <w:pPr>
+        <w:ind w:left="6480" w:hanging="360"/>
+      </w:pPr>
+      <w:rPr>
+        <w:rFonts w:ascii="Wingdings" w:hAnsi="Wingdings" w:hint="default"/>
+      </w:rPr>
+    </w:lvl>
+  </w:abstractNum>
   <w:num w:numId="1" w16cid:durableId="405735851">
     <w:abstractNumId w:val="0"/>
   </w:num>
   <w:num w:numId="2" w16cid:durableId="63964047">
+    <w:abstractNumId w:val="2"/>
+  </w:num>
+  <w:num w:numId="3" w16cid:durableId="720055865">
     <w:abstractNumId w:val="1"/>
   </w:num>
 </w:numbering>
@@ -1778,6 +8446,35 @@
       <w:contextualSpacing/>
     </w:pPr>
   </w:style>
+  <w:style w:type="character" w:styleId="TextodoEspaoReservado">
+    <w:name w:val="Placeholder Text"/>
+    <w:basedOn w:val="Fontepargpadro"/>
+    <w:uiPriority w:val="99"/>
+    <w:semiHidden/>
+    <w:rsid w:val="008E0C44"/>
+    <w:rPr>
+      <w:color w:val="666666"/>
+    </w:rPr>
+  </w:style>
+  <w:style w:type="table" w:styleId="Tabelacomgrade">
+    <w:name w:val="Table Grid"/>
+    <w:basedOn w:val="Tabelanormal"/>
+    <w:uiPriority w:val="39"/>
+    <w:rsid w:val="008E1B35"/>
+    <w:pPr>
+      <w:spacing w:line="240" w:lineRule="auto"/>
+    </w:pPr>
+    <w:tblPr>
+      <w:tblBorders>
+        <w:top w:val="single" w:sz="4" w:space="0" w:color="auto"/>
+        <w:left w:val="single" w:sz="4" w:space="0" w:color="auto"/>
+        <w:bottom w:val="single" w:sz="4" w:space="0" w:color="auto"/>
+        <w:right w:val="single" w:sz="4" w:space="0" w:color="auto"/>
+        <w:insideH w:val="single" w:sz="4" w:space="0" w:color="auto"/>
+        <w:insideV w:val="single" w:sz="4" w:space="0" w:color="auto"/>
+      </w:tblBorders>
+    </w:tblPr>
+  </w:style>
 </w:styles>
 </file>
 
@@ -2099,4 +8796,16 @@
   </a:objectDefaults>
   <a:extraClrSchemeLst/>
 </a:theme>
+</file>
+
+<file path=customXml/item1.xml><?xml version="1.0" encoding="utf-8"?>
+<b:Sources xmlns:b="http://schemas.openxmlformats.org/officeDocument/2006/bibliography" xmlns="http://schemas.openxmlformats.org/officeDocument/2006/bibliography" SelectedStyle="\APASixthEditionOfficeOnline.xsl" StyleName="APA" Version="6"/>
+</file>
+
+<file path=customXml/itemProps1.xml><?xml version="1.0" encoding="utf-8"?>
+<ds:datastoreItem xmlns:ds="http://schemas.openxmlformats.org/officeDocument/2006/customXml" ds:itemID="{EB5FD16C-B521-48CD-9388-66162676D7A9}">
+  <ds:schemaRefs>
+    <ds:schemaRef ds:uri="http://schemas.openxmlformats.org/officeDocument/2006/bibliography"/>
+  </ds:schemaRefs>
+</ds:datastoreItem>
 </file>